--- a/только вторая часть.docx
+++ b/только вторая часть.docx
@@ -10,6 +10,7 @@
           <w:rStyle w:val="relative"/>
         </w:rPr>
       </w:pPr>
+      <w:bookmarkStart w:id="0" w:name="_Hlk228992134"/>
       <w:r>
         <w:rPr>
           <w:rStyle w:val="a3"/>
@@ -665,6 +666,20 @@
     <w:p>
       <w:pPr>
         <w:pStyle w:val="a4"/>
+        <w:rPr>
+          <w:color w:val="FF0000"/>
+        </w:rPr>
+      </w:pPr>
+      <w:r>
+        <w:rPr>
+          <w:color w:val="FF0000"/>
+        </w:rPr>
+        <w:t>Следует отметить, что большинство современных атак реализуется не через одну уязвимость, а за счёт их комбинирования. Например, уязвимость XSS может использоваться для получения сессионных данных, после чего осуществляется обход механизмов аутентификации. В подобных условиях отдельные меры защиты, направленные на устранение одной уязвимости, оказываются недостаточными. Это создаёт противоречие между сложностью атак и фрагментарным характером защитных механизмов.</w:t>
+      </w:r>
+    </w:p>
+    <w:p>
+      <w:pPr>
+        <w:pStyle w:val="a4"/>
       </w:pPr>
       <w:r>
         <w:t>Следует отметить, что под комплексной защитой в данном случае понимается не просто набор отдельных средств, а их согласованное применение в рамках единой системы. Такая система должна учитывать архитектурные особенности веб-приложения, характер обрабатываемых данных, а также взаимосвязь между различными уровнями. Иначе говоря, защита должна быть выстроена таким образом, чтобы уязвимость одного компонента не приводила к компрометации всей системы.</w:t>
@@ -688,10 +703,2188 @@
     </w:p>
     <w:p>
       <w:pPr>
+        <w:spacing w:before="100" w:beforeAutospacing="1" w:after="100" w:afterAutospacing="1" w:line="240" w:lineRule="auto"/>
+        <w:rPr>
+          <w:rFonts w:ascii="Times New Roman" w:eastAsia="Times New Roman" w:hAnsi="Times New Roman" w:cs="Times New Roman"/>
+          <w:sz w:val="24"/>
+          <w:szCs w:val="24"/>
+          <w:lang w:eastAsia="ru-RU"/>
+        </w:rPr>
+      </w:pPr>
+      <w:r>
+        <w:rPr>
+          <w:rFonts w:ascii="Times New Roman" w:eastAsia="Times New Roman" w:hAnsi="Times New Roman" w:cs="Times New Roman"/>
+          <w:sz w:val="24"/>
+          <w:szCs w:val="24"/>
+          <w:lang w:eastAsia="ru-RU"/>
+        </w:rPr>
+        <w:t>На клиентском уровне обеспечение безопасности в первую очередь направлено на предотвращение выполнения вредоносного кода в браузере пользователя. Наиболее характерной угрозой в данном случае являются атаки типа межсайтового скриптинга (XSS), возникающие при выводе непроверенных пользовательских данных. В связи с этим ключевым механизмом защиты является строгая фильтрация и экранирование всех данных, отображаемых в HTML-документе. Например, специальные символы («&lt;», «&gt;», «"») должны заменяться на безопасные представления, что исключает их интерпретацию как HTML или JavaScript-кода.</w:t>
+      </w:r>
+    </w:p>
+    <w:p>
+      <w:pPr>
+        <w:spacing w:before="100" w:beforeAutospacing="1" w:after="100" w:afterAutospacing="1" w:line="240" w:lineRule="auto"/>
+        <w:rPr>
+          <w:rFonts w:ascii="Times New Roman" w:eastAsia="Times New Roman" w:hAnsi="Times New Roman" w:cs="Times New Roman"/>
+          <w:sz w:val="24"/>
+          <w:szCs w:val="24"/>
+          <w:lang w:eastAsia="ru-RU"/>
+        </w:rPr>
+      </w:pPr>
+      <w:r>
+        <w:rPr>
+          <w:rFonts w:ascii="Times New Roman" w:eastAsia="Times New Roman" w:hAnsi="Times New Roman" w:cs="Times New Roman"/>
+          <w:sz w:val="24"/>
+          <w:szCs w:val="24"/>
+          <w:lang w:eastAsia="ru-RU"/>
+        </w:rPr>
+        <w:lastRenderedPageBreak/>
+        <w:t>Дополнительно применяется политика безопасности контента (Content Security Policy).</w:t>
+      </w:r>
+      <w:r>
+        <w:rPr>
+          <w:rFonts w:ascii="Times New Roman" w:eastAsia="Times New Roman" w:hAnsi="Times New Roman" w:cs="Times New Roman"/>
+          <w:sz w:val="24"/>
+          <w:szCs w:val="24"/>
+          <w:lang w:eastAsia="ru-RU"/>
+        </w:rPr>
+        <w:t xml:space="preserve"> </w:t>
+      </w:r>
+      <w:r>
+        <w:rPr>
+          <w:rFonts w:ascii="Times New Roman" w:eastAsia="Times New Roman" w:hAnsi="Times New Roman" w:cs="Times New Roman"/>
+          <w:sz w:val="24"/>
+          <w:szCs w:val="24"/>
+          <w:lang w:eastAsia="ru-RU"/>
+        </w:rPr>
+        <w:t>[Этот механизм направлен на обнаружение и устранение атак, основанныхна межсайтовом скриптинге и внедрению данных злоумышленника в передаваемые запросы. Для работы используетряд директив, позволяющих гибко настроить механизмы защиты.]</w:t>
+      </w:r>
+      <w:r>
+        <w:rPr>
+          <w:rStyle w:val="a7"/>
+          <w:rFonts w:ascii="Times New Roman" w:eastAsia="Times New Roman" w:hAnsi="Times New Roman" w:cs="Times New Roman"/>
+          <w:sz w:val="24"/>
+          <w:szCs w:val="24"/>
+          <w:lang w:eastAsia="ru-RU"/>
+        </w:rPr>
+        <w:footnoteReference w:id="1"/>
+      </w:r>
+      <w:r>
+        <w:rPr>
+          <w:rFonts w:ascii="Times New Roman" w:eastAsia="Times New Roman" w:hAnsi="Times New Roman" w:cs="Times New Roman"/>
+          <w:sz w:val="24"/>
+          <w:szCs w:val="24"/>
+          <w:lang w:eastAsia="ru-RU"/>
+        </w:rPr>
+        <w:t xml:space="preserve"> При корректной настройке CSP браузер блокирует выполнение встроенных скриптов и загрузку ресурсов с недоверенных доменов, что существенно снижает риск XSS-атак. Также на практике используется запрет inline-скриптов и ограничение выполнения JavaScript только из доверенных источников.</w:t>
+      </w:r>
+    </w:p>
+    <w:p>
+      <w:r>
+        <w:t>Отдельного внимания требует хранение чувствительных данных на стороне клиента. Токены аутентификации и сессионные идентификаторы не должны сохраняться в доступных для JavaScript местах, таких как localStorage. [Если токен был сохранен в cookies, то клиент уязвим к атаке типа CSRF. Данная уязвимость влечет за собой возможность выполнения произвольных действий от имени жертвы, а также риск захвата аккаунта. Если JWT, полученный от SAuth, сохранятся в LocalStorage браузера, то возникает угроза XSS-атак на пользователя. Их суть состоит в том, чтобы отправить пользователю вредоносную ссылку, при переходе по которой злоумышленник получит информацию из локального хранилища браузера, в котором находится токен жертвы. Итогом эксплуатации XSS-уязвимости является возможность захвата аккаунта пользователя и отправка от его имени произвольных запросов на сервис.]</w:t>
+      </w:r>
+      <w:r>
+        <w:rPr>
+          <w:vertAlign w:val="superscript"/>
+        </w:rPr>
+        <w:footnoteReference w:id="2"/>
+      </w:r>
+      <w:r>
+        <w:rPr>
+          <w:vertAlign w:val="superscript"/>
+        </w:rPr>
+        <w:t xml:space="preserve"> </w:t>
+      </w:r>
+      <w:r>
+        <w:t>Поэтому р</w:t>
+      </w:r>
+      <w:r>
+        <w:t>екомендуется использовать cookies с атрибутами HttpOnly и Secure, которые предотвращают доступ к ним из скриптов и ограничивают передачу только по защищённому соединению. Кроме того, может применяться атрибут SameSite, уменьшающий риск межсайтовых атак. Таким образом, клиентский уровень реализует первичный барьер, направленный на исключение выполнения вредоносного кода и защиту пользовательских данных.</w:t>
+      </w:r>
+    </w:p>
+    <w:p>
+      <w:pPr>
+        <w:spacing w:before="100" w:beforeAutospacing="1" w:after="100" w:afterAutospacing="1" w:line="240" w:lineRule="auto"/>
+        <w:rPr>
+          <w:rFonts w:ascii="Times New Roman" w:eastAsia="Times New Roman" w:hAnsi="Times New Roman" w:cs="Times New Roman"/>
+          <w:sz w:val="24"/>
+          <w:szCs w:val="24"/>
+          <w:lang w:eastAsia="ru-RU"/>
+        </w:rPr>
+      </w:pPr>
+      <w:r>
+        <w:rPr>
+          <w:rFonts w:ascii="Times New Roman" w:eastAsia="Times New Roman" w:hAnsi="Times New Roman" w:cs="Times New Roman"/>
+          <w:sz w:val="24"/>
+          <w:szCs w:val="24"/>
+          <w:lang w:eastAsia="ru-RU"/>
+        </w:rPr>
+        <w:t>Серверный уровень, в свою очередь, является основным элементом обеспечения безопасности, так как именно здесь осуществляется обработка всех входящих запросов и принимаются решения о выполнении операций. В рамках комплексной защиты на данном уровне в обязательном порядке реализуется серверная валидация входных данных. Это означает, что любые данные, полученные от клиента, проверяются на соответствие ожидаемому формату, типу и диапазону значений. При этом нельзя полагаться на проверки, выполненные на стороне клиента, так как они могут быть обойдены.</w:t>
+      </w:r>
+    </w:p>
+    <w:p>
+      <w:pPr>
+        <w:spacing w:before="100" w:beforeAutospacing="1" w:after="100" w:afterAutospacing="1" w:line="240" w:lineRule="auto"/>
+        <w:rPr>
+          <w:rFonts w:ascii="Times New Roman" w:eastAsia="Times New Roman" w:hAnsi="Times New Roman" w:cs="Times New Roman"/>
+          <w:sz w:val="24"/>
+          <w:szCs w:val="24"/>
+          <w:lang w:eastAsia="ru-RU"/>
+        </w:rPr>
+      </w:pPr>
+      <w:r>
+        <w:rPr>
+          <w:rFonts w:ascii="Times New Roman" w:eastAsia="Times New Roman" w:hAnsi="Times New Roman" w:cs="Times New Roman"/>
+          <w:sz w:val="24"/>
+          <w:szCs w:val="24"/>
+          <w:lang w:eastAsia="ru-RU"/>
+        </w:rPr>
+        <w:t>Для предотвращения инъекционных атак, в частности SQL-инъекций, используется механизм параметризованных запросов.</w:t>
+      </w:r>
+      <w:r>
+        <w:rPr>
+          <w:rFonts w:ascii="Times New Roman" w:eastAsia="Times New Roman" w:hAnsi="Times New Roman" w:cs="Times New Roman"/>
+          <w:sz w:val="24"/>
+          <w:szCs w:val="24"/>
+          <w:lang w:eastAsia="ru-RU"/>
+        </w:rPr>
+        <w:t xml:space="preserve"> </w:t>
+      </w:r>
+      <w:r>
+        <w:rPr>
+          <w:rFonts w:ascii="Times New Roman" w:eastAsia="Times New Roman" w:hAnsi="Times New Roman" w:cs="Times New Roman"/>
+          <w:sz w:val="24"/>
+          <w:szCs w:val="24"/>
+          <w:lang w:eastAsia="ru-RU"/>
+        </w:rPr>
+        <w:t>[</w:t>
+      </w:r>
+      <w:r>
+        <w:t>Параметры в SQL-запросах — это способ передавать значения в запрос отдельно от его структуры. Значения не могут изменить структуру SQL-запроса, поэтому инъекции невозможны на уровне архитектуры.]</w:t>
+      </w:r>
+      <w:r>
+        <w:rPr>
+          <w:rStyle w:val="a7"/>
+        </w:rPr>
+        <w:footnoteReference w:id="3"/>
+      </w:r>
+      <w:r>
+        <w:rPr>
+          <w:rFonts w:ascii="Times New Roman" w:eastAsia="Times New Roman" w:hAnsi="Times New Roman" w:cs="Times New Roman"/>
+          <w:sz w:val="24"/>
+          <w:szCs w:val="24"/>
+          <w:lang w:eastAsia="ru-RU"/>
+        </w:rPr>
+        <w:t xml:space="preserve"> Дополнительно может применяться строгая типизация данных и ограничение допустимых значений.</w:t>
+      </w:r>
+    </w:p>
+    <w:p>
+      <w:pPr>
+        <w:spacing w:before="100" w:beforeAutospacing="1" w:after="100" w:afterAutospacing="1" w:line="240" w:lineRule="auto"/>
+        <w:rPr>
+          <w:rFonts w:ascii="Times New Roman" w:eastAsia="Times New Roman" w:hAnsi="Times New Roman" w:cs="Times New Roman"/>
+          <w:sz w:val="24"/>
+          <w:szCs w:val="24"/>
+          <w:lang w:eastAsia="ru-RU"/>
+        </w:rPr>
+      </w:pPr>
+      <w:r>
+        <w:rPr>
+          <w:rFonts w:ascii="Times New Roman" w:eastAsia="Times New Roman" w:hAnsi="Times New Roman" w:cs="Times New Roman"/>
+          <w:sz w:val="24"/>
+          <w:szCs w:val="24"/>
+          <w:lang w:eastAsia="ru-RU"/>
+        </w:rPr>
+        <w:t>Механизмы аутентификации реализуются с использованием защищённых сессий или токенов. При работе с сессиями важно обеспечивать генерацию случайных идентификаторов, их регулярное обновление и удаление при завершении работы пользователя. Также должна быть реализована защита от перебора паролей, например путём ограничения количества попыток входа и временной блокировки учётной записи.</w:t>
+      </w:r>
+      <w:r>
+        <w:rPr>
+          <w:rStyle w:val="a7"/>
+          <w:rFonts w:ascii="Times New Roman" w:eastAsia="Times New Roman" w:hAnsi="Times New Roman" w:cs="Times New Roman"/>
+          <w:sz w:val="24"/>
+          <w:szCs w:val="24"/>
+          <w:lang w:eastAsia="ru-RU"/>
+        </w:rPr>
+        <w:footnoteReference w:id="4"/>
+      </w:r>
+      <w:r>
+        <w:rPr>
+          <w:rFonts w:ascii="Times New Roman" w:eastAsia="Times New Roman" w:hAnsi="Times New Roman" w:cs="Times New Roman"/>
+          <w:sz w:val="24"/>
+          <w:szCs w:val="24"/>
+          <w:lang w:eastAsia="ru-RU"/>
+        </w:rPr>
+        <w:t xml:space="preserve"> </w:t>
+      </w:r>
+      <w:r>
+        <w:rPr>
+          <w:rFonts w:ascii="Times New Roman" w:eastAsia="Times New Roman" w:hAnsi="Times New Roman" w:cs="Times New Roman"/>
+          <w:sz w:val="24"/>
+          <w:szCs w:val="24"/>
+          <w:lang w:eastAsia="ru-RU"/>
+        </w:rPr>
+        <w:lastRenderedPageBreak/>
+        <w:t>В случае использования токенов необходимо контролировать срок их действия и исключать возможность повторного использования.</w:t>
+      </w:r>
+    </w:p>
+    <w:p>
+      <w:pPr>
+        <w:spacing w:before="100" w:beforeAutospacing="1" w:after="100" w:afterAutospacing="1" w:line="240" w:lineRule="auto"/>
+        <w:rPr>
+          <w:rFonts w:ascii="Times New Roman" w:eastAsia="Times New Roman" w:hAnsi="Times New Roman" w:cs="Times New Roman"/>
+          <w:sz w:val="24"/>
+          <w:szCs w:val="24"/>
+          <w:lang w:eastAsia="ru-RU"/>
+        </w:rPr>
+      </w:pPr>
+      <w:r>
+        <w:rPr>
+          <w:rFonts w:ascii="Times New Roman" w:eastAsia="Times New Roman" w:hAnsi="Times New Roman" w:cs="Times New Roman"/>
+          <w:sz w:val="24"/>
+          <w:szCs w:val="24"/>
+          <w:lang w:eastAsia="ru-RU"/>
+        </w:rPr>
+        <w:t>Авторизация должна проверяться на сервере при каждом запросе. Это означает, что доступ к ресурсам не может определяться только интерфейсом пользователя. Для этого применяется ролевая модель доступа, при которой каждому пользователю назначается набор прав, и при обработке запроса проверяется, соответствует ли операция его роли. Дополнительно рекомендуется реализовывать проверку доступа к конкретным объектам, чтобы исключить возможность получения данных других пользователей.</w:t>
+      </w:r>
+    </w:p>
+    <w:p>
+      <w:pPr>
+        <w:spacing w:before="100" w:beforeAutospacing="1" w:after="100" w:afterAutospacing="1" w:line="240" w:lineRule="auto"/>
+        <w:rPr>
+          <w:rFonts w:ascii="Times New Roman" w:eastAsia="Times New Roman" w:hAnsi="Times New Roman" w:cs="Times New Roman"/>
+          <w:sz w:val="24"/>
+          <w:szCs w:val="24"/>
+          <w:lang w:eastAsia="ru-RU"/>
+        </w:rPr>
+      </w:pPr>
+      <w:r>
+        <w:rPr>
+          <w:rFonts w:ascii="Times New Roman" w:eastAsia="Times New Roman" w:hAnsi="Times New Roman" w:cs="Times New Roman"/>
+          <w:sz w:val="24"/>
+          <w:szCs w:val="24"/>
+          <w:lang w:eastAsia="ru-RU"/>
+        </w:rPr>
+        <w:t>На уровне хранения данных основное внимание уделяется защите базы данных от несанкционированного доступа и изменения информации. Помимо использования параметризованных запросов, важным механизмом является разграничение прав доступа на уровне самой базы данных. Например, приложение должно использовать отдельного пользователя базы данных с минимально необходимыми правами, что ограничивает возможный ущерб в случае компрометации.</w:t>
+      </w:r>
+    </w:p>
+    <w:p>
+      <w:pPr>
+        <w:spacing w:before="100" w:beforeAutospacing="1" w:after="100" w:afterAutospacing="1" w:line="240" w:lineRule="auto"/>
+        <w:rPr>
+          <w:rFonts w:ascii="Times New Roman" w:eastAsia="Times New Roman" w:hAnsi="Times New Roman" w:cs="Times New Roman"/>
+          <w:sz w:val="24"/>
+          <w:szCs w:val="24"/>
+          <w:lang w:eastAsia="ru-RU"/>
+        </w:rPr>
+      </w:pPr>
+      <w:r>
+        <w:rPr>
+          <w:rFonts w:ascii="Times New Roman" w:eastAsia="Times New Roman" w:hAnsi="Times New Roman" w:cs="Times New Roman"/>
+          <w:sz w:val="24"/>
+          <w:szCs w:val="24"/>
+          <w:lang w:eastAsia="ru-RU"/>
+        </w:rPr>
+        <w:t>Также рекомендуется разделять операции чтения и записи и контролировать доступ к критически важным таблицам. Для повышения безопасности может применяться журналирование операций, позволяющее отслеживать изменения данных и выявлять подозрительную активность. В отдельных случаях используется шифрование конфиденциальной информации, например паролей, с применением стойких алгоритмов хэширования.</w:t>
+      </w:r>
+    </w:p>
+    <w:p>
+      <w:pPr>
+        <w:spacing w:before="100" w:beforeAutospacing="1" w:after="100" w:afterAutospacing="1" w:line="240" w:lineRule="auto"/>
+        <w:rPr>
+          <w:rFonts w:ascii="Times New Roman" w:eastAsia="Times New Roman" w:hAnsi="Times New Roman" w:cs="Times New Roman"/>
+          <w:sz w:val="24"/>
+          <w:szCs w:val="24"/>
+          <w:lang w:eastAsia="ru-RU"/>
+        </w:rPr>
+      </w:pPr>
+      <w:r>
+        <w:rPr>
+          <w:rFonts w:ascii="Times New Roman" w:eastAsia="Times New Roman" w:hAnsi="Times New Roman" w:cs="Times New Roman"/>
+          <w:sz w:val="24"/>
+          <w:szCs w:val="24"/>
+          <w:lang w:eastAsia="ru-RU"/>
+        </w:rPr>
+        <w:t>Сетевой уровень отвечает за передачу данных между клиентом и сервером, что делает его критически важным с точки зрения защиты информации. Основным механизмом здесь является использование протокола HTTPS, обеспечивающего шифрование трафика с помощью TLS. Это предотвращает перехват данных и их изменение в процессе передачи.</w:t>
+      </w:r>
+    </w:p>
+    <w:p>
+      <w:pPr>
+        <w:spacing w:before="100" w:beforeAutospacing="1" w:after="100" w:afterAutospacing="1" w:line="240" w:lineRule="auto"/>
+        <w:rPr>
+          <w:rFonts w:ascii="Times New Roman" w:eastAsia="Times New Roman" w:hAnsi="Times New Roman" w:cs="Times New Roman"/>
+          <w:sz w:val="24"/>
+          <w:szCs w:val="24"/>
+          <w:lang w:eastAsia="ru-RU"/>
+        </w:rPr>
+      </w:pPr>
+      <w:r>
+        <w:rPr>
+          <w:rFonts w:ascii="Times New Roman" w:eastAsia="Times New Roman" w:hAnsi="Times New Roman" w:cs="Times New Roman"/>
+          <w:sz w:val="24"/>
+          <w:szCs w:val="24"/>
+          <w:lang w:eastAsia="ru-RU"/>
+        </w:rPr>
+        <w:t xml:space="preserve">Дополнительно рекомендуется использовать механизм HSTS (HTTP Strict Transport Security), </w:t>
+      </w:r>
+      <w:r>
+        <w:rPr>
+          <w:rFonts w:ascii="Times New Roman" w:eastAsia="Times New Roman" w:hAnsi="Times New Roman" w:cs="Times New Roman"/>
+          <w:sz w:val="24"/>
+          <w:szCs w:val="24"/>
+          <w:lang w:eastAsia="ru-RU"/>
+        </w:rPr>
+        <w:t>[HSTS — это политика безопасности, которая предписывает браузерам подключаться к веб-сайту только по протоколу HTTPS, даже если пользователь вводит адрес веб-сайта с помощью «http» вместо «https». Это помогает предотвратить случайное подключение пользователей к веб-сайту через небезопасное соединение</w:t>
+      </w:r>
+      <w:r>
+        <w:rPr>
+          <w:rFonts w:ascii="Times New Roman" w:eastAsia="Times New Roman" w:hAnsi="Times New Roman" w:cs="Times New Roman"/>
+          <w:sz w:val="24"/>
+          <w:szCs w:val="24"/>
+          <w:lang w:eastAsia="ru-RU"/>
+        </w:rPr>
+        <w:t>.</w:t>
+      </w:r>
+      <w:r>
+        <w:rPr>
+          <w:rFonts w:ascii="Times New Roman" w:eastAsia="Times New Roman" w:hAnsi="Times New Roman" w:cs="Times New Roman"/>
+          <w:sz w:val="24"/>
+          <w:szCs w:val="24"/>
+          <w:lang w:eastAsia="ru-RU"/>
+        </w:rPr>
+        <w:t>]</w:t>
+      </w:r>
+      <w:r>
+        <w:rPr>
+          <w:rStyle w:val="a7"/>
+          <w:rFonts w:ascii="Times New Roman" w:eastAsia="Times New Roman" w:hAnsi="Times New Roman" w:cs="Times New Roman"/>
+          <w:sz w:val="24"/>
+          <w:szCs w:val="24"/>
+          <w:lang w:eastAsia="ru-RU"/>
+        </w:rPr>
+        <w:footnoteReference w:id="5"/>
+      </w:r>
+      <w:r>
+        <w:rPr>
+          <w:rFonts w:ascii="Times New Roman" w:eastAsia="Times New Roman" w:hAnsi="Times New Roman" w:cs="Times New Roman"/>
+          <w:sz w:val="24"/>
+          <w:szCs w:val="24"/>
+          <w:lang w:eastAsia="ru-RU"/>
+        </w:rPr>
+        <w:t xml:space="preserve"> Также важна корректная настройка сертификатов и отказ от использования устаревших криптографических алгоритмов. Для защиты от атак типа «человек посередине» может применяться проверка целостности соединения и ограничение доверенных сертификатов.</w:t>
+      </w:r>
+    </w:p>
+    <w:p>
+      <w:pPr>
+        <w:spacing w:before="100" w:beforeAutospacing="1" w:after="100" w:afterAutospacing="1" w:line="240" w:lineRule="auto"/>
+        <w:rPr>
+          <w:rFonts w:ascii="Times New Roman" w:eastAsia="Times New Roman" w:hAnsi="Times New Roman" w:cs="Times New Roman"/>
+          <w:sz w:val="24"/>
+          <w:szCs w:val="24"/>
+          <w:lang w:eastAsia="ru-RU"/>
+        </w:rPr>
+      </w:pPr>
+      <w:r>
+        <w:rPr>
+          <w:rFonts w:ascii="Times New Roman" w:eastAsia="Times New Roman" w:hAnsi="Times New Roman" w:cs="Times New Roman"/>
+          <w:sz w:val="24"/>
+          <w:szCs w:val="24"/>
+          <w:lang w:eastAsia="ru-RU"/>
+        </w:rPr>
+        <w:t>Инфраструктурный уровень включает серверы, операционные системы и среду выполнения приложения. Здесь безопасность достигается за счёт регулярного обновления программного обеспечения, устранения известных уязвимостей и минимизации доступных сервисов. Например, должны быть закрыты все неиспользуемые порты и отключены ненужные службы.</w:t>
+      </w:r>
+    </w:p>
+    <w:p>
+      <w:pPr>
+        <w:spacing w:before="100" w:beforeAutospacing="1" w:after="100" w:afterAutospacing="1" w:line="240" w:lineRule="auto"/>
+        <w:rPr>
+          <w:rFonts w:ascii="Times New Roman" w:eastAsia="Times New Roman" w:hAnsi="Times New Roman" w:cs="Times New Roman"/>
+          <w:sz w:val="24"/>
+          <w:szCs w:val="24"/>
+          <w:lang w:eastAsia="ru-RU"/>
+        </w:rPr>
+      </w:pPr>
+      <w:r>
+        <w:rPr>
+          <w:rFonts w:ascii="Times New Roman" w:eastAsia="Times New Roman" w:hAnsi="Times New Roman" w:cs="Times New Roman"/>
+          <w:sz w:val="24"/>
+          <w:szCs w:val="24"/>
+          <w:lang w:eastAsia="ru-RU"/>
+        </w:rPr>
+        <w:t xml:space="preserve">Контроль доступа к серверу осуществляется с использованием механизмов аутентификации, ограничением прав пользователей и применением принципа минимальных привилегий. Также широко используются межсетевые экраны, </w:t>
+      </w:r>
+      <w:r>
+        <w:rPr>
+          <w:rFonts w:ascii="Times New Roman" w:eastAsia="Times New Roman" w:hAnsi="Times New Roman" w:cs="Times New Roman"/>
+          <w:sz w:val="24"/>
+          <w:szCs w:val="24"/>
+          <w:lang w:eastAsia="ru-RU"/>
+        </w:rPr>
+        <w:lastRenderedPageBreak/>
+        <w:t>позволяющие фильтровать входящий трафик, и системы обнаружения вторжений, фиксирующие подозрительную активность.</w:t>
+      </w:r>
+    </w:p>
+    <w:p>
+      <w:pPr>
+        <w:spacing w:before="100" w:beforeAutospacing="1" w:after="100" w:afterAutospacing="1" w:line="240" w:lineRule="auto"/>
+        <w:rPr>
+          <w:rFonts w:ascii="Times New Roman" w:eastAsia="Times New Roman" w:hAnsi="Times New Roman" w:cs="Times New Roman"/>
+          <w:sz w:val="24"/>
+          <w:szCs w:val="24"/>
+          <w:lang w:eastAsia="ru-RU"/>
+        </w:rPr>
+      </w:pPr>
+      <w:r>
+        <w:rPr>
+          <w:rFonts w:ascii="Times New Roman" w:eastAsia="Times New Roman" w:hAnsi="Times New Roman" w:cs="Times New Roman"/>
+          <w:sz w:val="24"/>
+          <w:szCs w:val="24"/>
+          <w:lang w:eastAsia="ru-RU"/>
+        </w:rPr>
+        <w:t>Дополнительно внедряются системы мониторинга и журналирования, позволяющие отслеживать события безопасности и оперативно реагировать на инциденты. В частности, ведётся запись попыток входа, ошибок авторизации и обращений к критическим ресурсам. Несмотря на то, что данные меры не предотвращают уязвимости напрямую, они позволяют существенно сократить время обнаружения атак и минимизировать их последствия.</w:t>
+      </w:r>
+    </w:p>
+    <w:p>
+      <w:pPr>
+        <w:spacing w:before="100" w:beforeAutospacing="1" w:after="100" w:afterAutospacing="1" w:line="240" w:lineRule="auto"/>
+      </w:pPr>
+      <w:r>
+        <w:t>Для наглядного представления возможной модели комплексной защиты целесообразно рассмотреть взаимосвязь между уровнями архитектуры веб-приложения, типовыми угрозами, уязвимостями и механизмами защиты.</w:t>
+      </w:r>
+      <w:r>
+        <w:t xml:space="preserve"> </w:t>
+      </w:r>
+    </w:p>
+    <w:tbl>
+      <w:tblPr>
+        <w:tblW w:w="0" w:type="auto"/>
+        <w:tblCellSpacing w:w="15" w:type="dxa"/>
+        <w:tblCellMar>
+          <w:top w:w="15" w:type="dxa"/>
+          <w:left w:w="15" w:type="dxa"/>
+          <w:bottom w:w="15" w:type="dxa"/>
+          <w:right w:w="15" w:type="dxa"/>
+        </w:tblCellMar>
+        <w:tblLook w:val="04A0" w:firstRow="1" w:lastRow="0" w:firstColumn="1" w:lastColumn="0" w:noHBand="0" w:noVBand="1"/>
+      </w:tblPr>
+      <w:tblGrid>
+        <w:gridCol w:w="1985"/>
+        <w:gridCol w:w="2811"/>
+        <w:gridCol w:w="2084"/>
+        <w:gridCol w:w="2475"/>
+      </w:tblGrid>
+      <w:tr>
+        <w:trPr>
+          <w:tblHeader/>
+          <w:tblCellSpacing w:w="15" w:type="dxa"/>
+        </w:trPr>
+        <w:tc>
+          <w:tcPr>
+            <w:tcW w:w="1940" w:type="dxa"/>
+            <w:vAlign w:val="center"/>
+            <w:hideMark/>
+          </w:tcPr>
+          <w:p>
+            <w:pPr>
+              <w:spacing w:after="0" w:line="240" w:lineRule="auto"/>
+              <w:jc w:val="center"/>
+              <w:rPr>
+                <w:rFonts w:ascii="Times New Roman" w:eastAsia="Times New Roman" w:hAnsi="Times New Roman" w:cs="Times New Roman"/>
+                <w:b/>
+                <w:bCs/>
+                <w:sz w:val="24"/>
+                <w:szCs w:val="24"/>
+                <w:lang w:eastAsia="ru-RU"/>
+              </w:rPr>
+            </w:pPr>
+            <w:r>
+              <w:rPr>
+                <w:rFonts w:ascii="Times New Roman" w:eastAsia="Times New Roman" w:hAnsi="Times New Roman" w:cs="Times New Roman"/>
+                <w:b/>
+                <w:bCs/>
+                <w:sz w:val="24"/>
+                <w:szCs w:val="24"/>
+                <w:lang w:eastAsia="ru-RU"/>
+              </w:rPr>
+              <w:t>Уровень архитектуры</w:t>
+            </w:r>
+          </w:p>
+        </w:tc>
+        <w:tc>
+          <w:tcPr>
+            <w:tcW w:w="2781" w:type="dxa"/>
+            <w:vAlign w:val="center"/>
+            <w:hideMark/>
+          </w:tcPr>
+          <w:p>
+            <w:pPr>
+              <w:spacing w:after="0" w:line="240" w:lineRule="auto"/>
+              <w:jc w:val="center"/>
+              <w:rPr>
+                <w:rFonts w:ascii="Times New Roman" w:eastAsia="Times New Roman" w:hAnsi="Times New Roman" w:cs="Times New Roman"/>
+                <w:b/>
+                <w:bCs/>
+                <w:sz w:val="24"/>
+                <w:szCs w:val="24"/>
+                <w:lang w:eastAsia="ru-RU"/>
+              </w:rPr>
+            </w:pPr>
+            <w:r>
+              <w:rPr>
+                <w:rFonts w:ascii="Times New Roman" w:eastAsia="Times New Roman" w:hAnsi="Times New Roman" w:cs="Times New Roman"/>
+                <w:b/>
+                <w:bCs/>
+                <w:sz w:val="24"/>
+                <w:szCs w:val="24"/>
+                <w:lang w:eastAsia="ru-RU"/>
+              </w:rPr>
+              <w:t>Типовые угрозы</w:t>
+            </w:r>
+          </w:p>
+        </w:tc>
+        <w:tc>
+          <w:tcPr>
+            <w:tcW w:w="0" w:type="auto"/>
+            <w:vAlign w:val="center"/>
+            <w:hideMark/>
+          </w:tcPr>
+          <w:p>
+            <w:pPr>
+              <w:spacing w:after="0" w:line="240" w:lineRule="auto"/>
+              <w:jc w:val="center"/>
+              <w:rPr>
+                <w:rFonts w:ascii="Times New Roman" w:eastAsia="Times New Roman" w:hAnsi="Times New Roman" w:cs="Times New Roman"/>
+                <w:b/>
+                <w:bCs/>
+                <w:sz w:val="24"/>
+                <w:szCs w:val="24"/>
+                <w:lang w:eastAsia="ru-RU"/>
+              </w:rPr>
+            </w:pPr>
+            <w:r>
+              <w:rPr>
+                <w:rFonts w:ascii="Times New Roman" w:eastAsia="Times New Roman" w:hAnsi="Times New Roman" w:cs="Times New Roman"/>
+                <w:b/>
+                <w:bCs/>
+                <w:sz w:val="24"/>
+                <w:szCs w:val="24"/>
+                <w:lang w:eastAsia="ru-RU"/>
+              </w:rPr>
+              <w:t>Уязвимости</w:t>
+            </w:r>
+          </w:p>
+        </w:tc>
+        <w:tc>
+          <w:tcPr>
+            <w:tcW w:w="0" w:type="auto"/>
+            <w:vAlign w:val="center"/>
+            <w:hideMark/>
+          </w:tcPr>
+          <w:p>
+            <w:pPr>
+              <w:spacing w:after="0" w:line="240" w:lineRule="auto"/>
+              <w:jc w:val="center"/>
+              <w:rPr>
+                <w:rFonts w:ascii="Times New Roman" w:eastAsia="Times New Roman" w:hAnsi="Times New Roman" w:cs="Times New Roman"/>
+                <w:b/>
+                <w:bCs/>
+                <w:sz w:val="24"/>
+                <w:szCs w:val="24"/>
+                <w:lang w:eastAsia="ru-RU"/>
+              </w:rPr>
+            </w:pPr>
+            <w:r>
+              <w:rPr>
+                <w:rFonts w:ascii="Times New Roman" w:eastAsia="Times New Roman" w:hAnsi="Times New Roman" w:cs="Times New Roman"/>
+                <w:b/>
+                <w:bCs/>
+                <w:sz w:val="24"/>
+                <w:szCs w:val="24"/>
+                <w:lang w:eastAsia="ru-RU"/>
+              </w:rPr>
+              <w:t>Механизмы защиты</w:t>
+            </w:r>
+          </w:p>
+        </w:tc>
+      </w:tr>
+      <w:tr>
+        <w:trPr>
+          <w:tblCellSpacing w:w="15" w:type="dxa"/>
+        </w:trPr>
+        <w:tc>
+          <w:tcPr>
+            <w:tcW w:w="1940" w:type="dxa"/>
+            <w:vAlign w:val="center"/>
+            <w:hideMark/>
+          </w:tcPr>
+          <w:p>
+            <w:pPr>
+              <w:spacing w:after="0" w:line="240" w:lineRule="auto"/>
+              <w:rPr>
+                <w:rFonts w:ascii="Times New Roman" w:eastAsia="Times New Roman" w:hAnsi="Times New Roman" w:cs="Times New Roman"/>
+                <w:sz w:val="24"/>
+                <w:szCs w:val="24"/>
+                <w:lang w:eastAsia="ru-RU"/>
+              </w:rPr>
+            </w:pPr>
+            <w:r>
+              <w:rPr>
+                <w:rFonts w:ascii="Times New Roman" w:eastAsia="Times New Roman" w:hAnsi="Times New Roman" w:cs="Times New Roman"/>
+                <w:b/>
+                <w:bCs/>
+                <w:sz w:val="24"/>
+                <w:szCs w:val="24"/>
+                <w:lang w:eastAsia="ru-RU"/>
+              </w:rPr>
+              <w:t>Клиент (браузер)</w:t>
+            </w:r>
+          </w:p>
+        </w:tc>
+        <w:tc>
+          <w:tcPr>
+            <w:tcW w:w="2781" w:type="dxa"/>
+            <w:vAlign w:val="center"/>
+            <w:hideMark/>
+          </w:tcPr>
+          <w:p>
+            <w:pPr>
+              <w:spacing w:after="0" w:line="240" w:lineRule="auto"/>
+              <w:rPr>
+                <w:rFonts w:ascii="Times New Roman" w:eastAsia="Times New Roman" w:hAnsi="Times New Roman" w:cs="Times New Roman"/>
+                <w:sz w:val="24"/>
+                <w:szCs w:val="24"/>
+                <w:lang w:eastAsia="ru-RU"/>
+              </w:rPr>
+            </w:pPr>
+            <w:r>
+              <w:rPr>
+                <w:rFonts w:ascii="Times New Roman" w:eastAsia="Times New Roman" w:hAnsi="Times New Roman" w:cs="Times New Roman"/>
+                <w:sz w:val="24"/>
+                <w:szCs w:val="24"/>
+                <w:lang w:eastAsia="ru-RU"/>
+              </w:rPr>
+              <w:t>XSS, clickjacking, утечка данных</w:t>
+            </w:r>
+          </w:p>
+        </w:tc>
+        <w:tc>
+          <w:tcPr>
+            <w:tcW w:w="0" w:type="auto"/>
+            <w:vAlign w:val="center"/>
+            <w:hideMark/>
+          </w:tcPr>
+          <w:p>
+            <w:pPr>
+              <w:spacing w:after="0" w:line="240" w:lineRule="auto"/>
+              <w:rPr>
+                <w:rFonts w:ascii="Times New Roman" w:eastAsia="Times New Roman" w:hAnsi="Times New Roman" w:cs="Times New Roman"/>
+                <w:sz w:val="24"/>
+                <w:szCs w:val="24"/>
+                <w:lang w:eastAsia="ru-RU"/>
+              </w:rPr>
+            </w:pPr>
+            <w:r>
+              <w:rPr>
+                <w:rFonts w:ascii="Times New Roman" w:eastAsia="Times New Roman" w:hAnsi="Times New Roman" w:cs="Times New Roman"/>
+                <w:sz w:val="24"/>
+                <w:szCs w:val="24"/>
+                <w:lang w:eastAsia="ru-RU"/>
+              </w:rPr>
+              <w:t>отсутствие фильтрации, небезопасный вывод данных, хранение токенов в JS</w:t>
+            </w:r>
+          </w:p>
+        </w:tc>
+        <w:tc>
+          <w:tcPr>
+            <w:tcW w:w="0" w:type="auto"/>
+            <w:vAlign w:val="center"/>
+            <w:hideMark/>
+          </w:tcPr>
+          <w:p>
+            <w:pPr>
+              <w:spacing w:after="0" w:line="240" w:lineRule="auto"/>
+              <w:rPr>
+                <w:rFonts w:ascii="Times New Roman" w:eastAsia="Times New Roman" w:hAnsi="Times New Roman" w:cs="Times New Roman"/>
+                <w:sz w:val="24"/>
+                <w:szCs w:val="24"/>
+                <w:lang w:val="en-US" w:eastAsia="ru-RU"/>
+              </w:rPr>
+            </w:pPr>
+            <w:r>
+              <w:rPr>
+                <w:rFonts w:ascii="Times New Roman" w:eastAsia="Times New Roman" w:hAnsi="Times New Roman" w:cs="Times New Roman"/>
+                <w:sz w:val="24"/>
+                <w:szCs w:val="24"/>
+                <w:lang w:eastAsia="ru-RU"/>
+              </w:rPr>
+              <w:t>экранирование</w:t>
+            </w:r>
+            <w:r>
+              <w:rPr>
+                <w:rFonts w:ascii="Times New Roman" w:eastAsia="Times New Roman" w:hAnsi="Times New Roman" w:cs="Times New Roman"/>
+                <w:sz w:val="24"/>
+                <w:szCs w:val="24"/>
+                <w:lang w:val="en-US" w:eastAsia="ru-RU"/>
+              </w:rPr>
+              <w:t xml:space="preserve"> </w:t>
+            </w:r>
+            <w:r>
+              <w:rPr>
+                <w:rFonts w:ascii="Times New Roman" w:eastAsia="Times New Roman" w:hAnsi="Times New Roman" w:cs="Times New Roman"/>
+                <w:sz w:val="24"/>
+                <w:szCs w:val="24"/>
+                <w:lang w:eastAsia="ru-RU"/>
+              </w:rPr>
+              <w:t>вывода</w:t>
+            </w:r>
+            <w:r>
+              <w:rPr>
+                <w:rFonts w:ascii="Times New Roman" w:eastAsia="Times New Roman" w:hAnsi="Times New Roman" w:cs="Times New Roman"/>
+                <w:sz w:val="24"/>
+                <w:szCs w:val="24"/>
+                <w:lang w:val="en-US" w:eastAsia="ru-RU"/>
+              </w:rPr>
+              <w:t xml:space="preserve">, Content Security Policy (CSP), HttpOnly cookies, </w:t>
+            </w:r>
+            <w:r>
+              <w:rPr>
+                <w:rFonts w:ascii="Times New Roman" w:eastAsia="Times New Roman" w:hAnsi="Times New Roman" w:cs="Times New Roman"/>
+                <w:sz w:val="24"/>
+                <w:szCs w:val="24"/>
+                <w:lang w:eastAsia="ru-RU"/>
+              </w:rPr>
+              <w:t>защита</w:t>
+            </w:r>
+            <w:r>
+              <w:rPr>
+                <w:rFonts w:ascii="Times New Roman" w:eastAsia="Times New Roman" w:hAnsi="Times New Roman" w:cs="Times New Roman"/>
+                <w:sz w:val="24"/>
+                <w:szCs w:val="24"/>
+                <w:lang w:val="en-US" w:eastAsia="ru-RU"/>
+              </w:rPr>
+              <w:t xml:space="preserve"> </w:t>
+            </w:r>
+            <w:r>
+              <w:rPr>
+                <w:rFonts w:ascii="Times New Roman" w:eastAsia="Times New Roman" w:hAnsi="Times New Roman" w:cs="Times New Roman"/>
+                <w:sz w:val="24"/>
+                <w:szCs w:val="24"/>
+                <w:lang w:eastAsia="ru-RU"/>
+              </w:rPr>
+              <w:t>от</w:t>
+            </w:r>
+            <w:r>
+              <w:rPr>
+                <w:rFonts w:ascii="Times New Roman" w:eastAsia="Times New Roman" w:hAnsi="Times New Roman" w:cs="Times New Roman"/>
+                <w:sz w:val="24"/>
+                <w:szCs w:val="24"/>
+                <w:lang w:val="en-US" w:eastAsia="ru-RU"/>
+              </w:rPr>
+              <w:t xml:space="preserve"> iframe</w:t>
+            </w:r>
+          </w:p>
+        </w:tc>
+      </w:tr>
+      <w:tr>
+        <w:trPr>
+          <w:tblCellSpacing w:w="15" w:type="dxa"/>
+        </w:trPr>
+        <w:tc>
+          <w:tcPr>
+            <w:tcW w:w="1940" w:type="dxa"/>
+            <w:vAlign w:val="center"/>
+            <w:hideMark/>
+          </w:tcPr>
+          <w:p>
+            <w:pPr>
+              <w:spacing w:after="0" w:line="240" w:lineRule="auto"/>
+              <w:rPr>
+                <w:rFonts w:ascii="Times New Roman" w:eastAsia="Times New Roman" w:hAnsi="Times New Roman" w:cs="Times New Roman"/>
+                <w:sz w:val="24"/>
+                <w:szCs w:val="24"/>
+                <w:lang w:eastAsia="ru-RU"/>
+              </w:rPr>
+            </w:pPr>
+            <w:r>
+              <w:rPr>
+                <w:rFonts w:ascii="Times New Roman" w:eastAsia="Times New Roman" w:hAnsi="Times New Roman" w:cs="Times New Roman"/>
+                <w:b/>
+                <w:bCs/>
+                <w:sz w:val="24"/>
+                <w:szCs w:val="24"/>
+                <w:lang w:eastAsia="ru-RU"/>
+              </w:rPr>
+              <w:t>Клиент–сервер взаимодействие (API, HTTP)</w:t>
+            </w:r>
+          </w:p>
+        </w:tc>
+        <w:tc>
+          <w:tcPr>
+            <w:tcW w:w="2781" w:type="dxa"/>
+            <w:vAlign w:val="center"/>
+            <w:hideMark/>
+          </w:tcPr>
+          <w:p>
+            <w:pPr>
+              <w:spacing w:after="0" w:line="240" w:lineRule="auto"/>
+              <w:rPr>
+                <w:rFonts w:ascii="Times New Roman" w:eastAsia="Times New Roman" w:hAnsi="Times New Roman" w:cs="Times New Roman"/>
+                <w:sz w:val="24"/>
+                <w:szCs w:val="24"/>
+                <w:lang w:eastAsia="ru-RU"/>
+              </w:rPr>
+            </w:pPr>
+            <w:r>
+              <w:rPr>
+                <w:rFonts w:ascii="Times New Roman" w:eastAsia="Times New Roman" w:hAnsi="Times New Roman" w:cs="Times New Roman"/>
+                <w:sz w:val="24"/>
+                <w:szCs w:val="24"/>
+                <w:lang w:eastAsia="ru-RU"/>
+              </w:rPr>
+              <w:t>CSRF, перехват запросов, подмена данных</w:t>
+            </w:r>
+          </w:p>
+        </w:tc>
+        <w:tc>
+          <w:tcPr>
+            <w:tcW w:w="0" w:type="auto"/>
+            <w:vAlign w:val="center"/>
+            <w:hideMark/>
+          </w:tcPr>
+          <w:p>
+            <w:pPr>
+              <w:spacing w:after="0" w:line="240" w:lineRule="auto"/>
+              <w:rPr>
+                <w:rFonts w:ascii="Times New Roman" w:eastAsia="Times New Roman" w:hAnsi="Times New Roman" w:cs="Times New Roman"/>
+                <w:sz w:val="24"/>
+                <w:szCs w:val="24"/>
+                <w:lang w:eastAsia="ru-RU"/>
+              </w:rPr>
+            </w:pPr>
+            <w:r>
+              <w:rPr>
+                <w:rFonts w:ascii="Times New Roman" w:eastAsia="Times New Roman" w:hAnsi="Times New Roman" w:cs="Times New Roman"/>
+                <w:sz w:val="24"/>
+                <w:szCs w:val="24"/>
+                <w:lang w:eastAsia="ru-RU"/>
+              </w:rPr>
+              <w:t>автоматическая отправка cookies, отсутствие проверки запросов</w:t>
+            </w:r>
+          </w:p>
+        </w:tc>
+        <w:tc>
+          <w:tcPr>
+            <w:tcW w:w="0" w:type="auto"/>
+            <w:vAlign w:val="center"/>
+            <w:hideMark/>
+          </w:tcPr>
+          <w:p>
+            <w:pPr>
+              <w:spacing w:after="0" w:line="240" w:lineRule="auto"/>
+              <w:rPr>
+                <w:rFonts w:ascii="Times New Roman" w:eastAsia="Times New Roman" w:hAnsi="Times New Roman" w:cs="Times New Roman"/>
+                <w:sz w:val="24"/>
+                <w:szCs w:val="24"/>
+                <w:lang w:val="en-US" w:eastAsia="ru-RU"/>
+              </w:rPr>
+            </w:pPr>
+            <w:r>
+              <w:rPr>
+                <w:rFonts w:ascii="Times New Roman" w:eastAsia="Times New Roman" w:hAnsi="Times New Roman" w:cs="Times New Roman"/>
+                <w:sz w:val="24"/>
+                <w:szCs w:val="24"/>
+                <w:lang w:val="en-US" w:eastAsia="ru-RU"/>
+              </w:rPr>
+              <w:t>CSRF-</w:t>
+            </w:r>
+            <w:r>
+              <w:rPr>
+                <w:rFonts w:ascii="Times New Roman" w:eastAsia="Times New Roman" w:hAnsi="Times New Roman" w:cs="Times New Roman"/>
+                <w:sz w:val="24"/>
+                <w:szCs w:val="24"/>
+                <w:lang w:eastAsia="ru-RU"/>
+              </w:rPr>
+              <w:t>токены</w:t>
+            </w:r>
+            <w:r>
+              <w:rPr>
+                <w:rFonts w:ascii="Times New Roman" w:eastAsia="Times New Roman" w:hAnsi="Times New Roman" w:cs="Times New Roman"/>
+                <w:sz w:val="24"/>
+                <w:szCs w:val="24"/>
+                <w:lang w:val="en-US" w:eastAsia="ru-RU"/>
+              </w:rPr>
+              <w:t xml:space="preserve">, SameSite cookies, </w:t>
+            </w:r>
+            <w:r>
+              <w:rPr>
+                <w:rFonts w:ascii="Times New Roman" w:eastAsia="Times New Roman" w:hAnsi="Times New Roman" w:cs="Times New Roman"/>
+                <w:sz w:val="24"/>
+                <w:szCs w:val="24"/>
+                <w:lang w:eastAsia="ru-RU"/>
+              </w:rPr>
+              <w:t>проверка</w:t>
+            </w:r>
+            <w:r>
+              <w:rPr>
+                <w:rFonts w:ascii="Times New Roman" w:eastAsia="Times New Roman" w:hAnsi="Times New Roman" w:cs="Times New Roman"/>
+                <w:sz w:val="24"/>
+                <w:szCs w:val="24"/>
+                <w:lang w:val="en-US" w:eastAsia="ru-RU"/>
+              </w:rPr>
+              <w:t xml:space="preserve"> origin, HTTPS</w:t>
+            </w:r>
+          </w:p>
+        </w:tc>
+      </w:tr>
+      <w:tr>
+        <w:trPr>
+          <w:tblCellSpacing w:w="15" w:type="dxa"/>
+        </w:trPr>
+        <w:tc>
+          <w:tcPr>
+            <w:tcW w:w="1940" w:type="dxa"/>
+            <w:vAlign w:val="center"/>
+            <w:hideMark/>
+          </w:tcPr>
+          <w:p>
+            <w:pPr>
+              <w:spacing w:after="0" w:line="240" w:lineRule="auto"/>
+              <w:rPr>
+                <w:rFonts w:ascii="Times New Roman" w:eastAsia="Times New Roman" w:hAnsi="Times New Roman" w:cs="Times New Roman"/>
+                <w:sz w:val="24"/>
+                <w:szCs w:val="24"/>
+                <w:lang w:eastAsia="ru-RU"/>
+              </w:rPr>
+            </w:pPr>
+            <w:r>
+              <w:rPr>
+                <w:rFonts w:ascii="Times New Roman" w:eastAsia="Times New Roman" w:hAnsi="Times New Roman" w:cs="Times New Roman"/>
+                <w:b/>
+                <w:bCs/>
+                <w:sz w:val="24"/>
+                <w:szCs w:val="24"/>
+                <w:lang w:eastAsia="ru-RU"/>
+              </w:rPr>
+              <w:t>Аутентификация (Auth)</w:t>
+            </w:r>
+          </w:p>
+        </w:tc>
+        <w:tc>
+          <w:tcPr>
+            <w:tcW w:w="2781" w:type="dxa"/>
+            <w:vAlign w:val="center"/>
+            <w:hideMark/>
+          </w:tcPr>
+          <w:p>
+            <w:pPr>
+              <w:spacing w:after="0" w:line="240" w:lineRule="auto"/>
+              <w:rPr>
+                <w:rFonts w:ascii="Times New Roman" w:eastAsia="Times New Roman" w:hAnsi="Times New Roman" w:cs="Times New Roman"/>
+                <w:sz w:val="24"/>
+                <w:szCs w:val="24"/>
+                <w:lang w:val="en-US" w:eastAsia="ru-RU"/>
+              </w:rPr>
+            </w:pPr>
+            <w:r>
+              <w:rPr>
+                <w:rFonts w:ascii="Times New Roman" w:eastAsia="Times New Roman" w:hAnsi="Times New Roman" w:cs="Times New Roman"/>
+                <w:sz w:val="24"/>
+                <w:szCs w:val="24"/>
+                <w:lang w:eastAsia="ru-RU"/>
+              </w:rPr>
+              <w:t>перебор</w:t>
+            </w:r>
+            <w:r>
+              <w:rPr>
+                <w:rFonts w:ascii="Times New Roman" w:eastAsia="Times New Roman" w:hAnsi="Times New Roman" w:cs="Times New Roman"/>
+                <w:sz w:val="24"/>
+                <w:szCs w:val="24"/>
+                <w:lang w:val="en-US" w:eastAsia="ru-RU"/>
+              </w:rPr>
+              <w:t xml:space="preserve"> </w:t>
+            </w:r>
+            <w:r>
+              <w:rPr>
+                <w:rFonts w:ascii="Times New Roman" w:eastAsia="Times New Roman" w:hAnsi="Times New Roman" w:cs="Times New Roman"/>
+                <w:sz w:val="24"/>
+                <w:szCs w:val="24"/>
+                <w:lang w:eastAsia="ru-RU"/>
+              </w:rPr>
+              <w:t>паролей</w:t>
+            </w:r>
+            <w:r>
+              <w:rPr>
+                <w:rFonts w:ascii="Times New Roman" w:eastAsia="Times New Roman" w:hAnsi="Times New Roman" w:cs="Times New Roman"/>
+                <w:sz w:val="24"/>
+                <w:szCs w:val="24"/>
+                <w:lang w:val="en-US" w:eastAsia="ru-RU"/>
+              </w:rPr>
+              <w:t>, session hijacking, credential stuffing</w:t>
+            </w:r>
+          </w:p>
+        </w:tc>
+        <w:tc>
+          <w:tcPr>
+            <w:tcW w:w="0" w:type="auto"/>
+            <w:vAlign w:val="center"/>
+            <w:hideMark/>
+          </w:tcPr>
+          <w:p>
+            <w:pPr>
+              <w:spacing w:after="0" w:line="240" w:lineRule="auto"/>
+              <w:rPr>
+                <w:rFonts w:ascii="Times New Roman" w:eastAsia="Times New Roman" w:hAnsi="Times New Roman" w:cs="Times New Roman"/>
+                <w:sz w:val="24"/>
+                <w:szCs w:val="24"/>
+                <w:lang w:eastAsia="ru-RU"/>
+              </w:rPr>
+            </w:pPr>
+            <w:r>
+              <w:rPr>
+                <w:rFonts w:ascii="Times New Roman" w:eastAsia="Times New Roman" w:hAnsi="Times New Roman" w:cs="Times New Roman"/>
+                <w:sz w:val="24"/>
+                <w:szCs w:val="24"/>
+                <w:lang w:eastAsia="ru-RU"/>
+              </w:rPr>
+              <w:t>слабые пароли, отсутствие защиты сессии</w:t>
+            </w:r>
+          </w:p>
+        </w:tc>
+        <w:tc>
+          <w:tcPr>
+            <w:tcW w:w="0" w:type="auto"/>
+            <w:vAlign w:val="center"/>
+            <w:hideMark/>
+          </w:tcPr>
+          <w:p>
+            <w:pPr>
+              <w:spacing w:after="0" w:line="240" w:lineRule="auto"/>
+              <w:rPr>
+                <w:rFonts w:ascii="Times New Roman" w:eastAsia="Times New Roman" w:hAnsi="Times New Roman" w:cs="Times New Roman"/>
+                <w:sz w:val="24"/>
+                <w:szCs w:val="24"/>
+                <w:lang w:eastAsia="ru-RU"/>
+              </w:rPr>
+            </w:pPr>
+            <w:r>
+              <w:rPr>
+                <w:rFonts w:ascii="Times New Roman" w:eastAsia="Times New Roman" w:hAnsi="Times New Roman" w:cs="Times New Roman"/>
+                <w:sz w:val="24"/>
+                <w:szCs w:val="24"/>
+                <w:lang w:eastAsia="ru-RU"/>
+              </w:rPr>
+              <w:t>MFA, ограничение попыток входа, JWT, безопасные cookies (Secure, HttpOnly)</w:t>
+            </w:r>
+          </w:p>
+        </w:tc>
+      </w:tr>
+      <w:tr>
+        <w:trPr>
+          <w:tblCellSpacing w:w="15" w:type="dxa"/>
+        </w:trPr>
+        <w:tc>
+          <w:tcPr>
+            <w:tcW w:w="1940" w:type="dxa"/>
+            <w:vAlign w:val="center"/>
+            <w:hideMark/>
+          </w:tcPr>
+          <w:p>
+            <w:pPr>
+              <w:spacing w:after="0" w:line="240" w:lineRule="auto"/>
+              <w:rPr>
+                <w:rFonts w:ascii="Times New Roman" w:eastAsia="Times New Roman" w:hAnsi="Times New Roman" w:cs="Times New Roman"/>
+                <w:sz w:val="24"/>
+                <w:szCs w:val="24"/>
+                <w:lang w:eastAsia="ru-RU"/>
+              </w:rPr>
+            </w:pPr>
+            <w:r>
+              <w:rPr>
+                <w:rFonts w:ascii="Times New Roman" w:eastAsia="Times New Roman" w:hAnsi="Times New Roman" w:cs="Times New Roman"/>
+                <w:b/>
+                <w:bCs/>
+                <w:sz w:val="24"/>
+                <w:szCs w:val="24"/>
+                <w:lang w:eastAsia="ru-RU"/>
+              </w:rPr>
+              <w:t>Авторизация (Access Control)</w:t>
+            </w:r>
+          </w:p>
+        </w:tc>
+        <w:tc>
+          <w:tcPr>
+            <w:tcW w:w="2781" w:type="dxa"/>
+            <w:vAlign w:val="center"/>
+            <w:hideMark/>
+          </w:tcPr>
+          <w:p>
+            <w:pPr>
+              <w:spacing w:after="0" w:line="240" w:lineRule="auto"/>
+              <w:rPr>
+                <w:rFonts w:ascii="Times New Roman" w:eastAsia="Times New Roman" w:hAnsi="Times New Roman" w:cs="Times New Roman"/>
+                <w:sz w:val="24"/>
+                <w:szCs w:val="24"/>
+                <w:lang w:eastAsia="ru-RU"/>
+              </w:rPr>
+            </w:pPr>
+            <w:r>
+              <w:rPr>
+                <w:rFonts w:ascii="Times New Roman" w:eastAsia="Times New Roman" w:hAnsi="Times New Roman" w:cs="Times New Roman"/>
+                <w:sz w:val="24"/>
+                <w:szCs w:val="24"/>
+                <w:lang w:eastAsia="ru-RU"/>
+              </w:rPr>
+              <w:t>доступ к чужим данным, эскалация привилегий</w:t>
+            </w:r>
+          </w:p>
+        </w:tc>
+        <w:tc>
+          <w:tcPr>
+            <w:tcW w:w="0" w:type="auto"/>
+            <w:vAlign w:val="center"/>
+            <w:hideMark/>
+          </w:tcPr>
+          <w:p>
+            <w:pPr>
+              <w:spacing w:after="0" w:line="240" w:lineRule="auto"/>
+              <w:rPr>
+                <w:rFonts w:ascii="Times New Roman" w:eastAsia="Times New Roman" w:hAnsi="Times New Roman" w:cs="Times New Roman"/>
+                <w:sz w:val="24"/>
+                <w:szCs w:val="24"/>
+                <w:lang w:eastAsia="ru-RU"/>
+              </w:rPr>
+            </w:pPr>
+            <w:r>
+              <w:rPr>
+                <w:rFonts w:ascii="Times New Roman" w:eastAsia="Times New Roman" w:hAnsi="Times New Roman" w:cs="Times New Roman"/>
+                <w:sz w:val="24"/>
+                <w:szCs w:val="24"/>
+                <w:lang w:eastAsia="ru-RU"/>
+              </w:rPr>
+              <w:t>отсутствие проверки прав, IDOR</w:t>
+            </w:r>
+          </w:p>
+        </w:tc>
+        <w:tc>
+          <w:tcPr>
+            <w:tcW w:w="0" w:type="auto"/>
+            <w:vAlign w:val="center"/>
+            <w:hideMark/>
+          </w:tcPr>
+          <w:p>
+            <w:pPr>
+              <w:spacing w:after="0" w:line="240" w:lineRule="auto"/>
+              <w:rPr>
+                <w:rFonts w:ascii="Times New Roman" w:eastAsia="Times New Roman" w:hAnsi="Times New Roman" w:cs="Times New Roman"/>
+                <w:sz w:val="24"/>
+                <w:szCs w:val="24"/>
+                <w:lang w:eastAsia="ru-RU"/>
+              </w:rPr>
+            </w:pPr>
+            <w:r>
+              <w:rPr>
+                <w:rFonts w:ascii="Times New Roman" w:eastAsia="Times New Roman" w:hAnsi="Times New Roman" w:cs="Times New Roman"/>
+                <w:sz w:val="24"/>
+                <w:szCs w:val="24"/>
+                <w:lang w:eastAsia="ru-RU"/>
+              </w:rPr>
+              <w:t>RBAC, проверка прав на сервере, контроль доступа к объектам</w:t>
+            </w:r>
+          </w:p>
+        </w:tc>
+      </w:tr>
+      <w:tr>
+        <w:trPr>
+          <w:tblCellSpacing w:w="15" w:type="dxa"/>
+        </w:trPr>
+        <w:tc>
+          <w:tcPr>
+            <w:tcW w:w="1940" w:type="dxa"/>
+            <w:vAlign w:val="center"/>
+            <w:hideMark/>
+          </w:tcPr>
+          <w:p>
+            <w:pPr>
+              <w:spacing w:after="0" w:line="240" w:lineRule="auto"/>
+              <w:rPr>
+                <w:rFonts w:ascii="Times New Roman" w:eastAsia="Times New Roman" w:hAnsi="Times New Roman" w:cs="Times New Roman"/>
+                <w:sz w:val="24"/>
+                <w:szCs w:val="24"/>
+                <w:lang w:eastAsia="ru-RU"/>
+              </w:rPr>
+            </w:pPr>
+            <w:r>
+              <w:rPr>
+                <w:rFonts w:ascii="Times New Roman" w:eastAsia="Times New Roman" w:hAnsi="Times New Roman" w:cs="Times New Roman"/>
+                <w:b/>
+                <w:bCs/>
+                <w:sz w:val="24"/>
+                <w:szCs w:val="24"/>
+                <w:lang w:eastAsia="ru-RU"/>
+              </w:rPr>
+              <w:t>Серверная логика (Backend)</w:t>
+            </w:r>
+          </w:p>
+        </w:tc>
+        <w:tc>
+          <w:tcPr>
+            <w:tcW w:w="2781" w:type="dxa"/>
+            <w:vAlign w:val="center"/>
+            <w:hideMark/>
+          </w:tcPr>
+          <w:p>
+            <w:pPr>
+              <w:spacing w:after="0" w:line="240" w:lineRule="auto"/>
+              <w:rPr>
+                <w:rFonts w:ascii="Times New Roman" w:eastAsia="Times New Roman" w:hAnsi="Times New Roman" w:cs="Times New Roman"/>
+                <w:sz w:val="24"/>
+                <w:szCs w:val="24"/>
+                <w:lang w:eastAsia="ru-RU"/>
+              </w:rPr>
+            </w:pPr>
+            <w:r>
+              <w:rPr>
+                <w:rFonts w:ascii="Times New Roman" w:eastAsia="Times New Roman" w:hAnsi="Times New Roman" w:cs="Times New Roman"/>
+                <w:sz w:val="24"/>
+                <w:szCs w:val="24"/>
+                <w:lang w:eastAsia="ru-RU"/>
+              </w:rPr>
+              <w:t>выполнение несанкционированных операций, обход логики</w:t>
+            </w:r>
+          </w:p>
+        </w:tc>
+        <w:tc>
+          <w:tcPr>
+            <w:tcW w:w="0" w:type="auto"/>
+            <w:vAlign w:val="center"/>
+            <w:hideMark/>
+          </w:tcPr>
+          <w:p>
+            <w:pPr>
+              <w:spacing w:after="0" w:line="240" w:lineRule="auto"/>
+              <w:rPr>
+                <w:rFonts w:ascii="Times New Roman" w:eastAsia="Times New Roman" w:hAnsi="Times New Roman" w:cs="Times New Roman"/>
+                <w:sz w:val="24"/>
+                <w:szCs w:val="24"/>
+                <w:lang w:eastAsia="ru-RU"/>
+              </w:rPr>
+            </w:pPr>
+            <w:r>
+              <w:rPr>
+                <w:rFonts w:ascii="Times New Roman" w:eastAsia="Times New Roman" w:hAnsi="Times New Roman" w:cs="Times New Roman"/>
+                <w:sz w:val="24"/>
+                <w:szCs w:val="24"/>
+                <w:lang w:eastAsia="ru-RU"/>
+              </w:rPr>
+              <w:t>доверие к клиенту, отсутствие валидации</w:t>
+            </w:r>
+          </w:p>
+        </w:tc>
+        <w:tc>
+          <w:tcPr>
+            <w:tcW w:w="0" w:type="auto"/>
+            <w:vAlign w:val="center"/>
+            <w:hideMark/>
+          </w:tcPr>
+          <w:p>
+            <w:pPr>
+              <w:spacing w:after="0" w:line="240" w:lineRule="auto"/>
+              <w:rPr>
+                <w:rFonts w:ascii="Times New Roman" w:eastAsia="Times New Roman" w:hAnsi="Times New Roman" w:cs="Times New Roman"/>
+                <w:sz w:val="24"/>
+                <w:szCs w:val="24"/>
+                <w:lang w:eastAsia="ru-RU"/>
+              </w:rPr>
+            </w:pPr>
+            <w:r>
+              <w:rPr>
+                <w:rFonts w:ascii="Times New Roman" w:eastAsia="Times New Roman" w:hAnsi="Times New Roman" w:cs="Times New Roman"/>
+                <w:sz w:val="24"/>
+                <w:szCs w:val="24"/>
+                <w:lang w:eastAsia="ru-RU"/>
+              </w:rPr>
+              <w:t>серверная валидация, проверка бизнес-логики, централизованный контроль</w:t>
+            </w:r>
+          </w:p>
+        </w:tc>
+      </w:tr>
+      <w:tr>
+        <w:trPr>
+          <w:tblCellSpacing w:w="15" w:type="dxa"/>
+        </w:trPr>
+        <w:tc>
+          <w:tcPr>
+            <w:tcW w:w="1940" w:type="dxa"/>
+            <w:vAlign w:val="center"/>
+            <w:hideMark/>
+          </w:tcPr>
+          <w:p>
+            <w:pPr>
+              <w:spacing w:after="0" w:line="240" w:lineRule="auto"/>
+              <w:rPr>
+                <w:rFonts w:ascii="Times New Roman" w:eastAsia="Times New Roman" w:hAnsi="Times New Roman" w:cs="Times New Roman"/>
+                <w:sz w:val="24"/>
+                <w:szCs w:val="24"/>
+                <w:lang w:eastAsia="ru-RU"/>
+              </w:rPr>
+            </w:pPr>
+            <w:r>
+              <w:rPr>
+                <w:rFonts w:ascii="Times New Roman" w:eastAsia="Times New Roman" w:hAnsi="Times New Roman" w:cs="Times New Roman"/>
+                <w:b/>
+                <w:bCs/>
+                <w:sz w:val="24"/>
+                <w:szCs w:val="24"/>
+                <w:lang w:eastAsia="ru-RU"/>
+              </w:rPr>
+              <w:t>База данных (Data Layer)</w:t>
+            </w:r>
+          </w:p>
+        </w:tc>
+        <w:tc>
+          <w:tcPr>
+            <w:tcW w:w="2781" w:type="dxa"/>
+            <w:vAlign w:val="center"/>
+            <w:hideMark/>
+          </w:tcPr>
+          <w:p>
+            <w:pPr>
+              <w:spacing w:after="0" w:line="240" w:lineRule="auto"/>
+              <w:rPr>
+                <w:rFonts w:ascii="Times New Roman" w:eastAsia="Times New Roman" w:hAnsi="Times New Roman" w:cs="Times New Roman"/>
+                <w:sz w:val="24"/>
+                <w:szCs w:val="24"/>
+                <w:lang w:eastAsia="ru-RU"/>
+              </w:rPr>
+            </w:pPr>
+            <w:r>
+              <w:rPr>
+                <w:rFonts w:ascii="Times New Roman" w:eastAsia="Times New Roman" w:hAnsi="Times New Roman" w:cs="Times New Roman"/>
+                <w:sz w:val="24"/>
+                <w:szCs w:val="24"/>
+                <w:lang w:eastAsia="ru-RU"/>
+              </w:rPr>
+              <w:t>SQL-инъекции, утечка данных</w:t>
+            </w:r>
+          </w:p>
+        </w:tc>
+        <w:tc>
+          <w:tcPr>
+            <w:tcW w:w="0" w:type="auto"/>
+            <w:vAlign w:val="center"/>
+            <w:hideMark/>
+          </w:tcPr>
+          <w:p>
+            <w:pPr>
+              <w:spacing w:after="0" w:line="240" w:lineRule="auto"/>
+              <w:rPr>
+                <w:rFonts w:ascii="Times New Roman" w:eastAsia="Times New Roman" w:hAnsi="Times New Roman" w:cs="Times New Roman"/>
+                <w:sz w:val="24"/>
+                <w:szCs w:val="24"/>
+                <w:lang w:eastAsia="ru-RU"/>
+              </w:rPr>
+            </w:pPr>
+            <w:r>
+              <w:rPr>
+                <w:rFonts w:ascii="Times New Roman" w:eastAsia="Times New Roman" w:hAnsi="Times New Roman" w:cs="Times New Roman"/>
+                <w:sz w:val="24"/>
+                <w:szCs w:val="24"/>
+                <w:lang w:eastAsia="ru-RU"/>
+              </w:rPr>
+              <w:t>динамические SQL-запросы, отсутствие фильтрации</w:t>
+            </w:r>
+          </w:p>
+        </w:tc>
+        <w:tc>
+          <w:tcPr>
+            <w:tcW w:w="0" w:type="auto"/>
+            <w:vAlign w:val="center"/>
+            <w:hideMark/>
+          </w:tcPr>
+          <w:p>
+            <w:pPr>
+              <w:spacing w:after="0" w:line="240" w:lineRule="auto"/>
+              <w:rPr>
+                <w:rFonts w:ascii="Times New Roman" w:eastAsia="Times New Roman" w:hAnsi="Times New Roman" w:cs="Times New Roman"/>
+                <w:sz w:val="24"/>
+                <w:szCs w:val="24"/>
+                <w:lang w:val="en-US" w:eastAsia="ru-RU"/>
+              </w:rPr>
+            </w:pPr>
+            <w:r>
+              <w:rPr>
+                <w:rFonts w:ascii="Times New Roman" w:eastAsia="Times New Roman" w:hAnsi="Times New Roman" w:cs="Times New Roman"/>
+                <w:sz w:val="24"/>
+                <w:szCs w:val="24"/>
+                <w:lang w:val="en-US" w:eastAsia="ru-RU"/>
+              </w:rPr>
+              <w:t xml:space="preserve">prepared statements, ORM, </w:t>
+            </w:r>
+            <w:r>
+              <w:rPr>
+                <w:rFonts w:ascii="Times New Roman" w:eastAsia="Times New Roman" w:hAnsi="Times New Roman" w:cs="Times New Roman"/>
+                <w:sz w:val="24"/>
+                <w:szCs w:val="24"/>
+                <w:lang w:eastAsia="ru-RU"/>
+              </w:rPr>
+              <w:t>разграничение</w:t>
+            </w:r>
+            <w:r>
+              <w:rPr>
+                <w:rFonts w:ascii="Times New Roman" w:eastAsia="Times New Roman" w:hAnsi="Times New Roman" w:cs="Times New Roman"/>
+                <w:sz w:val="24"/>
+                <w:szCs w:val="24"/>
+                <w:lang w:val="en-US" w:eastAsia="ru-RU"/>
+              </w:rPr>
+              <w:t xml:space="preserve"> </w:t>
+            </w:r>
+            <w:r>
+              <w:rPr>
+                <w:rFonts w:ascii="Times New Roman" w:eastAsia="Times New Roman" w:hAnsi="Times New Roman" w:cs="Times New Roman"/>
+                <w:sz w:val="24"/>
+                <w:szCs w:val="24"/>
+                <w:lang w:eastAsia="ru-RU"/>
+              </w:rPr>
+              <w:t>прав</w:t>
+            </w:r>
+            <w:r>
+              <w:rPr>
+                <w:rFonts w:ascii="Times New Roman" w:eastAsia="Times New Roman" w:hAnsi="Times New Roman" w:cs="Times New Roman"/>
+                <w:sz w:val="24"/>
+                <w:szCs w:val="24"/>
+                <w:lang w:val="en-US" w:eastAsia="ru-RU"/>
+              </w:rPr>
+              <w:t xml:space="preserve"> </w:t>
+            </w:r>
+            <w:r>
+              <w:rPr>
+                <w:rFonts w:ascii="Times New Roman" w:eastAsia="Times New Roman" w:hAnsi="Times New Roman" w:cs="Times New Roman"/>
+                <w:sz w:val="24"/>
+                <w:szCs w:val="24"/>
+                <w:lang w:eastAsia="ru-RU"/>
+              </w:rPr>
+              <w:t>БД</w:t>
+            </w:r>
+          </w:p>
+        </w:tc>
+      </w:tr>
+      <w:tr>
+        <w:trPr>
+          <w:tblCellSpacing w:w="15" w:type="dxa"/>
+        </w:trPr>
+        <w:tc>
+          <w:tcPr>
+            <w:tcW w:w="1940" w:type="dxa"/>
+            <w:vAlign w:val="center"/>
+            <w:hideMark/>
+          </w:tcPr>
+          <w:p>
+            <w:pPr>
+              <w:spacing w:after="0" w:line="240" w:lineRule="auto"/>
+              <w:rPr>
+                <w:rFonts w:ascii="Times New Roman" w:eastAsia="Times New Roman" w:hAnsi="Times New Roman" w:cs="Times New Roman"/>
+                <w:sz w:val="24"/>
+                <w:szCs w:val="24"/>
+                <w:lang w:eastAsia="ru-RU"/>
+              </w:rPr>
+            </w:pPr>
+            <w:r>
+              <w:rPr>
+                <w:rFonts w:ascii="Times New Roman" w:eastAsia="Times New Roman" w:hAnsi="Times New Roman" w:cs="Times New Roman"/>
+                <w:b/>
+                <w:bCs/>
+                <w:sz w:val="24"/>
+                <w:szCs w:val="24"/>
+                <w:lang w:eastAsia="ru-RU"/>
+              </w:rPr>
+              <w:t>Передача данных (Network)</w:t>
+            </w:r>
+          </w:p>
+        </w:tc>
+        <w:tc>
+          <w:tcPr>
+            <w:tcW w:w="2781" w:type="dxa"/>
+            <w:vAlign w:val="center"/>
+            <w:hideMark/>
+          </w:tcPr>
+          <w:p>
+            <w:pPr>
+              <w:spacing w:after="0" w:line="240" w:lineRule="auto"/>
+              <w:rPr>
+                <w:rFonts w:ascii="Times New Roman" w:eastAsia="Times New Roman" w:hAnsi="Times New Roman" w:cs="Times New Roman"/>
+                <w:sz w:val="24"/>
+                <w:szCs w:val="24"/>
+                <w:lang w:eastAsia="ru-RU"/>
+              </w:rPr>
+            </w:pPr>
+            <w:r>
+              <w:rPr>
+                <w:rFonts w:ascii="Times New Roman" w:eastAsia="Times New Roman" w:hAnsi="Times New Roman" w:cs="Times New Roman"/>
+                <w:sz w:val="24"/>
+                <w:szCs w:val="24"/>
+                <w:lang w:eastAsia="ru-RU"/>
+              </w:rPr>
+              <w:t>MITM, перехват трафика</w:t>
+            </w:r>
+          </w:p>
+        </w:tc>
+        <w:tc>
+          <w:tcPr>
+            <w:tcW w:w="0" w:type="auto"/>
+            <w:vAlign w:val="center"/>
+            <w:hideMark/>
+          </w:tcPr>
+          <w:p>
+            <w:pPr>
+              <w:spacing w:after="0" w:line="240" w:lineRule="auto"/>
+              <w:rPr>
+                <w:rFonts w:ascii="Times New Roman" w:eastAsia="Times New Roman" w:hAnsi="Times New Roman" w:cs="Times New Roman"/>
+                <w:sz w:val="24"/>
+                <w:szCs w:val="24"/>
+                <w:lang w:eastAsia="ru-RU"/>
+              </w:rPr>
+            </w:pPr>
+            <w:r>
+              <w:rPr>
+                <w:rFonts w:ascii="Times New Roman" w:eastAsia="Times New Roman" w:hAnsi="Times New Roman" w:cs="Times New Roman"/>
+                <w:sz w:val="24"/>
+                <w:szCs w:val="24"/>
+                <w:lang w:eastAsia="ru-RU"/>
+              </w:rPr>
+              <w:t>использование HTTP, слабое шифрование</w:t>
+            </w:r>
+          </w:p>
+        </w:tc>
+        <w:tc>
+          <w:tcPr>
+            <w:tcW w:w="0" w:type="auto"/>
+            <w:vAlign w:val="center"/>
+            <w:hideMark/>
+          </w:tcPr>
+          <w:p>
+            <w:pPr>
+              <w:spacing w:after="0" w:line="240" w:lineRule="auto"/>
+              <w:rPr>
+                <w:rFonts w:ascii="Times New Roman" w:eastAsia="Times New Roman" w:hAnsi="Times New Roman" w:cs="Times New Roman"/>
+                <w:sz w:val="24"/>
+                <w:szCs w:val="24"/>
+                <w:lang w:eastAsia="ru-RU"/>
+              </w:rPr>
+            </w:pPr>
+            <w:r>
+              <w:rPr>
+                <w:rFonts w:ascii="Times New Roman" w:eastAsia="Times New Roman" w:hAnsi="Times New Roman" w:cs="Times New Roman"/>
+                <w:sz w:val="24"/>
+                <w:szCs w:val="24"/>
+                <w:lang w:eastAsia="ru-RU"/>
+              </w:rPr>
+              <w:t>HTTPS, TLS, HSTS</w:t>
+            </w:r>
+          </w:p>
+        </w:tc>
+      </w:tr>
+      <w:tr>
+        <w:trPr>
+          <w:tblCellSpacing w:w="15" w:type="dxa"/>
+        </w:trPr>
+        <w:tc>
+          <w:tcPr>
+            <w:tcW w:w="1940" w:type="dxa"/>
+            <w:vAlign w:val="center"/>
+            <w:hideMark/>
+          </w:tcPr>
+          <w:p>
+            <w:pPr>
+              <w:spacing w:after="0" w:line="240" w:lineRule="auto"/>
+              <w:rPr>
+                <w:rFonts w:ascii="Times New Roman" w:eastAsia="Times New Roman" w:hAnsi="Times New Roman" w:cs="Times New Roman"/>
+                <w:sz w:val="24"/>
+                <w:szCs w:val="24"/>
+                <w:lang w:eastAsia="ru-RU"/>
+              </w:rPr>
+            </w:pPr>
+            <w:r>
+              <w:rPr>
+                <w:rFonts w:ascii="Times New Roman" w:eastAsia="Times New Roman" w:hAnsi="Times New Roman" w:cs="Times New Roman"/>
+                <w:b/>
+                <w:bCs/>
+                <w:sz w:val="24"/>
+                <w:szCs w:val="24"/>
+                <w:lang w:eastAsia="ru-RU"/>
+              </w:rPr>
+              <w:t>Инфраструктура (Server, OS, Cloud)</w:t>
+            </w:r>
+          </w:p>
+        </w:tc>
+        <w:tc>
+          <w:tcPr>
+            <w:tcW w:w="2781" w:type="dxa"/>
+            <w:vAlign w:val="center"/>
+            <w:hideMark/>
+          </w:tcPr>
+          <w:p>
+            <w:pPr>
+              <w:spacing w:after="0" w:line="240" w:lineRule="auto"/>
+              <w:rPr>
+                <w:rFonts w:ascii="Times New Roman" w:eastAsia="Times New Roman" w:hAnsi="Times New Roman" w:cs="Times New Roman"/>
+                <w:sz w:val="24"/>
+                <w:szCs w:val="24"/>
+                <w:lang w:eastAsia="ru-RU"/>
+              </w:rPr>
+            </w:pPr>
+            <w:r>
+              <w:rPr>
+                <w:rFonts w:ascii="Times New Roman" w:eastAsia="Times New Roman" w:hAnsi="Times New Roman" w:cs="Times New Roman"/>
+                <w:sz w:val="24"/>
+                <w:szCs w:val="24"/>
+                <w:lang w:eastAsia="ru-RU"/>
+              </w:rPr>
+              <w:t>DoS/DDoS, компрометация сервера</w:t>
+            </w:r>
+          </w:p>
+        </w:tc>
+        <w:tc>
+          <w:tcPr>
+            <w:tcW w:w="0" w:type="auto"/>
+            <w:vAlign w:val="center"/>
+            <w:hideMark/>
+          </w:tcPr>
+          <w:p>
+            <w:pPr>
+              <w:spacing w:after="0" w:line="240" w:lineRule="auto"/>
+              <w:rPr>
+                <w:rFonts w:ascii="Times New Roman" w:eastAsia="Times New Roman" w:hAnsi="Times New Roman" w:cs="Times New Roman"/>
+                <w:sz w:val="24"/>
+                <w:szCs w:val="24"/>
+                <w:lang w:eastAsia="ru-RU"/>
+              </w:rPr>
+            </w:pPr>
+            <w:r>
+              <w:rPr>
+                <w:rFonts w:ascii="Times New Roman" w:eastAsia="Times New Roman" w:hAnsi="Times New Roman" w:cs="Times New Roman"/>
+                <w:sz w:val="24"/>
+                <w:szCs w:val="24"/>
+                <w:lang w:eastAsia="ru-RU"/>
+              </w:rPr>
+              <w:t>ошибки конфигурации, открытые порты</w:t>
+            </w:r>
+          </w:p>
+        </w:tc>
+        <w:tc>
+          <w:tcPr>
+            <w:tcW w:w="0" w:type="auto"/>
+            <w:vAlign w:val="center"/>
+            <w:hideMark/>
+          </w:tcPr>
+          <w:p>
+            <w:pPr>
+              <w:spacing w:after="0" w:line="240" w:lineRule="auto"/>
+              <w:rPr>
+                <w:rFonts w:ascii="Times New Roman" w:eastAsia="Times New Roman" w:hAnsi="Times New Roman" w:cs="Times New Roman"/>
+                <w:sz w:val="24"/>
+                <w:szCs w:val="24"/>
+                <w:lang w:eastAsia="ru-RU"/>
+              </w:rPr>
+            </w:pPr>
+            <w:r>
+              <w:rPr>
+                <w:rFonts w:ascii="Times New Roman" w:eastAsia="Times New Roman" w:hAnsi="Times New Roman" w:cs="Times New Roman"/>
+                <w:sz w:val="24"/>
+                <w:szCs w:val="24"/>
+                <w:lang w:eastAsia="ru-RU"/>
+              </w:rPr>
+              <w:t>firewall, IDS/IPS, ограничение доступа, обновления</w:t>
+            </w:r>
+          </w:p>
+        </w:tc>
+      </w:tr>
+      <w:tr>
+        <w:trPr>
+          <w:tblCellSpacing w:w="15" w:type="dxa"/>
+        </w:trPr>
+        <w:tc>
+          <w:tcPr>
+            <w:tcW w:w="1940" w:type="dxa"/>
+            <w:vAlign w:val="center"/>
+            <w:hideMark/>
+          </w:tcPr>
+          <w:p>
+            <w:pPr>
+              <w:spacing w:after="0" w:line="240" w:lineRule="auto"/>
+              <w:rPr>
+                <w:rFonts w:ascii="Times New Roman" w:eastAsia="Times New Roman" w:hAnsi="Times New Roman" w:cs="Times New Roman"/>
+                <w:sz w:val="24"/>
+                <w:szCs w:val="24"/>
+                <w:lang w:eastAsia="ru-RU"/>
+              </w:rPr>
+            </w:pPr>
+            <w:r>
+              <w:rPr>
+                <w:rFonts w:ascii="Times New Roman" w:eastAsia="Times New Roman" w:hAnsi="Times New Roman" w:cs="Times New Roman"/>
+                <w:b/>
+                <w:bCs/>
+                <w:sz w:val="24"/>
+                <w:szCs w:val="24"/>
+                <w:lang w:eastAsia="ru-RU"/>
+              </w:rPr>
+              <w:lastRenderedPageBreak/>
+              <w:t>Контейнеры и среда выполнения</w:t>
+            </w:r>
+          </w:p>
+        </w:tc>
+        <w:tc>
+          <w:tcPr>
+            <w:tcW w:w="2781" w:type="dxa"/>
+            <w:vAlign w:val="center"/>
+            <w:hideMark/>
+          </w:tcPr>
+          <w:p>
+            <w:pPr>
+              <w:spacing w:after="0" w:line="240" w:lineRule="auto"/>
+              <w:rPr>
+                <w:rFonts w:ascii="Times New Roman" w:eastAsia="Times New Roman" w:hAnsi="Times New Roman" w:cs="Times New Roman"/>
+                <w:sz w:val="24"/>
+                <w:szCs w:val="24"/>
+                <w:lang w:eastAsia="ru-RU"/>
+              </w:rPr>
+            </w:pPr>
+            <w:r>
+              <w:rPr>
+                <w:rFonts w:ascii="Times New Roman" w:eastAsia="Times New Roman" w:hAnsi="Times New Roman" w:cs="Times New Roman"/>
+                <w:sz w:val="24"/>
+                <w:szCs w:val="24"/>
+                <w:lang w:eastAsia="ru-RU"/>
+              </w:rPr>
+              <w:t>уязвимости контейнеров, изоляция нарушена</w:t>
+            </w:r>
+          </w:p>
+        </w:tc>
+        <w:tc>
+          <w:tcPr>
+            <w:tcW w:w="0" w:type="auto"/>
+            <w:vAlign w:val="center"/>
+            <w:hideMark/>
+          </w:tcPr>
+          <w:p>
+            <w:pPr>
+              <w:spacing w:after="0" w:line="240" w:lineRule="auto"/>
+              <w:rPr>
+                <w:rFonts w:ascii="Times New Roman" w:eastAsia="Times New Roman" w:hAnsi="Times New Roman" w:cs="Times New Roman"/>
+                <w:sz w:val="24"/>
+                <w:szCs w:val="24"/>
+                <w:lang w:eastAsia="ru-RU"/>
+              </w:rPr>
+            </w:pPr>
+            <w:r>
+              <w:rPr>
+                <w:rFonts w:ascii="Times New Roman" w:eastAsia="Times New Roman" w:hAnsi="Times New Roman" w:cs="Times New Roman"/>
+                <w:sz w:val="24"/>
+                <w:szCs w:val="24"/>
+                <w:lang w:eastAsia="ru-RU"/>
+              </w:rPr>
+              <w:t>устаревшие образы, неправильные настройки</w:t>
+            </w:r>
+          </w:p>
+        </w:tc>
+        <w:tc>
+          <w:tcPr>
+            <w:tcW w:w="0" w:type="auto"/>
+            <w:vAlign w:val="center"/>
+            <w:hideMark/>
+          </w:tcPr>
+          <w:p>
+            <w:pPr>
+              <w:spacing w:after="0" w:line="240" w:lineRule="auto"/>
+              <w:rPr>
+                <w:rFonts w:ascii="Times New Roman" w:eastAsia="Times New Roman" w:hAnsi="Times New Roman" w:cs="Times New Roman"/>
+                <w:sz w:val="24"/>
+                <w:szCs w:val="24"/>
+                <w:lang w:eastAsia="ru-RU"/>
+              </w:rPr>
+            </w:pPr>
+            <w:r>
+              <w:rPr>
+                <w:rFonts w:ascii="Times New Roman" w:eastAsia="Times New Roman" w:hAnsi="Times New Roman" w:cs="Times New Roman"/>
+                <w:sz w:val="24"/>
+                <w:szCs w:val="24"/>
+                <w:lang w:eastAsia="ru-RU"/>
+              </w:rPr>
+              <w:t>изоляция контейнеров, обновления, контроль образов</w:t>
+            </w:r>
+          </w:p>
+        </w:tc>
+      </w:tr>
+      <w:tr>
+        <w:trPr>
+          <w:tblCellSpacing w:w="15" w:type="dxa"/>
+        </w:trPr>
+        <w:tc>
+          <w:tcPr>
+            <w:tcW w:w="1940" w:type="dxa"/>
+            <w:vAlign w:val="center"/>
+            <w:hideMark/>
+          </w:tcPr>
+          <w:p>
+            <w:pPr>
+              <w:spacing w:after="0" w:line="240" w:lineRule="auto"/>
+              <w:rPr>
+                <w:rFonts w:ascii="Times New Roman" w:eastAsia="Times New Roman" w:hAnsi="Times New Roman" w:cs="Times New Roman"/>
+                <w:sz w:val="24"/>
+                <w:szCs w:val="24"/>
+                <w:lang w:eastAsia="ru-RU"/>
+              </w:rPr>
+            </w:pPr>
+            <w:r>
+              <w:rPr>
+                <w:rFonts w:ascii="Times New Roman" w:eastAsia="Times New Roman" w:hAnsi="Times New Roman" w:cs="Times New Roman"/>
+                <w:b/>
+                <w:bCs/>
+                <w:sz w:val="24"/>
+                <w:szCs w:val="24"/>
+                <w:lang w:eastAsia="ru-RU"/>
+              </w:rPr>
+              <w:t>Цепочка разработки (CI/CD, зависимости)</w:t>
+            </w:r>
+          </w:p>
+        </w:tc>
+        <w:tc>
+          <w:tcPr>
+            <w:tcW w:w="2781" w:type="dxa"/>
+            <w:vAlign w:val="center"/>
+            <w:hideMark/>
+          </w:tcPr>
+          <w:p>
+            <w:pPr>
+              <w:spacing w:after="0" w:line="240" w:lineRule="auto"/>
+              <w:rPr>
+                <w:rFonts w:ascii="Times New Roman" w:eastAsia="Times New Roman" w:hAnsi="Times New Roman" w:cs="Times New Roman"/>
+                <w:sz w:val="24"/>
+                <w:szCs w:val="24"/>
+                <w:lang w:eastAsia="ru-RU"/>
+              </w:rPr>
+            </w:pPr>
+            <w:r>
+              <w:rPr>
+                <w:rFonts w:ascii="Times New Roman" w:eastAsia="Times New Roman" w:hAnsi="Times New Roman" w:cs="Times New Roman"/>
+                <w:sz w:val="24"/>
+                <w:szCs w:val="24"/>
+                <w:lang w:eastAsia="ru-RU"/>
+              </w:rPr>
+              <w:t>внедрение вредоносного кода, supply chain атаки</w:t>
+            </w:r>
+          </w:p>
+        </w:tc>
+        <w:tc>
+          <w:tcPr>
+            <w:tcW w:w="0" w:type="auto"/>
+            <w:vAlign w:val="center"/>
+            <w:hideMark/>
+          </w:tcPr>
+          <w:p>
+            <w:pPr>
+              <w:spacing w:after="0" w:line="240" w:lineRule="auto"/>
+              <w:rPr>
+                <w:rFonts w:ascii="Times New Roman" w:eastAsia="Times New Roman" w:hAnsi="Times New Roman" w:cs="Times New Roman"/>
+                <w:sz w:val="24"/>
+                <w:szCs w:val="24"/>
+                <w:lang w:eastAsia="ru-RU"/>
+              </w:rPr>
+            </w:pPr>
+            <w:r>
+              <w:rPr>
+                <w:rFonts w:ascii="Times New Roman" w:eastAsia="Times New Roman" w:hAnsi="Times New Roman" w:cs="Times New Roman"/>
+                <w:sz w:val="24"/>
+                <w:szCs w:val="24"/>
+                <w:lang w:eastAsia="ru-RU"/>
+              </w:rPr>
+              <w:t>уязвимые библиотеки, отсутствие проверки зависимостей</w:t>
+            </w:r>
+          </w:p>
+        </w:tc>
+        <w:tc>
+          <w:tcPr>
+            <w:tcW w:w="0" w:type="auto"/>
+            <w:vAlign w:val="center"/>
+            <w:hideMark/>
+          </w:tcPr>
+          <w:p>
+            <w:pPr>
+              <w:spacing w:after="0" w:line="240" w:lineRule="auto"/>
+              <w:rPr>
+                <w:rFonts w:ascii="Times New Roman" w:eastAsia="Times New Roman" w:hAnsi="Times New Roman" w:cs="Times New Roman"/>
+                <w:sz w:val="24"/>
+                <w:szCs w:val="24"/>
+                <w:lang w:eastAsia="ru-RU"/>
+              </w:rPr>
+            </w:pPr>
+            <w:r>
+              <w:rPr>
+                <w:rFonts w:ascii="Times New Roman" w:eastAsia="Times New Roman" w:hAnsi="Times New Roman" w:cs="Times New Roman"/>
+                <w:sz w:val="24"/>
+                <w:szCs w:val="24"/>
+                <w:lang w:eastAsia="ru-RU"/>
+              </w:rPr>
+              <w:t>SAST/DAST, анализ зависимостей, контроль версий</w:t>
+            </w:r>
+          </w:p>
+        </w:tc>
+      </w:tr>
+      <w:tr>
+        <w:trPr>
+          <w:tblCellSpacing w:w="15" w:type="dxa"/>
+        </w:trPr>
+        <w:tc>
+          <w:tcPr>
+            <w:tcW w:w="1940" w:type="dxa"/>
+            <w:vAlign w:val="center"/>
+            <w:hideMark/>
+          </w:tcPr>
+          <w:p>
+            <w:pPr>
+              <w:spacing w:after="0" w:line="240" w:lineRule="auto"/>
+              <w:rPr>
+                <w:rFonts w:ascii="Times New Roman" w:eastAsia="Times New Roman" w:hAnsi="Times New Roman" w:cs="Times New Roman"/>
+                <w:sz w:val="24"/>
+                <w:szCs w:val="24"/>
+                <w:lang w:eastAsia="ru-RU"/>
+              </w:rPr>
+            </w:pPr>
+            <w:r>
+              <w:rPr>
+                <w:rFonts w:ascii="Times New Roman" w:eastAsia="Times New Roman" w:hAnsi="Times New Roman" w:cs="Times New Roman"/>
+                <w:b/>
+                <w:bCs/>
+                <w:sz w:val="24"/>
+                <w:szCs w:val="24"/>
+                <w:lang w:eastAsia="ru-RU"/>
+              </w:rPr>
+              <w:t>Мониторинг и реагирование</w:t>
+            </w:r>
+          </w:p>
+        </w:tc>
+        <w:tc>
+          <w:tcPr>
+            <w:tcW w:w="2781" w:type="dxa"/>
+            <w:vAlign w:val="center"/>
+            <w:hideMark/>
+          </w:tcPr>
+          <w:p>
+            <w:pPr>
+              <w:spacing w:after="0" w:line="240" w:lineRule="auto"/>
+              <w:rPr>
+                <w:rFonts w:ascii="Times New Roman" w:eastAsia="Times New Roman" w:hAnsi="Times New Roman" w:cs="Times New Roman"/>
+                <w:sz w:val="24"/>
+                <w:szCs w:val="24"/>
+                <w:lang w:eastAsia="ru-RU"/>
+              </w:rPr>
+            </w:pPr>
+            <w:r>
+              <w:rPr>
+                <w:rFonts w:ascii="Times New Roman" w:eastAsia="Times New Roman" w:hAnsi="Times New Roman" w:cs="Times New Roman"/>
+                <w:sz w:val="24"/>
+                <w:szCs w:val="24"/>
+                <w:lang w:eastAsia="ru-RU"/>
+              </w:rPr>
+              <w:t>скрытые атаки, длительная компрометация</w:t>
+            </w:r>
+          </w:p>
+        </w:tc>
+        <w:tc>
+          <w:tcPr>
+            <w:tcW w:w="0" w:type="auto"/>
+            <w:vAlign w:val="center"/>
+            <w:hideMark/>
+          </w:tcPr>
+          <w:p>
+            <w:pPr>
+              <w:spacing w:after="0" w:line="240" w:lineRule="auto"/>
+              <w:rPr>
+                <w:rFonts w:ascii="Times New Roman" w:eastAsia="Times New Roman" w:hAnsi="Times New Roman" w:cs="Times New Roman"/>
+                <w:sz w:val="24"/>
+                <w:szCs w:val="24"/>
+                <w:lang w:eastAsia="ru-RU"/>
+              </w:rPr>
+            </w:pPr>
+            <w:r>
+              <w:rPr>
+                <w:rFonts w:ascii="Times New Roman" w:eastAsia="Times New Roman" w:hAnsi="Times New Roman" w:cs="Times New Roman"/>
+                <w:sz w:val="24"/>
+                <w:szCs w:val="24"/>
+                <w:lang w:eastAsia="ru-RU"/>
+              </w:rPr>
+              <w:t>отсутствие логирования</w:t>
+            </w:r>
+          </w:p>
+        </w:tc>
+        <w:tc>
+          <w:tcPr>
+            <w:tcW w:w="0" w:type="auto"/>
+            <w:vAlign w:val="center"/>
+            <w:hideMark/>
+          </w:tcPr>
+          <w:p>
+            <w:pPr>
+              <w:spacing w:after="0" w:line="240" w:lineRule="auto"/>
+              <w:rPr>
+                <w:rFonts w:ascii="Times New Roman" w:eastAsia="Times New Roman" w:hAnsi="Times New Roman" w:cs="Times New Roman"/>
+                <w:sz w:val="24"/>
+                <w:szCs w:val="24"/>
+                <w:lang w:eastAsia="ru-RU"/>
+              </w:rPr>
+            </w:pPr>
+            <w:r>
+              <w:rPr>
+                <w:rFonts w:ascii="Times New Roman" w:eastAsia="Times New Roman" w:hAnsi="Times New Roman" w:cs="Times New Roman"/>
+                <w:sz w:val="24"/>
+                <w:szCs w:val="24"/>
+                <w:lang w:eastAsia="ru-RU"/>
+              </w:rPr>
+              <w:t>логирование, SIEM, аудит событий</w:t>
+            </w:r>
+          </w:p>
+        </w:tc>
+      </w:tr>
+      <w:tr>
+        <w:trPr>
+          <w:tblCellSpacing w:w="15" w:type="dxa"/>
+        </w:trPr>
+        <w:tc>
+          <w:tcPr>
+            <w:tcW w:w="1940" w:type="dxa"/>
+            <w:vAlign w:val="center"/>
+            <w:hideMark/>
+          </w:tcPr>
+          <w:p>
+            <w:pPr>
+              <w:spacing w:after="0" w:line="240" w:lineRule="auto"/>
+              <w:rPr>
+                <w:rFonts w:ascii="Times New Roman" w:eastAsia="Times New Roman" w:hAnsi="Times New Roman" w:cs="Times New Roman"/>
+                <w:sz w:val="24"/>
+                <w:szCs w:val="24"/>
+                <w:lang w:eastAsia="ru-RU"/>
+              </w:rPr>
+            </w:pPr>
+            <w:r>
+              <w:rPr>
+                <w:rFonts w:ascii="Times New Roman" w:eastAsia="Times New Roman" w:hAnsi="Times New Roman" w:cs="Times New Roman"/>
+                <w:b/>
+                <w:bCs/>
+                <w:sz w:val="24"/>
+                <w:szCs w:val="24"/>
+                <w:lang w:eastAsia="ru-RU"/>
+              </w:rPr>
+              <w:t>Дополнительная защита</w:t>
+            </w:r>
+          </w:p>
+        </w:tc>
+        <w:tc>
+          <w:tcPr>
+            <w:tcW w:w="2781" w:type="dxa"/>
+            <w:vAlign w:val="center"/>
+            <w:hideMark/>
+          </w:tcPr>
+          <w:p>
+            <w:pPr>
+              <w:spacing w:after="0" w:line="240" w:lineRule="auto"/>
+              <w:rPr>
+                <w:rFonts w:ascii="Times New Roman" w:eastAsia="Times New Roman" w:hAnsi="Times New Roman" w:cs="Times New Roman"/>
+                <w:sz w:val="24"/>
+                <w:szCs w:val="24"/>
+                <w:lang w:eastAsia="ru-RU"/>
+              </w:rPr>
+            </w:pPr>
+            <w:r>
+              <w:rPr>
+                <w:rFonts w:ascii="Times New Roman" w:eastAsia="Times New Roman" w:hAnsi="Times New Roman" w:cs="Times New Roman"/>
+                <w:sz w:val="24"/>
+                <w:szCs w:val="24"/>
+                <w:lang w:eastAsia="ru-RU"/>
+              </w:rPr>
+              <w:t>автоматизированные атаки</w:t>
+            </w:r>
+          </w:p>
+        </w:tc>
+        <w:tc>
+          <w:tcPr>
+            <w:tcW w:w="0" w:type="auto"/>
+            <w:vAlign w:val="center"/>
+            <w:hideMark/>
+          </w:tcPr>
+          <w:p>
+            <w:pPr>
+              <w:spacing w:after="0" w:line="240" w:lineRule="auto"/>
+              <w:rPr>
+                <w:rFonts w:ascii="Times New Roman" w:eastAsia="Times New Roman" w:hAnsi="Times New Roman" w:cs="Times New Roman"/>
+                <w:sz w:val="24"/>
+                <w:szCs w:val="24"/>
+                <w:lang w:eastAsia="ru-RU"/>
+              </w:rPr>
+            </w:pPr>
+            <w:r>
+              <w:rPr>
+                <w:rFonts w:ascii="Times New Roman" w:eastAsia="Times New Roman" w:hAnsi="Times New Roman" w:cs="Times New Roman"/>
+                <w:sz w:val="24"/>
+                <w:szCs w:val="24"/>
+                <w:lang w:eastAsia="ru-RU"/>
+              </w:rPr>
+              <w:t>массовые запросы</w:t>
+            </w:r>
+          </w:p>
+        </w:tc>
+        <w:tc>
+          <w:tcPr>
+            <w:tcW w:w="0" w:type="auto"/>
+            <w:vAlign w:val="center"/>
+            <w:hideMark/>
+          </w:tcPr>
+          <w:p>
+            <w:pPr>
+              <w:spacing w:after="0" w:line="240" w:lineRule="auto"/>
+              <w:rPr>
+                <w:rFonts w:ascii="Times New Roman" w:eastAsia="Times New Roman" w:hAnsi="Times New Roman" w:cs="Times New Roman"/>
+                <w:sz w:val="24"/>
+                <w:szCs w:val="24"/>
+                <w:lang w:eastAsia="ru-RU"/>
+              </w:rPr>
+            </w:pPr>
+            <w:r>
+              <w:rPr>
+                <w:rFonts w:ascii="Times New Roman" w:eastAsia="Times New Roman" w:hAnsi="Times New Roman" w:cs="Times New Roman"/>
+                <w:sz w:val="24"/>
+                <w:szCs w:val="24"/>
+                <w:lang w:eastAsia="ru-RU"/>
+              </w:rPr>
+              <w:t>WAF, rate limiting, CAPTCHA</w:t>
+            </w:r>
+          </w:p>
+        </w:tc>
+      </w:tr>
+    </w:tbl>
+    <w:p>
+      <w:pPr>
+        <w:spacing w:before="100" w:beforeAutospacing="1" w:after="100" w:afterAutospacing="1" w:line="240" w:lineRule="auto"/>
+        <w:rPr>
+          <w:rFonts w:ascii="Times New Roman" w:eastAsia="Times New Roman" w:hAnsi="Times New Roman" w:cs="Times New Roman"/>
+          <w:sz w:val="24"/>
+          <w:szCs w:val="24"/>
+          <w:lang w:eastAsia="ru-RU"/>
+        </w:rPr>
+      </w:pPr>
+      <w:r>
+        <w:rPr>
+          <w:rFonts w:ascii="Times New Roman" w:eastAsia="Times New Roman" w:hAnsi="Times New Roman" w:cs="Times New Roman"/>
+          <w:sz w:val="24"/>
+          <w:szCs w:val="24"/>
+          <w:lang w:eastAsia="ru-RU"/>
+        </w:rPr>
+        <w:t>Таким образом, каждый уровень архитектуры веб-приложения требует применения конкретных и взаимосвязанных механизмов защиты. При этом эффективность обеспечения безопасности достигается не за счёт отдельного инструмента, а за счёт их совместного использования, что подтверждает необходимость комплексного подхода к защите веб-приложений.</w:t>
+      </w:r>
+    </w:p>
+    <w:p>
+      <w:pPr>
         <w:pStyle w:val="a4"/>
       </w:pPr>
       <w:r>
-        <w:t>На клиентском уровне основное внимание уделяется защите от атак, связанных с выполнением вредоносного кода, в частности XSS. Как было показано ранее, подобные уязвимости возникают при некорректной обработке пользовательского ввода и выводе данных. В связи с этим в рамках модели комплексной защиты на данном уровне применяются механизмы фильтрации и экранирования данных, а также политика безопасности контента (CSP), ограничивающая выполнение скриптов. Кроме того, следует учитывать необходимость безопасного хранения данных на стороне клиента, включая токены аутентификации. Таким образом, клиентский уровень рассматривается как первая линия защиты, направленная на предотвращение выполнения вредоносного кода.</w:t>
+        <w:t>Следует подчеркнуть, что ключевым элементом комплексной модели является не только наличие защитных механизмов на каждом уровне, но и их взаимосвязь. Например, защита от XSS на клиентском уровне дополняется безопасной обработкой данных на сервере, а предотвращение SQL-инъекций связано с контролем входных данных и корректной работой с базой данных. Аналогично, защита от CSRF требует как настройки cookies, так и проверки запросов на сервере. Таким образом, безопасность достигается за счёт согласованного применения различных механизмов, а не за счёт изолированных решений.</w:t>
       </w:r>
     </w:p>
     <w:p>
@@ -699,78 +2892,30 @@
         <w:pStyle w:val="a4"/>
       </w:pPr>
       <w:r>
-        <w:t xml:space="preserve">Серверный уровень, в свою очередь, играет ключевую роль в обеспечении безопасности, поскольку именно здесь реализуется основная логика обработки запросов. В рамках комплексной модели защита на данном уровне включает в себя контроль входных данных, предотвращение инъекционных атак, а также реализацию механизмов аутентификации и авторизации. Как правило, на сервере осуществляется проверка корректности запросов, их соответствия ожидаемому формату и прав пользователя. Важно подчеркнуть, что именно сервер должен выступать в качестве основного элемента </w:t>
+        <w:t>Для наглядного представления комплексной модели целесообразно рассматривать взаимосвязь между угрозами, уязвимостями и механизмами защиты. Например, инъекционные атаки связаны с неконтролируемым вводом данных и предотвращаются с помощью параметризованных запросов и валидации. Уязвимости XSS возникают при отсутствии фильтрации данных и устраняются с использованием экранирования и CSP. Атаки CSRF связаны с особенностями передачи аутентификационных данных и предотвращаются с помощью токенов и настроек cookies. Подобное сопоставление позволяет более чётко определить роль каждого механизма в общей системе защиты.</w:t>
+      </w:r>
+    </w:p>
+    <w:p>
+      <w:pPr>
+        <w:pStyle w:val="a4"/>
+      </w:pPr>
+      <w:r>
+        <w:t>Таким образом, сформированная модель комплексной защиты веб-приложения представляет собой многоуровневую систему, в рамках которой защитные механизмы реализуются на всех этапах обработки и передачи данных. При этом каждый уровень вносит свой вклад в обеспечение безопасности, а их взаимодействие позволяет снизить риск успешной реализации атак. Следовательно, можно сделать вывод, что эффективная защита веб-приложений достигается только при условии системного подхода, учитывающего архитектуру, уязвимости и соответствующие механизмы противодействия.</w:t>
+      </w:r>
+    </w:p>
+    <w:p>
+      <w:pPr>
+        <w:pStyle w:val="a4"/>
+      </w:pPr>
+      <w:r>
+        <w:t xml:space="preserve">В заключение следует отметить, что предложенная модель не предполагает конкретной реализации, а задаёт общую структуру обеспечения безопасности веб-приложения. Она может быть адаптирована в зависимости от используемых технологий и требований к </w:t>
       </w:r>
       <w:r>
         <w:lastRenderedPageBreak/>
-        <w:t>принятия решений, поскольку доверие к клиентской стороне ограничено. Следовательно, серверный уровень является центральным элементом системы безопасности.</w:t>
-      </w:r>
-    </w:p>
-    <w:p>
-      <w:pPr>
-        <w:pStyle w:val="a4"/>
-      </w:pPr>
-      <w:r>
-        <w:t>На уровне хранения данных основное внимание уделяется защите базы данных от несанкционированного доступа и модификации информации. В рамках модели комплексной защиты это достигается за счёт использования параметризованных запросов, ограничения прав доступа к базе данных и контроля операций с данными. Кроме того, важно обеспечить разграничение доступа между различными компонентами системы, чтобы минимизировать последствия возможной компрометации. Таким образом, защита уровня хранения данных направлена на сохранение целостности и конфиденциальности информации.</w:t>
-      </w:r>
-    </w:p>
-    <w:p>
-      <w:pPr>
-        <w:pStyle w:val="a4"/>
-      </w:pPr>
-      <w:r>
-        <w:t>Сетевой уровень обеспечивает взаимодействие между компонентами веб-приложения и, как следствие, требует защиты каналов передачи данных. В рамках комплексной модели основным механизмом является использование защищённых протоколов передачи данных, таких как HTTPS. Это позволяет предотвратить перехват и подмену информации при её передаче. Дополнительно могут применяться меры по контролю сетевого трафика и предотвращению атак типа «человек посередине». Следовательно, защита сетевого уровня направлена на обеспечение безопасного обмена данными между участниками системы.</w:t>
-      </w:r>
-    </w:p>
-    <w:p>
-      <w:pPr>
-        <w:pStyle w:val="a4"/>
-      </w:pPr>
-      <w:r>
-        <w:t>Инфраструктурный уровень включает в себя серверы, среды выполнения и дополнительные компоненты, от которых зависит функционирование веб-приложения. В рамках комплексной модели защита данного уровня предполагает корректную настройку систем, обновление используемого программного обеспечения и контроль доступа к ресурсам. Кроме того, могут применяться дополнительные средства, такие как межсетевые экраны веб-приложений и системы мониторинга. Несмотря на то что данные механизмы не устраняют уязвимости напрямую, они позволяют своевременно выявлять и предотвращать атаки, повышая общий уровень безопасности.</w:t>
-      </w:r>
-    </w:p>
-    <w:p>
-      <w:pPr>
-        <w:pStyle w:val="a4"/>
-      </w:pPr>
-      <w:r>
-        <w:t>Следует подчеркнуть, что ключевым элементом комплексной модели является не только наличие защитных механизмов на каждом уровне, но и их взаимосвязь. Например, защита от XSS на клиентском уровне дополняется безопасной обработкой данных на сервере, а предотвращение SQL-инъекций связано с контролем входных данных и корректной работой с базой данных. Аналогично, защита от CSRF требует как настройки cookies, так и проверки запросов на сервере. Таким образом, безопасность достигается за счёт согласованного применения различных механизмов, а не за счёт изолированных решений.</w:t>
-      </w:r>
-    </w:p>
-    <w:p>
-      <w:pPr>
-        <w:pStyle w:val="a4"/>
-      </w:pPr>
-      <w:r>
-        <w:t>Для наглядного представления комплексной модели целесообразно рассматривать взаимосвязь между угрозами, уязвимостями и механизмами защиты. Например, инъекционные атаки связаны с неконтролируемым вводом данных и предотвращаются с помощью параметризованных запросов и валидации. Уязвимости XSS возникают при отсутствии фильтрации данных и устраняются с использованием экранирования и CSP. Атаки CSRF связаны с особенностями передачи аутентификационных данных и предотвращаются с помощью токенов и настроек cookies. Подобное сопоставление позволяет более чётко определить роль каждого механизма в общей системе защиты.</w:t>
-      </w:r>
-    </w:p>
-    <w:p>
-      <w:pPr>
-        <w:pStyle w:val="a4"/>
-      </w:pPr>
-      <w:r>
-        <w:t xml:space="preserve">Таким образом, сформированная модель комплексной защиты веб-приложения представляет собой многоуровневую систему, в рамках которой защитные механизмы реализуются на всех этапах обработки и передачи данных. При этом каждый уровень вносит свой вклад в обеспечение безопасности, а их взаимодействие позволяет снизить риск успешной реализации атак. Следовательно, можно сделать вывод, что эффективная </w:t>
-      </w:r>
-      <w:r>
-        <w:lastRenderedPageBreak/>
-        <w:t>защита веб-приложений достигается только при условии системного подхода, учитывающего архитектуру, уязвимости и соответствующие механизмы противодействия.</w:t>
-      </w:r>
-    </w:p>
-    <w:p>
-      <w:pPr>
-        <w:pStyle w:val="a4"/>
-      </w:pPr>
-      <w:r>
-        <w:t>В заключение следует отметить, что предложенная модель не предполагает конкретной реализации, а задаёт общую структуру обеспечения безопасности веб-приложения. Она может быть адаптирована в зависимости от используемых технологий и требований к системе. Вместе с тем данная модель служит основой для практической реализации механизмов защиты, которая будет рассмотрена в следующей главе.</w:t>
-      </w:r>
-    </w:p>
-    <w:p>
-      <w:pPr>
-        <w:pStyle w:val="a4"/>
-      </w:pPr>
-    </w:p>
+        <w:t>системе. Вместе с тем данная модель служит основой для практической реализации механизмов защиты, которая будет рассмотрена в следующей главе.</w:t>
+      </w:r>
+    </w:p>
+    <w:bookmarkEnd w:id="0"/>
     <w:p/>
     <w:sectPr>
       <w:pgSz w:w="11906" w:h="16838"/>
@@ -780,6 +2925,156 @@
     </w:sectPr>
   </w:body>
 </w:document>
+</file>
+
+<file path=word/endnotes.xml><?xml version="1.0" encoding="utf-8"?>
+<w:endnotes xmlns:wpc="http://schemas.microsoft.com/office/word/2010/wordprocessingCanvas" xmlns:cx="http://schemas.microsoft.com/office/drawing/2014/chartex" xmlns:cx1="http://schemas.microsoft.com/office/drawing/2015/9/8/chartex" xmlns:cx2="http://schemas.microsoft.com/office/drawing/2015/10/21/chartex" xmlns:cx3="http://schemas.microsoft.com/office/drawing/2016/5/9/chartex" xmlns:cx4="http://schemas.microsoft.com/office/drawing/2016/5/10/chartex" xmlns:cx5="http://schemas.microsoft.com/office/drawing/2016/5/11/chartex" xmlns:cx6="http://schemas.microsoft.com/office/drawing/2016/5/12/chartex" xmlns:cx7="http://schemas.microsoft.com/office/drawing/2016/5/13/chartex" xmlns:cx8="http://schemas.microsoft.com/office/drawing/2016/5/14/chartex" xmlns:mc="http://schemas.openxmlformats.org/markup-compatibility/2006" xmlns:aink="http://schemas.microsoft.com/office/drawing/2016/ink" xmlns:am3d="http://schemas.microsoft.com/office/drawing/2017/model3d" xmlns:o="urn:schemas-microsoft-com:office:office" xmlns:r="http://schemas.openxmlformats.org/officeDocument/2006/relationships" xmlns:m="http://schemas.openxmlformats.org/officeDocument/2006/math" xmlns:v="urn:schemas-microsoft-com:vml" xmlns:wp14="http://schemas.microsoft.com/office/word/2010/wordprocessingDrawing" xmlns:wp="http://schemas.openxmlformats.org/drawingml/2006/wordprocessingDrawing" xmlns:w10="urn:schemas-microsoft-com:office:word" xmlns:w="http://schemas.openxmlformats.org/wordprocessingml/2006/main" xmlns:w14="http://schemas.microsoft.com/office/word/2010/wordml" xmlns:w15="http://schemas.microsoft.com/office/word/2012/wordml" xmlns:w16cex="http://schemas.microsoft.com/office/word/2018/wordml/cex" xmlns:w16cid="http://schemas.microsoft.com/office/word/2016/wordml/cid" xmlns:w16="http://schemas.microsoft.com/office/word/2018/wordml" xmlns:w16se="http://schemas.microsoft.com/office/word/2015/wordml/symex" xmlns:wpg="http://schemas.microsoft.com/office/word/2010/wordprocessingGroup" xmlns:wpi="http://schemas.microsoft.com/office/word/2010/wordprocessingInk" xmlns:wne="http://schemas.microsoft.com/office/word/2006/wordml" xmlns:wps="http://schemas.microsoft.com/office/word/2010/wordprocessingShape" mc:Ignorable="w14 w15 w16se w16cid w16 w16cex wp14">
+  <w:endnote w:type="separator" w:id="-1">
+    <w:p>
+      <w:pPr>
+        <w:spacing w:after="0" w:line="240" w:lineRule="auto"/>
+      </w:pPr>
+      <w:r>
+        <w:separator/>
+      </w:r>
+    </w:p>
+  </w:endnote>
+  <w:endnote w:type="continuationSeparator" w:id="0">
+    <w:p>
+      <w:pPr>
+        <w:spacing w:after="0" w:line="240" w:lineRule="auto"/>
+      </w:pPr>
+      <w:r>
+        <w:continuationSeparator/>
+      </w:r>
+    </w:p>
+  </w:endnote>
+</w:endnotes>
+</file>
+
+<file path=word/footnotes.xml><?xml version="1.0" encoding="utf-8"?>
+<w:footnotes xmlns:wpc="http://schemas.microsoft.com/office/word/2010/wordprocessingCanvas" xmlns:cx="http://schemas.microsoft.com/office/drawing/2014/chartex" xmlns:cx1="http://schemas.microsoft.com/office/drawing/2015/9/8/chartex" xmlns:cx2="http://schemas.microsoft.com/office/drawing/2015/10/21/chartex" xmlns:cx3="http://schemas.microsoft.com/office/drawing/2016/5/9/chartex" xmlns:cx4="http://schemas.microsoft.com/office/drawing/2016/5/10/chartex" xmlns:cx5="http://schemas.microsoft.com/office/drawing/2016/5/11/chartex" xmlns:cx6="http://schemas.microsoft.com/office/drawing/2016/5/12/chartex" xmlns:cx7="http://schemas.microsoft.com/office/drawing/2016/5/13/chartex" xmlns:cx8="http://schemas.microsoft.com/office/drawing/2016/5/14/chartex" xmlns:mc="http://schemas.openxmlformats.org/markup-compatibility/2006" xmlns:aink="http://schemas.microsoft.com/office/drawing/2016/ink" xmlns:am3d="http://schemas.microsoft.com/office/drawing/2017/model3d" xmlns:o="urn:schemas-microsoft-com:office:office" xmlns:r="http://schemas.openxmlformats.org/officeDocument/2006/relationships" xmlns:m="http://schemas.openxmlformats.org/officeDocument/2006/math" xmlns:v="urn:schemas-microsoft-com:vml" xmlns:wp14="http://schemas.microsoft.com/office/word/2010/wordprocessingDrawing" xmlns:wp="http://schemas.openxmlformats.org/drawingml/2006/wordprocessingDrawing" xmlns:w10="urn:schemas-microsoft-com:office:word" xmlns:w="http://schemas.openxmlformats.org/wordprocessingml/2006/main" xmlns:w14="http://schemas.microsoft.com/office/word/2010/wordml" xmlns:w15="http://schemas.microsoft.com/office/word/2012/wordml" xmlns:w16cex="http://schemas.microsoft.com/office/word/2018/wordml/cex" xmlns:w16cid="http://schemas.microsoft.com/office/word/2016/wordml/cid" xmlns:w16="http://schemas.microsoft.com/office/word/2018/wordml" xmlns:w16se="http://schemas.microsoft.com/office/word/2015/wordml/symex" xmlns:wpg="http://schemas.microsoft.com/office/word/2010/wordprocessingGroup" xmlns:wpi="http://schemas.microsoft.com/office/word/2010/wordprocessingInk" xmlns:wne="http://schemas.microsoft.com/office/word/2006/wordml" xmlns:wps="http://schemas.microsoft.com/office/word/2010/wordprocessingShape" mc:Ignorable="w14 w15 w16se w16cid w16 w16cex wp14">
+  <w:footnote w:type="separator" w:id="-1">
+    <w:p>
+      <w:pPr>
+        <w:spacing w:after="0" w:line="240" w:lineRule="auto"/>
+      </w:pPr>
+      <w:r>
+        <w:separator/>
+      </w:r>
+    </w:p>
+  </w:footnote>
+  <w:footnote w:type="continuationSeparator" w:id="0">
+    <w:p>
+      <w:pPr>
+        <w:spacing w:after="0" w:line="240" w:lineRule="auto"/>
+      </w:pPr>
+      <w:r>
+        <w:continuationSeparator/>
+      </w:r>
+    </w:p>
+  </w:footnote>
+  <w:footnote w:id="1">
+    <w:p>
+      <w:pPr>
+        <w:pStyle w:val="a5"/>
+      </w:pPr>
+      <w:r>
+        <w:rPr>
+          <w:rStyle w:val="a7"/>
+        </w:rPr>
+        <w:footnoteRef/>
+      </w:r>
+      <w:r>
+        <w:t xml:space="preserve"> </w:t>
+      </w:r>
+      <w:r>
+        <w:t>Охонько, Ф. С. Анализ уязвимостей стандарта Content security Policy с целью повышения защиты веб-сайтов / Ф. С. Охонько // Cifra. Информационные технологии и телекоммуникации. – 2025. – № 1(5). – DOI 10.60797/itech.2025.5.1. – EDN RKCIPV.</w:t>
+      </w:r>
+    </w:p>
+  </w:footnote>
+  <w:footnote w:id="2">
+    <w:p>
+      <w:pPr>
+        <w:pStyle w:val="a5"/>
+      </w:pPr>
+      <w:r>
+        <w:rPr>
+          <w:rStyle w:val="a7"/>
+        </w:rPr>
+        <w:footnoteRef/>
+      </w:r>
+      <w:r>
+        <w:t xml:space="preserve"> </w:t>
+      </w:r>
+      <w:r>
+        <w:rPr>
+          <w:rFonts w:ascii="Arial" w:hAnsi="Arial" w:cs="Arial"/>
+          <w:color w:val="222222"/>
+          <w:shd w:val="clear" w:color="auto" w:fill="FFFFFF"/>
+        </w:rPr>
+        <w:t>Зулькарнеев И. Р., Басалай К. А. ПОДХОДЫ К КЛАССИФИКАЦИИ ВЕКТОРОВ АТАК И УЯЗВИМОСТЕЙ JSON WEB TOKENS //Вестник УрФО. Безопасность в информационной сфере. – 2024. – Т. 2. – №. 52. – С. 77-88.</w:t>
+      </w:r>
+    </w:p>
+  </w:footnote>
+  <w:footnote w:id="3">
+    <w:p>
+      <w:pPr>
+        <w:pStyle w:val="a5"/>
+      </w:pPr>
+      <w:r>
+        <w:rPr>
+          <w:rStyle w:val="a7"/>
+        </w:rPr>
+        <w:footnoteRef/>
+      </w:r>
+      <w:r>
+        <w:t xml:space="preserve"> </w:t>
+      </w:r>
+      <w:r>
+        <w:t>https://practicum.yandex.ru/blog/parametry-sql-zaprosov/</w:t>
+      </w:r>
+    </w:p>
+  </w:footnote>
+  <w:footnote w:id="4">
+    <w:p>
+      <w:pPr>
+        <w:pStyle w:val="a5"/>
+      </w:pPr>
+      <w:r>
+        <w:rPr>
+          <w:rStyle w:val="a7"/>
+        </w:rPr>
+        <w:footnoteRef/>
+      </w:r>
+      <w:r>
+        <w:t xml:space="preserve"> </w:t>
+      </w:r>
+      <w:r>
+        <w:t>https://www.kaspersky.ru/resource-center/definitions/brute-force-attack</w:t>
+      </w:r>
+    </w:p>
+  </w:footnote>
+  <w:footnote w:id="5">
+    <w:p>
+      <w:pPr>
+        <w:pStyle w:val="a5"/>
+      </w:pPr>
+      <w:r>
+        <w:rPr>
+          <w:rStyle w:val="a7"/>
+        </w:rPr>
+        <w:footnoteRef/>
+      </w:r>
+      <w:r>
+        <w:t xml:space="preserve"> </w:t>
+      </w:r>
+      <w:r>
+        <w:t>Дюмин, М. А. Обеспечение безопасности web-сайтов / М. А. Дюмин, Е. А. Кулешова // Современные информационные технологии и информационная безопасность : сборник научных статей 2-й Всероссийской научно-технической конференции, Курск, 28 февраля 2023 года. – Курск: Юго-Западный государственный университет, 2023. – С. 28-31. – EDN OPNAJT.</w:t>
+      </w:r>
+    </w:p>
+  </w:footnote>
+</w:footnotes>
 </file>
 
 <file path=word/styles.xml><?xml version="1.0" encoding="utf-8"?>
@@ -1180,7 +3475,7 @@
   <w:style w:type="paragraph" w:default="1" w:styleId="a">
     <w:name w:val="Normal"/>
     <w:qFormat/>
-    <w:rsid w:val="00262ABE"/>
+    <w:rsid w:val="005A44D4"/>
   </w:style>
   <w:style w:type="paragraph" w:styleId="2">
     <w:name w:val="heading 2"/>
@@ -1277,6 +3572,45 @@
     <w:name w:val="relative"/>
     <w:basedOn w:val="a0"/>
     <w:rsid w:val="00262ABE"/>
+  </w:style>
+  <w:style w:type="paragraph" w:styleId="a5">
+    <w:name w:val="footnote text"/>
+    <w:basedOn w:val="a"/>
+    <w:link w:val="a6"/>
+    <w:uiPriority w:val="99"/>
+    <w:semiHidden/>
+    <w:unhideWhenUsed/>
+    <w:rsid w:val="005A44D4"/>
+    <w:pPr>
+      <w:spacing w:after="0" w:line="240" w:lineRule="auto"/>
+    </w:pPr>
+    <w:rPr>
+      <w:sz w:val="20"/>
+      <w:szCs w:val="20"/>
+    </w:rPr>
+  </w:style>
+  <w:style w:type="character" w:customStyle="1" w:styleId="a6">
+    <w:name w:val="Текст сноски Знак"/>
+    <w:basedOn w:val="a0"/>
+    <w:link w:val="a5"/>
+    <w:uiPriority w:val="99"/>
+    <w:semiHidden/>
+    <w:rsid w:val="005A44D4"/>
+    <w:rPr>
+      <w:sz w:val="20"/>
+      <w:szCs w:val="20"/>
+    </w:rPr>
+  </w:style>
+  <w:style w:type="character" w:styleId="a7">
+    <w:name w:val="footnote reference"/>
+    <w:basedOn w:val="a0"/>
+    <w:uiPriority w:val="99"/>
+    <w:semiHidden/>
+    <w:unhideWhenUsed/>
+    <w:rsid w:val="005A44D4"/>
+    <w:rPr>
+      <w:vertAlign w:val="superscript"/>
+    </w:rPr>
   </w:style>
 </w:styles>
 </file>

--- a/только вторая часть.docx
+++ b/только вторая часть.docx
@@ -4,36 +4,1681 @@
   <w:body>
     <w:p>
       <w:pPr>
-        <w:pStyle w:val="a4"/>
         <w:jc w:val="center"/>
-        <w:rPr>
-          <w:rStyle w:val="relative"/>
-        </w:rPr>
-      </w:pPr>
-      <w:bookmarkStart w:id="0" w:name="_Hlk228992134"/>
-      <w:r>
         <w:rPr>
           <w:rStyle w:val="a3"/>
           <w:b w:val="0"/>
           <w:bCs w:val="0"/>
-        </w:rPr>
-        <w:t>2</w:t>
-      </w:r>
+          <w:sz w:val="28"/>
+          <w:szCs w:val="28"/>
+        </w:rPr>
+      </w:pPr>
       <w:r>
         <w:rPr>
           <w:rStyle w:val="a3"/>
           <w:b w:val="0"/>
           <w:bCs w:val="0"/>
-        </w:rPr>
-        <w:t>.</w:t>
+          <w:sz w:val="28"/>
+          <w:szCs w:val="28"/>
+        </w:rPr>
+        <w:t>2</w:t>
       </w:r>
       <w:r>
         <w:rPr>
           <w:rStyle w:val="a3"/>
           <w:b w:val="0"/>
           <w:bCs w:val="0"/>
-        </w:rPr>
-        <w:t>1</w:t>
+          <w:sz w:val="28"/>
+          <w:szCs w:val="28"/>
+        </w:rPr>
+        <w:t>.1. Классификация угроз информационной безопасности</w:t>
+      </w:r>
+    </w:p>
+    <w:p>
+      <w:pPr>
+        <w:rPr>
+          <w:rStyle w:val="a3"/>
+          <w:b w:val="0"/>
+          <w:bCs w:val="0"/>
+        </w:rPr>
+      </w:pPr>
+      <w:r>
+        <w:t xml:space="preserve">[Угроза безопасности информации (Information security threat) - </w:t>
+      </w:r>
+      <w:r>
+        <w:rPr>
+          <w:rFonts w:ascii="Helvetica" w:hAnsi="Helvetica"/>
+          <w:sz w:val="26"/>
+          <w:szCs w:val="26"/>
+        </w:rPr>
+        <w:t>совокупность условий и факторов, создающих потенциальную или реально существующую опасность нарушения безопасности информации.]</w:t>
+      </w:r>
+      <w:r>
+        <w:rPr>
+          <w:rStyle w:val="a7"/>
+          <w:rFonts w:ascii="Helvetica" w:hAnsi="Helvetica"/>
+          <w:sz w:val="26"/>
+          <w:szCs w:val="26"/>
+          <w:lang w:val="en-US"/>
+        </w:rPr>
+        <w:footnoteReference w:id="1"/>
+      </w:r>
+    </w:p>
+    <w:p>
+      <w:pPr>
+        <w:rPr>
+          <w:rStyle w:val="a3"/>
+          <w:b w:val="0"/>
+          <w:bCs w:val="0"/>
+          <w:sz w:val="28"/>
+          <w:szCs w:val="28"/>
+        </w:rPr>
+      </w:pPr>
+      <w:r>
+        <w:rPr>
+          <w:rStyle w:val="a3"/>
+          <w:b w:val="0"/>
+          <w:bCs w:val="0"/>
+          <w:sz w:val="28"/>
+          <w:szCs w:val="28"/>
+        </w:rPr>
+        <w:t>[Информационные системы часто подвергаются различным типам угроз, которые могут вызвать различные виды ущерба, которые могут привести к значительным финансовым потерям. Ущерб информационной безопасности (ИБ) может варьироваться от небольших потерь до разрушения всей информационной системы. С развитием информационных и коммуникационных технологий и повышением доступности Интернета, организации становятся уязвимыми для различного рода угроз. На самом деле, их информация становится уязвимой для кибератак и связанных с ними убытков. Угрозы исходят из разных источников, таких как действия сотрудников или хакерские атаки. В области безопасности информационных систем используются различные типы классификаций угроз безопасности.]</w:t>
+      </w:r>
+      <w:r>
+        <w:rPr>
+          <w:rStyle w:val="a7"/>
+          <w:sz w:val="28"/>
+          <w:szCs w:val="28"/>
+        </w:rPr>
+        <w:footnoteReference w:id="2"/>
+      </w:r>
+    </w:p>
+    <w:p>
+      <w:r>
+        <w:t>Федеральная служба по техническому и экспортному контролю России приводит следующий [перечень угроз безопасности информации:</w:t>
+      </w:r>
+    </w:p>
+    <w:p>
+      <w:pPr>
+        <w:pStyle w:val="a8"/>
+        <w:numPr>
+          <w:ilvl w:val="0"/>
+          <w:numId w:val="1"/>
+        </w:numPr>
+      </w:pPr>
+      <w:r>
+        <w:t>УБИ.1 Угроза утечки информации</w:t>
+      </w:r>
+    </w:p>
+    <w:p>
+      <w:pPr>
+        <w:pStyle w:val="a8"/>
+        <w:numPr>
+          <w:ilvl w:val="0"/>
+          <w:numId w:val="1"/>
+        </w:numPr>
+      </w:pPr>
+      <w:r>
+        <w:t>УБИ.2 Угроза несанкционированного доступа</w:t>
+      </w:r>
+    </w:p>
+    <w:p>
+      <w:pPr>
+        <w:pStyle w:val="a8"/>
+        <w:numPr>
+          <w:ilvl w:val="0"/>
+          <w:numId w:val="1"/>
+        </w:numPr>
+      </w:pPr>
+      <w:r>
+        <w:t>УБИ.3 Угроза несанкционированной модификации (искажения)</w:t>
+      </w:r>
+    </w:p>
+    <w:p>
+      <w:pPr>
+        <w:pStyle w:val="a8"/>
+        <w:numPr>
+          <w:ilvl w:val="0"/>
+          <w:numId w:val="1"/>
+        </w:numPr>
+      </w:pPr>
+      <w:r>
+        <w:t>УБИ.4 Угроза несанкционированной подмены</w:t>
+      </w:r>
+    </w:p>
+    <w:p>
+      <w:pPr>
+        <w:pStyle w:val="a8"/>
+        <w:numPr>
+          <w:ilvl w:val="0"/>
+          <w:numId w:val="1"/>
+        </w:numPr>
+      </w:pPr>
+      <w:r>
+        <w:t>УБИ.5 Угроза удаления информационных ресурсов</w:t>
+      </w:r>
+    </w:p>
+    <w:p>
+      <w:pPr>
+        <w:pStyle w:val="a8"/>
+        <w:numPr>
+          <w:ilvl w:val="0"/>
+          <w:numId w:val="1"/>
+        </w:numPr>
+      </w:pPr>
+      <w:r>
+        <w:t>УБИ.6 Угроза отказа в обслуживании</w:t>
+      </w:r>
+    </w:p>
+    <w:p>
+      <w:pPr>
+        <w:pStyle w:val="a8"/>
+        <w:numPr>
+          <w:ilvl w:val="0"/>
+          <w:numId w:val="1"/>
+        </w:numPr>
+      </w:pPr>
+      <w:r>
+        <w:t>УБИ.7 Угроза ненадлежащего (нецелевого) использования</w:t>
+      </w:r>
+    </w:p>
+    <w:p>
+      <w:pPr>
+        <w:pStyle w:val="a8"/>
+        <w:numPr>
+          <w:ilvl w:val="0"/>
+          <w:numId w:val="1"/>
+        </w:numPr>
+      </w:pPr>
+      <w:r>
+        <w:t>УБИ.8 Угроза нарушения функционирования (работоспособности)</w:t>
+      </w:r>
+    </w:p>
+    <w:p>
+      <w:pPr>
+        <w:pStyle w:val="a8"/>
+        <w:numPr>
+          <w:ilvl w:val="0"/>
+          <w:numId w:val="1"/>
+        </w:numPr>
+      </w:pPr>
+      <w:r>
+        <w:t>УБИ.9 Угроза получения информационных ресурсов из недоверенного или скомпрометированного источника</w:t>
+      </w:r>
+    </w:p>
+    <w:p>
+      <w:pPr>
+        <w:pStyle w:val="a8"/>
+        <w:numPr>
+          <w:ilvl w:val="0"/>
+          <w:numId w:val="1"/>
+        </w:numPr>
+      </w:pPr>
+      <w:r>
+        <w:t>УБИ.10 Угроза распространения противоправной информации</w:t>
+      </w:r>
+    </w:p>
+    <w:p>
+      <w:pPr>
+        <w:pStyle w:val="a8"/>
+        <w:numPr>
+          <w:ilvl w:val="0"/>
+          <w:numId w:val="1"/>
+        </w:numPr>
+      </w:pPr>
+      <w:r>
+        <w:t>УБИ.11Угроза несанкционированного массового сбора информации]</w:t>
+      </w:r>
+      <w:r>
+        <w:rPr>
+          <w:rStyle w:val="a7"/>
+        </w:rPr>
+        <w:footnoteReference w:id="3"/>
+      </w:r>
+    </w:p>
+    <w:p>
+      <w:r>
+        <w:t>[</w:t>
+      </w:r>
+      <w:r>
+        <w:rPr>
+          <w:rFonts w:ascii="TimesNewRomanPSMT" w:hAnsi="TimesNewRomanPSMT"/>
+          <w:sz w:val="24"/>
+          <w:szCs w:val="24"/>
+        </w:rPr>
+        <w:t>Говоря о современном мире, отличительной чертой которого</w:t>
+      </w:r>
+      <w:r>
+        <w:rPr>
+          <w:rFonts w:ascii="TimesNewRomanPSMT" w:hAnsi="TimesNewRomanPSMT"/>
+        </w:rPr>
+        <w:t xml:space="preserve"> </w:t>
+      </w:r>
+      <w:r>
+        <w:rPr>
+          <w:rFonts w:ascii="TimesNewRomanPSMT" w:hAnsi="TimesNewRomanPSMT"/>
+          <w:sz w:val="24"/>
+          <w:szCs w:val="24"/>
+        </w:rPr>
+        <w:t>является информатизация, нельзя не отметить значимость кибербезопасности (компьютерной безопасности) цифровых данных.]</w:t>
+      </w:r>
+      <w:r>
+        <w:rPr>
+          <w:rStyle w:val="a7"/>
+          <w:rFonts w:ascii="TimesNewRomanPSMT" w:hAnsi="TimesNewRomanPSMT"/>
+          <w:sz w:val="24"/>
+          <w:szCs w:val="24"/>
+        </w:rPr>
+        <w:footnoteReference w:id="4"/>
+      </w:r>
+      <w:r>
+        <w:rPr>
+          <w:rFonts w:ascii="TimesNewRomanPSMT" w:hAnsi="TimesNewRomanPSMT"/>
+          <w:sz w:val="24"/>
+          <w:szCs w:val="24"/>
+        </w:rPr>
+        <w:t>[</w:t>
+      </w:r>
+      <w:r>
+        <w:rPr>
+          <w:rFonts w:ascii="Arial" w:hAnsi="Arial" w:cs="Arial"/>
+        </w:rPr>
+        <w:t xml:space="preserve"> Кибербезопасность (ее иногда называют компьютерной безопасностью) – это совокупность методов и практик защиты от атак злоумышленников </w:t>
+      </w:r>
+      <w:r>
+        <w:rPr>
+          <w:rFonts w:ascii="Arial" w:hAnsi="Arial" w:cs="Arial"/>
+        </w:rPr>
+        <w:lastRenderedPageBreak/>
+        <w:t>для компьютеров, серверов, мобильных устройств, электронных систем, сетей и данных. Кибербезопасность находит применение в самых разных областях, от бизнес-сферы до мобильных технологий. В этом направлении можно выделить несколько основных категорий.</w:t>
+      </w:r>
+      <w:r>
+        <w:rPr>
+          <w:rFonts w:ascii="Arial" w:hAnsi="Arial" w:cs="Arial"/>
+        </w:rPr>
+        <w:t>]</w:t>
+      </w:r>
+      <w:r>
+        <w:rPr>
+          <w:rStyle w:val="a7"/>
+          <w:rFonts w:ascii="Arial" w:hAnsi="Arial" w:cs="Arial"/>
+          <w:lang w:val="en-US"/>
+        </w:rPr>
+        <w:footnoteReference w:id="5"/>
+      </w:r>
+    </w:p>
+    <w:p>
+      <w:pPr>
+        <w:spacing w:before="100" w:beforeAutospacing="1" w:after="100" w:afterAutospacing="1" w:line="240" w:lineRule="auto"/>
+        <w:rPr>
+          <w:rFonts w:ascii="Times New Roman" w:eastAsia="Times New Roman" w:hAnsi="Times New Roman" w:cs="Times New Roman"/>
+          <w:sz w:val="24"/>
+          <w:szCs w:val="24"/>
+          <w:highlight w:val="yellow"/>
+          <w:lang w:eastAsia="ru-RU"/>
+        </w:rPr>
+      </w:pPr>
+      <w:r>
+        <w:rPr>
+          <w:rFonts w:ascii="Times New Roman" w:eastAsia="Times New Roman" w:hAnsi="Times New Roman" w:cs="Times New Roman"/>
+          <w:sz w:val="24"/>
+          <w:szCs w:val="24"/>
+          <w:highlight w:val="yellow"/>
+          <w:lang w:eastAsia="ru-RU"/>
+        </w:rPr>
+        <w:t>В условиях стремительного роста веб-технологий значительная часть информационных процессов переносится в интернет-среду, а веб-приложения становятся одним из ключевых объектов воздействия перечисленных угроз. Все описанные категории угроз — утечка данных, несанкционированный доступ, модификация информации, отказ в обслуживании и другие — напрямую проявляются в работе веб-систем. Это делает веб-приложения особенно уязвимыми, поскольку они функционируют в открытых сетях, взаимодействуют с большим количеством пользователей и обрабатывают критически важные данные.</w:t>
+      </w:r>
+    </w:p>
+    <w:p>
+      <w:pPr>
+        <w:spacing w:before="100" w:beforeAutospacing="1" w:after="100" w:afterAutospacing="1" w:line="240" w:lineRule="auto"/>
+        <w:rPr>
+          <w:rFonts w:ascii="Times New Roman" w:eastAsia="Times New Roman" w:hAnsi="Times New Roman" w:cs="Times New Roman"/>
+          <w:sz w:val="24"/>
+          <w:szCs w:val="24"/>
+          <w:lang w:eastAsia="ru-RU"/>
+        </w:rPr>
+      </w:pPr>
+      <w:r>
+        <w:rPr>
+          <w:rFonts w:ascii="Times New Roman" w:eastAsia="Times New Roman" w:hAnsi="Times New Roman" w:cs="Times New Roman"/>
+          <w:sz w:val="24"/>
+          <w:szCs w:val="24"/>
+          <w:highlight w:val="yellow"/>
+          <w:lang w:eastAsia="ru-RU"/>
+        </w:rPr>
+        <w:t>Таким образом, рассматриваемые угрозы информационной безопасности формируют основу для понимания рисков, связанных с функционированием современных веб-приложений. Их многообразие и масштабируемость подчёркивают необходимость разработки эффективных методов защиты, что особенно важно в условиях роста киберпреступности и повышения сложности атак. Веб-безопасность становится неотъемлемой частью общей системы информационной безопасности, требуя комплексного подхода, постоянного мониторинга и применения современных технологий защиты.</w:t>
+      </w:r>
+    </w:p>
+    <w:p>
+      <w:pPr>
+        <w:rPr>
+          <w:rFonts w:ascii="Helvetica" w:eastAsia="Times New Roman" w:hAnsi="Helvetica" w:cs="Helvetica"/>
+          <w:color w:val="333333"/>
+          <w:sz w:val="24"/>
+          <w:szCs w:val="24"/>
+          <w:lang w:eastAsia="ru-RU"/>
+        </w:rPr>
+      </w:pPr>
+      <w:r>
+        <w:rPr>
+          <w:rFonts w:ascii="Helvetica" w:eastAsia="Times New Roman" w:hAnsi="Helvetica" w:cs="Helvetica"/>
+          <w:color w:val="333333"/>
+          <w:sz w:val="24"/>
+          <w:szCs w:val="24"/>
+          <w:lang w:eastAsia="ru-RU"/>
+        </w:rPr>
+        <w:br w:type="page"/>
+      </w:r>
+    </w:p>
+    <w:p>
+      <w:pPr>
+        <w:jc w:val="center"/>
+        <w:rPr>
+          <w:sz w:val="24"/>
+          <w:szCs w:val="24"/>
+        </w:rPr>
+      </w:pPr>
+      <w:r>
+        <w:rPr>
+          <w:rStyle w:val="a3"/>
+          <w:b w:val="0"/>
+          <w:bCs w:val="0"/>
+          <w:sz w:val="24"/>
+          <w:szCs w:val="24"/>
+        </w:rPr>
+        <w:lastRenderedPageBreak/>
+        <w:t>2</w:t>
+      </w:r>
+      <w:r>
+        <w:rPr>
+          <w:rStyle w:val="a3"/>
+          <w:b w:val="0"/>
+          <w:bCs w:val="0"/>
+          <w:sz w:val="24"/>
+          <w:szCs w:val="24"/>
+        </w:rPr>
+        <w:t>.2. Современные тенденции в киберпреступности и их последствия</w:t>
+      </w:r>
+    </w:p>
+    <w:p>
+      <w:pPr>
+        <w:spacing w:after="0" w:line="360" w:lineRule="auto"/>
+        <w:ind w:firstLine="709"/>
+        <w:rPr>
+          <w:rFonts w:ascii="Times New Roman" w:eastAsia="Times New Roman" w:hAnsi="Times New Roman" w:cs="Times New Roman"/>
+          <w:color w:val="333333"/>
+          <w:sz w:val="28"/>
+          <w:szCs w:val="28"/>
+          <w:lang w:eastAsia="ru-RU"/>
+        </w:rPr>
+      </w:pPr>
+      <w:r>
+        <w:rPr>
+          <w:rFonts w:ascii="Times New Roman" w:eastAsia="Times New Roman" w:hAnsi="Times New Roman" w:cs="Times New Roman"/>
+          <w:color w:val="333333"/>
+          <w:sz w:val="28"/>
+          <w:szCs w:val="28"/>
+          <w:lang w:eastAsia="ru-RU"/>
+        </w:rPr>
+        <w:t>[</w:t>
+      </w:r>
+      <w:r>
+        <w:rPr>
+          <w:rFonts w:ascii="TimesNewRomanPSMT" w:hAnsi="TimesNewRomanPSMT"/>
+          <w:color w:val="000000"/>
+          <w:sz w:val="28"/>
+          <w:szCs w:val="28"/>
+        </w:rPr>
+        <w:t>В условиях стремительного развития цифровых технологий киберпреступность приобретает все большую значимость как глобальная угроза безопасности. Рост числа пользователей интернета, активное распространение электронных финансовых операций и увеличение зависимости общества от информационно-коммуникационных технологий приводят к эскалации преступлений в киберпространстве. Киберпреступники используют широкий спектр методов, включая фишинг, взлом учетных записей, вредоносное программное обеспечение и атаки на корпоративные сети, что наносит значительный ущерб государственным институтам, бизнесу и частным лицам.]</w:t>
+      </w:r>
+      <w:r>
+        <w:rPr>
+          <w:rStyle w:val="a7"/>
+          <w:rFonts w:ascii="TimesNewRomanPSMT" w:hAnsi="TimesNewRomanPSMT"/>
+          <w:color w:val="000000"/>
+          <w:sz w:val="28"/>
+          <w:szCs w:val="28"/>
+        </w:rPr>
+        <w:footnoteReference w:id="6"/>
+      </w:r>
+    </w:p>
+    <w:p>
+      <w:pPr>
+        <w:spacing w:before="100" w:beforeAutospacing="1" w:after="0" w:line="240" w:lineRule="auto"/>
+        <w:rPr>
+          <w:rFonts w:ascii="Helvetica" w:eastAsia="Times New Roman" w:hAnsi="Helvetica" w:cs="Helvetica"/>
+          <w:color w:val="333333"/>
+          <w:sz w:val="24"/>
+          <w:szCs w:val="24"/>
+          <w:lang w:eastAsia="ru-RU"/>
+        </w:rPr>
+      </w:pPr>
+      <w:r>
+        <w:rPr>
+          <w:rFonts w:ascii="Helvetica" w:eastAsia="Times New Roman" w:hAnsi="Helvetica" w:cs="Helvetica"/>
+          <w:color w:val="333333"/>
+          <w:sz w:val="24"/>
+          <w:szCs w:val="24"/>
+          <w:lang w:eastAsia="ru-RU"/>
+        </w:rPr>
+        <w:t>[</w:t>
+      </w:r>
+      <w:r>
+        <w:rPr>
+          <w:rFonts w:ascii="Helvetica" w:eastAsia="Times New Roman" w:hAnsi="Helvetica" w:cs="Helvetica"/>
+          <w:color w:val="333333"/>
+          <w:sz w:val="24"/>
+          <w:szCs w:val="24"/>
+          <w:lang w:eastAsia="ru-RU"/>
+        </w:rPr>
+        <w:t>Кибереступления можно разделить в зависимости от</w:t>
+      </w:r>
+      <w:r>
+        <w:rPr>
+          <w:rFonts w:ascii="Helvetica" w:eastAsia="Times New Roman" w:hAnsi="Helvetica" w:cs="Helvetica"/>
+          <w:color w:val="333333"/>
+          <w:sz w:val="24"/>
+          <w:szCs w:val="24"/>
+          <w:lang w:eastAsia="ru-RU"/>
+        </w:rPr>
+        <w:t xml:space="preserve"> </w:t>
+      </w:r>
+      <w:r>
+        <w:rPr>
+          <w:rFonts w:ascii="Helvetica" w:eastAsia="Times New Roman" w:hAnsi="Helvetica" w:cs="Helvetica"/>
+          <w:color w:val="333333"/>
+          <w:sz w:val="24"/>
+          <w:szCs w:val="24"/>
+          <w:lang w:eastAsia="ru-RU"/>
+        </w:rPr>
+        <w:t>того объекта, на который они направлены, и вывести</w:t>
+      </w:r>
+      <w:r>
+        <w:rPr>
+          <w:rFonts w:ascii="Helvetica" w:eastAsia="Times New Roman" w:hAnsi="Helvetica" w:cs="Helvetica"/>
+          <w:color w:val="333333"/>
+          <w:sz w:val="24"/>
+          <w:szCs w:val="24"/>
+          <w:lang w:eastAsia="ru-RU"/>
+        </w:rPr>
+        <w:t xml:space="preserve"> </w:t>
+      </w:r>
+      <w:r>
+        <w:rPr>
+          <w:rFonts w:ascii="Helvetica" w:eastAsia="Times New Roman" w:hAnsi="Helvetica" w:cs="Helvetica"/>
+          <w:color w:val="333333"/>
+          <w:sz w:val="24"/>
+          <w:szCs w:val="24"/>
+          <w:lang w:eastAsia="ru-RU"/>
+        </w:rPr>
+        <w:t>следующую классификацию:</w:t>
+      </w:r>
+    </w:p>
+    <w:p>
+      <w:pPr>
+        <w:spacing w:before="100" w:beforeAutospacing="1" w:after="0" w:line="240" w:lineRule="auto"/>
+        <w:rPr>
+          <w:rFonts w:ascii="Helvetica" w:eastAsia="Times New Roman" w:hAnsi="Helvetica" w:cs="Helvetica"/>
+          <w:color w:val="333333"/>
+          <w:sz w:val="24"/>
+          <w:szCs w:val="24"/>
+          <w:lang w:eastAsia="ru-RU"/>
+        </w:rPr>
+      </w:pPr>
+      <w:r>
+        <w:rPr>
+          <w:rFonts w:ascii="Helvetica" w:eastAsia="Times New Roman" w:hAnsi="Helvetica" w:cs="Helvetica"/>
+          <w:color w:val="333333"/>
+          <w:sz w:val="24"/>
+          <w:szCs w:val="24"/>
+          <w:lang w:eastAsia="ru-RU"/>
+        </w:rPr>
+        <w:t>1. Незаконный доступ, нарушение ст. 272 УК РФ. В</w:t>
+      </w:r>
+      <w:r>
+        <w:rPr>
+          <w:rFonts w:ascii="Helvetica" w:eastAsia="Times New Roman" w:hAnsi="Helvetica" w:cs="Helvetica"/>
+          <w:color w:val="333333"/>
+          <w:sz w:val="24"/>
+          <w:szCs w:val="24"/>
+          <w:lang w:eastAsia="ru-RU"/>
+        </w:rPr>
+        <w:t xml:space="preserve"> </w:t>
+      </w:r>
+      <w:r>
+        <w:rPr>
+          <w:rFonts w:ascii="Helvetica" w:eastAsia="Times New Roman" w:hAnsi="Helvetica" w:cs="Helvetica"/>
+          <w:color w:val="333333"/>
+          <w:sz w:val="24"/>
+          <w:szCs w:val="24"/>
+          <w:lang w:eastAsia="ru-RU"/>
+        </w:rPr>
+        <w:t>этой статье предусмотрена ответственность за незаконный доступ к информации, ее запрещается копир</w:t>
+      </w:r>
+      <w:r>
+        <w:rPr>
+          <w:rFonts w:ascii="Helvetica" w:eastAsia="Times New Roman" w:hAnsi="Helvetica" w:cs="Helvetica"/>
+          <w:color w:val="333333"/>
+          <w:sz w:val="24"/>
+          <w:szCs w:val="24"/>
+          <w:lang w:eastAsia="ru-RU"/>
+        </w:rPr>
+        <w:t>о</w:t>
+      </w:r>
+      <w:r>
+        <w:rPr>
+          <w:rFonts w:ascii="Helvetica" w:eastAsia="Times New Roman" w:hAnsi="Helvetica" w:cs="Helvetica"/>
+          <w:color w:val="333333"/>
+          <w:sz w:val="24"/>
+          <w:szCs w:val="24"/>
+          <w:lang w:eastAsia="ru-RU"/>
+        </w:rPr>
+        <w:t>вать, блокировать, уничтожать, использовать в своих</w:t>
+      </w:r>
+      <w:r>
+        <w:rPr>
+          <w:rFonts w:ascii="Helvetica" w:eastAsia="Times New Roman" w:hAnsi="Helvetica" w:cs="Helvetica"/>
+          <w:color w:val="333333"/>
+          <w:sz w:val="24"/>
+          <w:szCs w:val="24"/>
+          <w:lang w:eastAsia="ru-RU"/>
+        </w:rPr>
+        <w:t xml:space="preserve"> </w:t>
+      </w:r>
+      <w:r>
+        <w:rPr>
+          <w:rFonts w:ascii="Helvetica" w:eastAsia="Times New Roman" w:hAnsi="Helvetica" w:cs="Helvetica"/>
+          <w:color w:val="333333"/>
+          <w:sz w:val="24"/>
+          <w:szCs w:val="24"/>
+          <w:lang w:eastAsia="ru-RU"/>
+        </w:rPr>
+        <w:t>целях.</w:t>
+      </w:r>
+    </w:p>
+    <w:p>
+      <w:pPr>
+        <w:spacing w:before="100" w:beforeAutospacing="1" w:after="0" w:line="240" w:lineRule="auto"/>
+        <w:rPr>
+          <w:rFonts w:ascii="Helvetica" w:eastAsia="Times New Roman" w:hAnsi="Helvetica" w:cs="Helvetica"/>
+          <w:color w:val="333333"/>
+          <w:sz w:val="24"/>
+          <w:szCs w:val="24"/>
+          <w:lang w:eastAsia="ru-RU"/>
+        </w:rPr>
+      </w:pPr>
+      <w:r>
+        <w:rPr>
+          <w:rFonts w:ascii="Helvetica" w:eastAsia="Times New Roman" w:hAnsi="Helvetica" w:cs="Helvetica"/>
+          <w:color w:val="333333"/>
+          <w:sz w:val="24"/>
+          <w:szCs w:val="24"/>
+          <w:lang w:eastAsia="ru-RU"/>
+        </w:rPr>
+        <w:t>2. Незаконный перехват. Такая информация также</w:t>
+      </w:r>
+      <w:r>
+        <w:rPr>
+          <w:rFonts w:ascii="Helvetica" w:eastAsia="Times New Roman" w:hAnsi="Helvetica" w:cs="Helvetica"/>
+          <w:color w:val="333333"/>
+          <w:sz w:val="24"/>
+          <w:szCs w:val="24"/>
+          <w:lang w:eastAsia="ru-RU"/>
+        </w:rPr>
+        <w:t xml:space="preserve"> </w:t>
+      </w:r>
+      <w:r>
+        <w:rPr>
+          <w:rFonts w:ascii="Helvetica" w:eastAsia="Times New Roman" w:hAnsi="Helvetica" w:cs="Helvetica"/>
+          <w:color w:val="333333"/>
+          <w:sz w:val="24"/>
+          <w:szCs w:val="24"/>
+          <w:lang w:eastAsia="ru-RU"/>
+        </w:rPr>
+        <w:t>защищена законом, если она не предусмотрена для</w:t>
+      </w:r>
+      <w:r>
+        <w:rPr>
+          <w:rFonts w:ascii="Helvetica" w:eastAsia="Times New Roman" w:hAnsi="Helvetica" w:cs="Helvetica"/>
+          <w:color w:val="333333"/>
+          <w:sz w:val="24"/>
+          <w:szCs w:val="24"/>
+          <w:lang w:eastAsia="ru-RU"/>
+        </w:rPr>
+        <w:t xml:space="preserve"> </w:t>
+      </w:r>
+      <w:r>
+        <w:rPr>
+          <w:rFonts w:ascii="Helvetica" w:eastAsia="Times New Roman" w:hAnsi="Helvetica" w:cs="Helvetica"/>
+          <w:color w:val="333333"/>
+          <w:sz w:val="24"/>
+          <w:szCs w:val="24"/>
+          <w:lang w:eastAsia="ru-RU"/>
+        </w:rPr>
+        <w:t>широкой массы пользователей, находится в закрытых</w:t>
+      </w:r>
+      <w:r>
+        <w:rPr>
+          <w:rFonts w:ascii="Helvetica" w:eastAsia="Times New Roman" w:hAnsi="Helvetica" w:cs="Helvetica"/>
+          <w:color w:val="333333"/>
+          <w:sz w:val="24"/>
+          <w:szCs w:val="24"/>
+          <w:lang w:eastAsia="ru-RU"/>
+        </w:rPr>
+        <w:t xml:space="preserve"> </w:t>
+      </w:r>
+      <w:r>
+        <w:rPr>
+          <w:rFonts w:ascii="Helvetica" w:eastAsia="Times New Roman" w:hAnsi="Helvetica" w:cs="Helvetica"/>
+          <w:color w:val="333333"/>
+          <w:sz w:val="24"/>
+          <w:szCs w:val="24"/>
+          <w:lang w:eastAsia="ru-RU"/>
+        </w:rPr>
+        <w:t>источниках, например на ведомственных компьютерах.</w:t>
+      </w:r>
+    </w:p>
+    <w:p>
+      <w:pPr>
+        <w:spacing w:before="100" w:beforeAutospacing="1" w:after="0" w:line="240" w:lineRule="auto"/>
+        <w:rPr>
+          <w:rFonts w:ascii="Helvetica" w:eastAsia="Times New Roman" w:hAnsi="Helvetica" w:cs="Helvetica"/>
+          <w:color w:val="333333"/>
+          <w:sz w:val="24"/>
+          <w:szCs w:val="24"/>
+          <w:lang w:eastAsia="ru-RU"/>
+        </w:rPr>
+      </w:pPr>
+      <w:r>
+        <w:rPr>
+          <w:rFonts w:ascii="Helvetica" w:eastAsia="Times New Roman" w:hAnsi="Helvetica" w:cs="Helvetica"/>
+          <w:color w:val="333333"/>
+          <w:sz w:val="24"/>
+          <w:szCs w:val="24"/>
+          <w:lang w:eastAsia="ru-RU"/>
+        </w:rPr>
+        <w:t>3. Вмешательство в данные - внесение изменений в</w:t>
+      </w:r>
+      <w:r>
+        <w:rPr>
+          <w:rFonts w:ascii="Helvetica" w:eastAsia="Times New Roman" w:hAnsi="Helvetica" w:cs="Helvetica"/>
+          <w:color w:val="333333"/>
+          <w:sz w:val="24"/>
+          <w:szCs w:val="24"/>
+          <w:lang w:eastAsia="ru-RU"/>
+        </w:rPr>
+        <w:t xml:space="preserve"> </w:t>
+      </w:r>
+      <w:r>
+        <w:rPr>
+          <w:rFonts w:ascii="Helvetica" w:eastAsia="Times New Roman" w:hAnsi="Helvetica" w:cs="Helvetica"/>
+          <w:color w:val="333333"/>
+          <w:sz w:val="24"/>
+          <w:szCs w:val="24"/>
+          <w:lang w:eastAsia="ru-RU"/>
+        </w:rPr>
+        <w:t>компьютерные данные либо их уничтожение.</w:t>
+      </w:r>
+    </w:p>
+    <w:p>
+      <w:pPr>
+        <w:spacing w:before="100" w:beforeAutospacing="1" w:after="0" w:line="240" w:lineRule="auto"/>
+        <w:rPr>
+          <w:rFonts w:ascii="Helvetica" w:eastAsia="Times New Roman" w:hAnsi="Helvetica" w:cs="Helvetica"/>
+          <w:color w:val="333333"/>
+          <w:sz w:val="24"/>
+          <w:szCs w:val="24"/>
+          <w:lang w:eastAsia="ru-RU"/>
+        </w:rPr>
+      </w:pPr>
+      <w:r>
+        <w:rPr>
+          <w:rFonts w:ascii="Helvetica" w:eastAsia="Times New Roman" w:hAnsi="Helvetica" w:cs="Helvetica"/>
+          <w:color w:val="333333"/>
+          <w:sz w:val="24"/>
+          <w:szCs w:val="24"/>
+          <w:lang w:eastAsia="ru-RU"/>
+        </w:rPr>
+        <w:t>4. Вмешательство в систему чаще всего наносит физический вред функционированию системы. Например, преступники могут занести вредоносное программное обеспечение либо удалить или повредить</w:t>
+      </w:r>
+      <w:r>
+        <w:rPr>
+          <w:rFonts w:ascii="Helvetica" w:eastAsia="Times New Roman" w:hAnsi="Helvetica" w:cs="Helvetica"/>
+          <w:color w:val="333333"/>
+          <w:sz w:val="24"/>
+          <w:szCs w:val="24"/>
+          <w:lang w:eastAsia="ru-RU"/>
+        </w:rPr>
+        <w:t xml:space="preserve"> </w:t>
+      </w:r>
+      <w:r>
+        <w:rPr>
+          <w:rFonts w:ascii="Helvetica" w:eastAsia="Times New Roman" w:hAnsi="Helvetica" w:cs="Helvetica"/>
+          <w:color w:val="333333"/>
+          <w:sz w:val="24"/>
+          <w:szCs w:val="24"/>
+          <w:lang w:eastAsia="ru-RU"/>
+        </w:rPr>
+        <w:t>нужную информацию, внести в нее изменения, иным</w:t>
+      </w:r>
+      <w:r>
+        <w:rPr>
+          <w:rFonts w:ascii="Helvetica" w:eastAsia="Times New Roman" w:hAnsi="Helvetica" w:cs="Helvetica"/>
+          <w:color w:val="333333"/>
+          <w:sz w:val="24"/>
+          <w:szCs w:val="24"/>
+          <w:lang w:eastAsia="ru-RU"/>
+        </w:rPr>
+        <w:t xml:space="preserve"> </w:t>
+      </w:r>
+      <w:r>
+        <w:rPr>
+          <w:rFonts w:ascii="Helvetica" w:eastAsia="Times New Roman" w:hAnsi="Helvetica" w:cs="Helvetica"/>
+          <w:color w:val="333333"/>
+          <w:sz w:val="24"/>
+          <w:szCs w:val="24"/>
+          <w:lang w:eastAsia="ru-RU"/>
+        </w:rPr>
+        <w:t>образом нанести вред компьютерным данным.</w:t>
+      </w:r>
+    </w:p>
+    <w:p>
+      <w:pPr>
+        <w:spacing w:before="100" w:beforeAutospacing="1" w:after="0" w:line="240" w:lineRule="auto"/>
+        <w:rPr>
+          <w:rFonts w:ascii="Helvetica" w:eastAsia="Times New Roman" w:hAnsi="Helvetica" w:cs="Helvetica"/>
+          <w:color w:val="333333"/>
+          <w:sz w:val="24"/>
+          <w:szCs w:val="24"/>
+          <w:lang w:eastAsia="ru-RU"/>
+        </w:rPr>
+      </w:pPr>
+      <w:r>
+        <w:rPr>
+          <w:rFonts w:ascii="Helvetica" w:eastAsia="Times New Roman" w:hAnsi="Helvetica" w:cs="Helvetica"/>
+          <w:color w:val="333333"/>
+          <w:sz w:val="24"/>
+          <w:szCs w:val="24"/>
+          <w:lang w:eastAsia="ru-RU"/>
+        </w:rPr>
+        <w:t>Некоторые виды киберпреступлений стоит рассмотреть более подробно:</w:t>
+      </w:r>
+    </w:p>
+    <w:p>
+      <w:pPr>
+        <w:spacing w:before="100" w:beforeAutospacing="1" w:after="0" w:line="240" w:lineRule="auto"/>
+        <w:rPr>
+          <w:rFonts w:ascii="Helvetica" w:eastAsia="Times New Roman" w:hAnsi="Helvetica" w:cs="Helvetica"/>
+          <w:color w:val="333333"/>
+          <w:sz w:val="24"/>
+          <w:szCs w:val="24"/>
+          <w:lang w:eastAsia="ru-RU"/>
+        </w:rPr>
+      </w:pPr>
+      <w:r>
+        <w:rPr>
+          <w:rFonts w:ascii="Helvetica" w:eastAsia="Times New Roman" w:hAnsi="Helvetica" w:cs="Helvetica"/>
+          <w:color w:val="333333"/>
+          <w:sz w:val="24"/>
+          <w:szCs w:val="24"/>
+          <w:lang w:eastAsia="ru-RU"/>
+        </w:rPr>
+        <w:t>1. Финансовые преступления — это наиболее распространенные преступления, имеющие высокую</w:t>
+      </w:r>
+      <w:r>
+        <w:rPr>
+          <w:rFonts w:ascii="Helvetica" w:eastAsia="Times New Roman" w:hAnsi="Helvetica" w:cs="Helvetica"/>
+          <w:color w:val="333333"/>
+          <w:sz w:val="24"/>
+          <w:szCs w:val="24"/>
+          <w:lang w:eastAsia="ru-RU"/>
+        </w:rPr>
+        <w:t xml:space="preserve"> </w:t>
+      </w:r>
+      <w:r>
+        <w:rPr>
+          <w:rFonts w:ascii="Helvetica" w:eastAsia="Times New Roman" w:hAnsi="Helvetica" w:cs="Helvetica"/>
+          <w:color w:val="333333"/>
+          <w:sz w:val="24"/>
+          <w:szCs w:val="24"/>
+          <w:lang w:eastAsia="ru-RU"/>
+        </w:rPr>
+        <w:t>степень опасности. В данном случае преступники покушаются на финансово-экономические отношения.</w:t>
+      </w:r>
+      <w:r>
+        <w:rPr>
+          <w:rFonts w:ascii="Helvetica" w:eastAsia="Times New Roman" w:hAnsi="Helvetica" w:cs="Helvetica"/>
+          <w:color w:val="333333"/>
+          <w:sz w:val="24"/>
+          <w:szCs w:val="24"/>
+          <w:lang w:eastAsia="ru-RU"/>
+        </w:rPr>
+        <w:t xml:space="preserve"> </w:t>
+      </w:r>
+      <w:r>
+        <w:rPr>
+          <w:rFonts w:ascii="Helvetica" w:eastAsia="Times New Roman" w:hAnsi="Helvetica" w:cs="Helvetica"/>
+          <w:color w:val="333333"/>
+          <w:sz w:val="24"/>
+          <w:szCs w:val="24"/>
+          <w:lang w:eastAsia="ru-RU"/>
+        </w:rPr>
+        <w:t>К этому роду преступлений могут относиться разнообразные хищения денежных средств, например, с банковской карты, мошенничество и т.д.</w:t>
+      </w:r>
+    </w:p>
+    <w:p>
+      <w:pPr>
+        <w:spacing w:before="100" w:beforeAutospacing="1" w:after="0" w:line="240" w:lineRule="auto"/>
+        <w:rPr>
+          <w:rFonts w:ascii="Helvetica" w:eastAsia="Times New Roman" w:hAnsi="Helvetica" w:cs="Helvetica"/>
+          <w:color w:val="333333"/>
+          <w:sz w:val="24"/>
+          <w:szCs w:val="24"/>
+          <w:lang w:eastAsia="ru-RU"/>
+        </w:rPr>
+      </w:pPr>
+      <w:r>
+        <w:rPr>
+          <w:rFonts w:ascii="Helvetica" w:eastAsia="Times New Roman" w:hAnsi="Helvetica" w:cs="Helvetica"/>
+          <w:color w:val="333333"/>
+          <w:sz w:val="24"/>
+          <w:szCs w:val="24"/>
+          <w:lang w:eastAsia="ru-RU"/>
+        </w:rPr>
+        <w:lastRenderedPageBreak/>
+        <w:t>2. Фишинг — это действие позволяет преступникам</w:t>
+      </w:r>
+      <w:r>
+        <w:rPr>
+          <w:rFonts w:ascii="Helvetica" w:eastAsia="Times New Roman" w:hAnsi="Helvetica" w:cs="Helvetica"/>
+          <w:color w:val="333333"/>
+          <w:sz w:val="24"/>
+          <w:szCs w:val="24"/>
+          <w:lang w:eastAsia="ru-RU"/>
+        </w:rPr>
+        <w:t xml:space="preserve"> </w:t>
+      </w:r>
+      <w:r>
+        <w:rPr>
+          <w:rFonts w:ascii="Helvetica" w:eastAsia="Times New Roman" w:hAnsi="Helvetica" w:cs="Helvetica"/>
+          <w:color w:val="333333"/>
+          <w:sz w:val="24"/>
+          <w:szCs w:val="24"/>
+          <w:lang w:eastAsia="ru-RU"/>
+        </w:rPr>
+        <w:t>заполучить личные данные гражданина, пароли, информацию, позволяющую получить доступ к счетам и</w:t>
+      </w:r>
+      <w:r>
+        <w:rPr>
+          <w:rFonts w:ascii="Helvetica" w:eastAsia="Times New Roman" w:hAnsi="Helvetica" w:cs="Helvetica"/>
+          <w:color w:val="333333"/>
+          <w:sz w:val="24"/>
+          <w:szCs w:val="24"/>
+          <w:lang w:eastAsia="ru-RU"/>
+        </w:rPr>
+        <w:t xml:space="preserve"> </w:t>
+      </w:r>
+      <w:r>
+        <w:rPr>
+          <w:rFonts w:ascii="Helvetica" w:eastAsia="Times New Roman" w:hAnsi="Helvetica" w:cs="Helvetica"/>
+          <w:color w:val="333333"/>
+          <w:sz w:val="24"/>
+          <w:szCs w:val="24"/>
+          <w:lang w:eastAsia="ru-RU"/>
+        </w:rPr>
+        <w:t>банковским картам. Широкое распространение имеет</w:t>
+      </w:r>
+      <w:r>
+        <w:rPr>
+          <w:rFonts w:ascii="Helvetica" w:eastAsia="Times New Roman" w:hAnsi="Helvetica" w:cs="Helvetica"/>
+          <w:color w:val="333333"/>
+          <w:sz w:val="24"/>
+          <w:szCs w:val="24"/>
+          <w:lang w:eastAsia="ru-RU"/>
+        </w:rPr>
+        <w:t xml:space="preserve"> </w:t>
+      </w:r>
+      <w:r>
+        <w:rPr>
+          <w:rFonts w:ascii="Helvetica" w:eastAsia="Times New Roman" w:hAnsi="Helvetica" w:cs="Helvetica"/>
+          <w:color w:val="333333"/>
+          <w:sz w:val="24"/>
+          <w:szCs w:val="24"/>
+          <w:lang w:eastAsia="ru-RU"/>
+        </w:rPr>
+        <w:t>так называемый целевой фишинг. Он отличается тем,</w:t>
+      </w:r>
+      <w:r>
+        <w:rPr>
+          <w:rFonts w:ascii="Helvetica" w:eastAsia="Times New Roman" w:hAnsi="Helvetica" w:cs="Helvetica"/>
+          <w:color w:val="333333"/>
+          <w:sz w:val="24"/>
+          <w:szCs w:val="24"/>
+          <w:lang w:eastAsia="ru-RU"/>
+        </w:rPr>
+        <w:t xml:space="preserve"> </w:t>
+      </w:r>
+      <w:r>
+        <w:rPr>
+          <w:rFonts w:ascii="Helvetica" w:eastAsia="Times New Roman" w:hAnsi="Helvetica" w:cs="Helvetica"/>
+          <w:color w:val="333333"/>
+          <w:sz w:val="24"/>
+          <w:szCs w:val="24"/>
+          <w:lang w:eastAsia="ru-RU"/>
+        </w:rPr>
+        <w:t>что преступники рассылают письма с вредоносными</w:t>
+      </w:r>
+      <w:r>
+        <w:rPr>
+          <w:rFonts w:ascii="Helvetica" w:eastAsia="Times New Roman" w:hAnsi="Helvetica" w:cs="Helvetica"/>
+          <w:color w:val="333333"/>
+          <w:sz w:val="24"/>
+          <w:szCs w:val="24"/>
+          <w:lang w:eastAsia="ru-RU"/>
+        </w:rPr>
+        <w:t xml:space="preserve"> </w:t>
+      </w:r>
+      <w:r>
+        <w:rPr>
+          <w:rFonts w:ascii="Helvetica" w:eastAsia="Times New Roman" w:hAnsi="Helvetica" w:cs="Helvetica"/>
+          <w:color w:val="333333"/>
+          <w:sz w:val="24"/>
+          <w:szCs w:val="24"/>
+          <w:lang w:eastAsia="ru-RU"/>
+        </w:rPr>
+        <w:t>ссылками определенной целевой аудитории или конкретным лицам.</w:t>
+      </w:r>
+    </w:p>
+    <w:p>
+      <w:pPr>
+        <w:spacing w:before="100" w:beforeAutospacing="1" w:after="0" w:line="240" w:lineRule="auto"/>
+        <w:rPr>
+          <w:rFonts w:ascii="Helvetica" w:eastAsia="Times New Roman" w:hAnsi="Helvetica" w:cs="Helvetica"/>
+          <w:color w:val="333333"/>
+          <w:sz w:val="24"/>
+          <w:szCs w:val="24"/>
+          <w:lang w:eastAsia="ru-RU"/>
+        </w:rPr>
+      </w:pPr>
+      <w:r>
+        <w:rPr>
+          <w:rFonts w:ascii="Helvetica" w:eastAsia="Times New Roman" w:hAnsi="Helvetica" w:cs="Helvetica"/>
+          <w:color w:val="333333"/>
+          <w:sz w:val="24"/>
+          <w:szCs w:val="24"/>
+          <w:lang w:eastAsia="ru-RU"/>
+        </w:rPr>
+        <w:t>3. Фарминг — это продажа наркотических средств</w:t>
+      </w:r>
+      <w:r>
+        <w:rPr>
+          <w:rFonts w:ascii="Helvetica" w:eastAsia="Times New Roman" w:hAnsi="Helvetica" w:cs="Helvetica"/>
+          <w:color w:val="333333"/>
+          <w:sz w:val="24"/>
+          <w:szCs w:val="24"/>
+          <w:lang w:eastAsia="ru-RU"/>
+        </w:rPr>
+        <w:t xml:space="preserve"> </w:t>
+      </w:r>
+      <w:r>
+        <w:rPr>
+          <w:rFonts w:ascii="Helvetica" w:eastAsia="Times New Roman" w:hAnsi="Helvetica" w:cs="Helvetica"/>
+          <w:color w:val="333333"/>
+          <w:sz w:val="24"/>
+          <w:szCs w:val="24"/>
+          <w:lang w:eastAsia="ru-RU"/>
+        </w:rPr>
+        <w:t>через интернет. Предложения могут рассылаться по</w:t>
+      </w:r>
+      <w:r>
+        <w:rPr>
+          <w:rFonts w:ascii="Helvetica" w:eastAsia="Times New Roman" w:hAnsi="Helvetica" w:cs="Helvetica"/>
+          <w:color w:val="333333"/>
+          <w:sz w:val="24"/>
+          <w:szCs w:val="24"/>
+          <w:lang w:eastAsia="ru-RU"/>
+        </w:rPr>
+        <w:t xml:space="preserve"> </w:t>
+      </w:r>
+      <w:r>
+        <w:rPr>
+          <w:rFonts w:ascii="Helvetica" w:eastAsia="Times New Roman" w:hAnsi="Helvetica" w:cs="Helvetica"/>
+          <w:color w:val="333333"/>
+          <w:sz w:val="24"/>
+          <w:szCs w:val="24"/>
+          <w:lang w:eastAsia="ru-RU"/>
+        </w:rPr>
+        <w:t>электронной почте. Если клиент согласен и оплачивает</w:t>
+      </w:r>
+      <w:r>
+        <w:rPr>
+          <w:rFonts w:ascii="Helvetica" w:eastAsia="Times New Roman" w:hAnsi="Helvetica" w:cs="Helvetica"/>
+          <w:color w:val="333333"/>
+          <w:sz w:val="24"/>
+          <w:szCs w:val="24"/>
+          <w:lang w:eastAsia="ru-RU"/>
+        </w:rPr>
+        <w:t xml:space="preserve"> </w:t>
+      </w:r>
+      <w:r>
+        <w:rPr>
+          <w:rFonts w:ascii="Helvetica" w:eastAsia="Times New Roman" w:hAnsi="Helvetica" w:cs="Helvetica"/>
+          <w:color w:val="333333"/>
+          <w:sz w:val="24"/>
+          <w:szCs w:val="24"/>
+          <w:lang w:eastAsia="ru-RU"/>
+        </w:rPr>
+        <w:t>покупку, ему приходит зашифрованное сообщение, в</w:t>
+      </w:r>
+      <w:r>
+        <w:rPr>
+          <w:rFonts w:ascii="Helvetica" w:eastAsia="Times New Roman" w:hAnsi="Helvetica" w:cs="Helvetica"/>
+          <w:color w:val="333333"/>
+          <w:sz w:val="24"/>
+          <w:szCs w:val="24"/>
+          <w:lang w:eastAsia="ru-RU"/>
+        </w:rPr>
+        <w:t xml:space="preserve"> </w:t>
+      </w:r>
+      <w:r>
+        <w:rPr>
+          <w:rFonts w:ascii="Helvetica" w:eastAsia="Times New Roman" w:hAnsi="Helvetica" w:cs="Helvetica"/>
+          <w:color w:val="333333"/>
+          <w:sz w:val="24"/>
+          <w:szCs w:val="24"/>
+          <w:lang w:eastAsia="ru-RU"/>
+        </w:rPr>
+        <w:t>котором указываются координаты закладки. Могут использоваться и иные схемы обмена товара на деньги.</w:t>
+      </w:r>
+      <w:r>
+        <w:rPr>
+          <w:rFonts w:ascii="Helvetica" w:eastAsia="Times New Roman" w:hAnsi="Helvetica" w:cs="Helvetica"/>
+          <w:color w:val="333333"/>
+          <w:sz w:val="24"/>
+          <w:szCs w:val="24"/>
+          <w:lang w:eastAsia="ru-RU"/>
+        </w:rPr>
+        <w:t>]</w:t>
+      </w:r>
+      <w:r>
+        <w:rPr>
+          <w:rStyle w:val="a7"/>
+          <w:rFonts w:ascii="Helvetica" w:eastAsia="Times New Roman" w:hAnsi="Helvetica" w:cs="Helvetica"/>
+          <w:color w:val="333333"/>
+          <w:sz w:val="24"/>
+          <w:szCs w:val="24"/>
+          <w:lang w:val="en-US" w:eastAsia="ru-RU"/>
+        </w:rPr>
+        <w:footnoteReference w:id="7"/>
+      </w:r>
+    </w:p>
+    <w:p>
+      <w:pPr>
+        <w:spacing w:before="100" w:beforeAutospacing="1" w:after="0" w:line="240" w:lineRule="auto"/>
+        <w:rPr>
+          <w:rFonts w:ascii="Times New Roman" w:hAnsi="Times New Roman" w:cs="Times New Roman"/>
+          <w:color w:val="000000"/>
+          <w:sz w:val="24"/>
+          <w:szCs w:val="24"/>
+        </w:rPr>
+      </w:pPr>
+      <w:r>
+        <w:rPr>
+          <w:rFonts w:ascii="Times New Roman" w:hAnsi="Times New Roman" w:cs="Times New Roman"/>
+          <w:color w:val="000000"/>
+          <w:sz w:val="24"/>
+          <w:szCs w:val="24"/>
+        </w:rPr>
+        <w:t>[Сущностной характеристикой киберпреступности является то, что она не ограничена географическими рамками и может осуществляться дистанционно из любой точки мира, а трансграничный характер создает дополнительные сложности для их расследования и пресечения.</w:t>
+      </w:r>
+    </w:p>
+    <w:p>
+      <w:pPr>
+        <w:spacing w:before="100" w:beforeAutospacing="1" w:after="0" w:line="240" w:lineRule="auto"/>
+        <w:rPr>
+          <w:rFonts w:ascii="Times New Roman" w:hAnsi="Times New Roman" w:cs="Times New Roman"/>
+          <w:color w:val="231F20"/>
+          <w:sz w:val="24"/>
+          <w:szCs w:val="24"/>
+        </w:rPr>
+      </w:pPr>
+      <w:r>
+        <w:rPr>
+          <w:rFonts w:ascii="Times New Roman" w:hAnsi="Times New Roman" w:cs="Times New Roman"/>
+          <w:color w:val="000000"/>
+          <w:sz w:val="24"/>
+          <w:szCs w:val="24"/>
+        </w:rPr>
+        <w:t>Рост масштабов и усложнение форм киберпреступности в России представляет собой одну из ключевых проблем, с которой сталкиваются правоохранительные органы и общество в целом. Анализ статистических данных демонстрирует устойчивую тенденцию к увеличению числа киберпреступлений в общей структуре преступности.]</w:t>
+      </w:r>
+      <w:r>
+        <w:rPr>
+          <w:rStyle w:val="a7"/>
+          <w:rFonts w:ascii="Times New Roman" w:hAnsi="Times New Roman" w:cs="Times New Roman"/>
+          <w:color w:val="000000"/>
+          <w:sz w:val="24"/>
+          <w:szCs w:val="24"/>
+        </w:rPr>
+        <w:footnoteReference w:id="8"/>
+      </w:r>
+      <w:r>
+        <w:rPr>
+          <w:rFonts w:ascii="Times New Roman" w:hAnsi="Times New Roman" w:cs="Times New Roman"/>
+          <w:color w:val="000000"/>
+          <w:sz w:val="24"/>
+          <w:szCs w:val="24"/>
+        </w:rPr>
+        <w:t>[</w:t>
+      </w:r>
+      <w:r>
+        <w:rPr>
+          <w:rFonts w:ascii="Times New Roman" w:hAnsi="Times New Roman" w:cs="Times New Roman"/>
+          <w:sz w:val="24"/>
+          <w:szCs w:val="24"/>
+        </w:rPr>
+        <w:t xml:space="preserve"> </w:t>
+      </w:r>
+      <w:r>
+        <w:rPr>
+          <w:rFonts w:ascii="Times New Roman" w:hAnsi="Times New Roman" w:cs="Times New Roman"/>
+          <w:color w:val="231F20"/>
+          <w:sz w:val="24"/>
+          <w:szCs w:val="24"/>
+        </w:rPr>
+        <w:t>Если в РФ</w:t>
+      </w:r>
+      <w:r>
+        <w:rPr>
+          <w:rFonts w:ascii="Times New Roman" w:hAnsi="Times New Roman" w:cs="Times New Roman"/>
+          <w:color w:val="231F20"/>
+          <w:sz w:val="24"/>
+          <w:szCs w:val="24"/>
+        </w:rPr>
+        <w:br/>
+        <w:t>еще в 2016 г</w:t>
+      </w:r>
+      <w:r>
+        <w:rPr>
+          <w:rFonts w:ascii="Times New Roman" w:hAnsi="Times New Roman" w:cs="Times New Roman"/>
+          <w:b/>
+          <w:bCs/>
+          <w:color w:val="231F20"/>
+          <w:sz w:val="24"/>
+          <w:szCs w:val="24"/>
+        </w:rPr>
+        <w:t xml:space="preserve">. </w:t>
+      </w:r>
+      <w:r>
+        <w:rPr>
+          <w:rFonts w:ascii="Times New Roman" w:hAnsi="Times New Roman" w:cs="Times New Roman"/>
+          <w:color w:val="231F20"/>
+          <w:sz w:val="24"/>
+          <w:szCs w:val="24"/>
+        </w:rPr>
+        <w:t>доля киберпреступлений в общей структуре зарегистрированных преступлений составляла 4,2%, то к 2023 г. она увеличилась в 8 раз и составила 34,8%.]</w:t>
+      </w:r>
+      <w:r>
+        <w:rPr>
+          <w:rStyle w:val="a7"/>
+          <w:rFonts w:ascii="Times New Roman" w:hAnsi="Times New Roman" w:cs="Times New Roman"/>
+          <w:color w:val="231F20"/>
+          <w:sz w:val="24"/>
+          <w:szCs w:val="24"/>
+        </w:rPr>
+        <w:footnoteReference w:id="9"/>
+      </w:r>
+    </w:p>
+    <w:p>
+      <w:pPr>
+        <w:spacing w:before="100" w:beforeAutospacing="1" w:after="0" w:line="240" w:lineRule="auto"/>
+        <w:rPr>
+          <w:sz w:val="24"/>
+          <w:szCs w:val="24"/>
+        </w:rPr>
+      </w:pPr>
+      <w:r>
+        <w:rPr>
+          <w:sz w:val="24"/>
+          <w:szCs w:val="24"/>
+        </w:rPr>
+        <w:t>Автор отмечает</w:t>
+      </w:r>
+      <w:r>
+        <w:rPr>
+          <w:sz w:val="24"/>
+          <w:szCs w:val="24"/>
+        </w:rPr>
+        <w:t xml:space="preserve"> </w:t>
+      </w:r>
+      <w:r>
+        <w:rPr>
+          <w:sz w:val="24"/>
+          <w:szCs w:val="24"/>
+        </w:rPr>
+        <w:t>[</w:t>
+      </w:r>
+      <w:r>
+        <w:rPr>
+          <w:rStyle w:val="a7"/>
+          <w:sz w:val="24"/>
+          <w:szCs w:val="24"/>
+          <w:lang w:val="en-US"/>
+        </w:rPr>
+        <w:footnoteReference w:id="10"/>
+      </w:r>
+      <w:r>
+        <w:rPr>
+          <w:sz w:val="24"/>
+          <w:szCs w:val="24"/>
+        </w:rPr>
+        <w:t>]</w:t>
+      </w:r>
+      <w:r>
+        <w:rPr>
+          <w:sz w:val="24"/>
+          <w:szCs w:val="24"/>
+        </w:rPr>
+        <w:t xml:space="preserve"> следующие пункты:</w:t>
+      </w:r>
+    </w:p>
+    <w:p>
+      <w:pPr>
+        <w:rPr>
+          <w:sz w:val="24"/>
+          <w:szCs w:val="24"/>
+          <w:highlight w:val="yellow"/>
+        </w:rPr>
+      </w:pPr>
+      <w:r>
+        <w:rPr>
+          <w:sz w:val="24"/>
+          <w:szCs w:val="24"/>
+          <w:highlight w:val="yellow"/>
+        </w:rPr>
+        <w:t>Ключевые тенденции угроз (выдержка из основного блока)</w:t>
+      </w:r>
+    </w:p>
+    <w:p>
+      <w:pPr>
+        <w:pStyle w:val="a4"/>
+        <w:numPr>
+          <w:ilvl w:val="0"/>
+          <w:numId w:val="2"/>
+        </w:numPr>
+        <w:rPr>
+          <w:highlight w:val="yellow"/>
+        </w:rPr>
+      </w:pPr>
+      <w:r>
+        <w:rPr>
+          <w:rStyle w:val="a3"/>
+          <w:highlight w:val="yellow"/>
+        </w:rPr>
+        <w:t>Широкое использование искусственного интеллекта (ИИ) в атаках.</w:t>
+      </w:r>
+      <w:r>
+        <w:rPr>
+          <w:highlight w:val="yellow"/>
+        </w:rPr>
+        <w:br/>
+        <w:t>— Злоумышленники используют ИИ для автоматизации, повышения правдоподобия и масштабирования фишинга, фишинга и социальных атак; применяют дипфейки для мошенничества и обхода средств защиты. Генеративный ИИ позволяет вести тысячи адаптированных атак одновременно, что снижает порог входа для менее квалифицированных преступников.</w:t>
+      </w:r>
+    </w:p>
+    <w:p>
+      <w:pPr>
+        <w:pStyle w:val="a4"/>
+        <w:numPr>
+          <w:ilvl w:val="0"/>
+          <w:numId w:val="2"/>
+        </w:numPr>
+        <w:rPr>
+          <w:highlight w:val="yellow"/>
+        </w:rPr>
+      </w:pPr>
+      <w:r>
+        <w:rPr>
+          <w:rStyle w:val="a3"/>
+          <w:highlight w:val="yellow"/>
+        </w:rPr>
+        <w:t>Эволюция и опасность программ-вымогателей.</w:t>
+      </w:r>
+      <w:r>
+        <w:rPr>
+          <w:highlight w:val="yellow"/>
+        </w:rPr>
+        <w:br/>
+        <w:t>— Рansomware остаются одной из наиболее разрушительных угроз: они шифруют и/или крадут данные, всё чаще нацелены на цепочки поставок и используют уязвимости нулевого дня; ожидаются крупномасштабные инциденты, затрагивающие отрасли целиком.</w:t>
+      </w:r>
+    </w:p>
+    <w:p>
+      <w:pPr>
+        <w:pStyle w:val="a4"/>
+        <w:numPr>
+          <w:ilvl w:val="0"/>
+          <w:numId w:val="2"/>
+        </w:numPr>
+        <w:rPr>
+          <w:rStyle w:val="relative"/>
+          <w:highlight w:val="yellow"/>
+        </w:rPr>
+      </w:pPr>
+      <w:r>
+        <w:rPr>
+          <w:rStyle w:val="a3"/>
+          <w:highlight w:val="yellow"/>
+        </w:rPr>
+        <w:t>Демократизация кибервозможностей.</w:t>
+      </w:r>
+      <w:r>
+        <w:rPr>
+          <w:highlight w:val="yellow"/>
+        </w:rPr>
+        <w:br/>
+        <w:t xml:space="preserve">— Расширение доступа к инструментам и сервисам (включая ИИ-инструменты) </w:t>
+      </w:r>
+      <w:r>
+        <w:rPr>
+          <w:highlight w:val="yellow"/>
+        </w:rPr>
+        <w:lastRenderedPageBreak/>
+        <w:t xml:space="preserve">снижает барьер для входа в киберпреступность, делая более масштабными и частыми атаки со стороны менее профессиональных групп. </w:t>
+      </w:r>
+    </w:p>
+    <w:p>
+      <w:pPr>
+        <w:pStyle w:val="a4"/>
+        <w:numPr>
+          <w:ilvl w:val="0"/>
+          <w:numId w:val="2"/>
+        </w:numPr>
+        <w:rPr>
+          <w:rStyle w:val="relative"/>
+          <w:highlight w:val="yellow"/>
+        </w:rPr>
+      </w:pPr>
+      <w:r>
+        <w:rPr>
+          <w:rStyle w:val="a3"/>
+          <w:highlight w:val="yellow"/>
+        </w:rPr>
+        <w:t>Квантовые угрозы криптографии.</w:t>
+      </w:r>
+      <w:r>
+        <w:rPr>
+          <w:highlight w:val="yellow"/>
+        </w:rPr>
+        <w:br/>
+        <w:t xml:space="preserve">— Хотя практические квантовые атаки ещё не повсеместны, развитие квантовых вычислений ставит под угрозу традиционные схемы шифрования (RSA, DES) и требует перехода на постквантовую криптографию. </w:t>
+      </w:r>
+    </w:p>
+    <w:p>
+      <w:pPr>
+        <w:pStyle w:val="a4"/>
+        <w:numPr>
+          <w:ilvl w:val="0"/>
+          <w:numId w:val="2"/>
+        </w:numPr>
+        <w:rPr>
+          <w:rStyle w:val="relative"/>
+          <w:highlight w:val="yellow"/>
+        </w:rPr>
+      </w:pPr>
+      <w:r>
+        <w:rPr>
+          <w:rStyle w:val="a3"/>
+          <w:highlight w:val="yellow"/>
+        </w:rPr>
+        <w:t>Социальные сети и GenAI как вектор атак.</w:t>
+      </w:r>
+      <w:r>
+        <w:rPr>
+          <w:highlight w:val="yellow"/>
+        </w:rPr>
+        <w:br/>
+        <w:t xml:space="preserve">— Комбинация персональных данных социальных платформ и возможностей GenAI порождает высокоадресуемые и правдоподобные кампании социальной инженерии, включая имитацию голосов и видеоподделки (дипфейки). Профессиональные сети (например, LinkedIn) особенно уязвимы для целевых атак против сотрудников и руководства. </w:t>
+      </w:r>
+    </w:p>
+    <w:p>
+      <w:pPr>
+        <w:pStyle w:val="a4"/>
+        <w:numPr>
+          <w:ilvl w:val="0"/>
+          <w:numId w:val="2"/>
+        </w:numPr>
+        <w:rPr>
+          <w:highlight w:val="yellow"/>
+        </w:rPr>
+      </w:pPr>
+      <w:r>
+        <w:rPr>
+          <w:rStyle w:val="a3"/>
+          <w:highlight w:val="yellow"/>
+        </w:rPr>
+        <w:t>Рост атак на облако, IoT и цепочки поставок.</w:t>
+      </w:r>
+      <w:r>
+        <w:rPr>
+          <w:highlight w:val="yellow"/>
+        </w:rPr>
+        <w:br/>
+        <w:t>— Мультиоблачные среды и массовое распространение IoT расширяют поверхность атаки; неверные конфигурации, небезопасные API и проблемы безопасности устройств IoT служат частыми векторами компрометации. Одновременно атаки на поставщиков софта (supply-chain attacks) демонстрируют эффект «каскадного» риска.</w:t>
+      </w:r>
+    </w:p>
+    <w:p>
+      <w:pPr>
+        <w:pStyle w:val="a4"/>
+        <w:numPr>
+          <w:ilvl w:val="0"/>
+          <w:numId w:val="2"/>
+        </w:numPr>
+        <w:rPr>
+          <w:highlight w:val="yellow"/>
+        </w:rPr>
+      </w:pPr>
+      <w:r>
+        <w:rPr>
+          <w:rStyle w:val="a3"/>
+          <w:highlight w:val="yellow"/>
+        </w:rPr>
+        <w:t>Вредоносное ПО, сгенерированное ИИ, и мультиагентные системы.</w:t>
+      </w:r>
+      <w:r>
+        <w:rPr>
+          <w:highlight w:val="yellow"/>
+        </w:rPr>
+        <w:br/>
+        <w:t>— Появляются инструменты, генерирующие полноценный вредоносный код по запросу; также описаны сценарии использования многоагентных ИИ-систем для координации распределённых атак.</w:t>
+      </w:r>
+    </w:p>
+    <w:p>
+      <w:pPr>
+        <w:pStyle w:val="a4"/>
+        <w:numPr>
+          <w:ilvl w:val="0"/>
+          <w:numId w:val="2"/>
+        </w:numPr>
+        <w:rPr>
+          <w:highlight w:val="yellow"/>
+        </w:rPr>
+      </w:pPr>
+      <w:r>
+        <w:rPr>
+          <w:rStyle w:val="a3"/>
+          <w:highlight w:val="yellow"/>
+        </w:rPr>
+        <w:t>Недостаток квалифицированных специалистов и усиление регуляторики.</w:t>
+      </w:r>
+      <w:r>
+        <w:rPr>
+          <w:highlight w:val="yellow"/>
+        </w:rPr>
+        <w:br/>
+        <w:t>— Нехватка кадров по кибербезопасности уменьшает эффективность внедряемых технологий; одновременно регуляторные требования и ужесточение условий киберстрахования увеличивают нагрузку на организации.</w:t>
+      </w:r>
+    </w:p>
+    <w:p>
+      <w:pPr>
+        <w:rPr>
+          <w:highlight w:val="yellow"/>
+        </w:rPr>
+      </w:pPr>
+      <w:r>
+        <w:rPr>
+          <w:highlight w:val="yellow"/>
+        </w:rPr>
+        <w:t>Иллюстративные инциденты и примеры (из текста)</w:t>
+      </w:r>
+    </w:p>
+    <w:p>
+      <w:pPr>
+        <w:pStyle w:val="a4"/>
+        <w:rPr>
+          <w:rStyle w:val="relative"/>
+          <w:highlight w:val="yellow"/>
+        </w:rPr>
+      </w:pPr>
+      <w:r>
+        <w:rPr>
+          <w:highlight w:val="yellow"/>
+        </w:rPr>
+        <w:t xml:space="preserve">— </w:t>
+      </w:r>
+      <w:r>
+        <w:rPr>
+          <w:rStyle w:val="a3"/>
+          <w:highlight w:val="yellow"/>
+        </w:rPr>
+        <w:t>Apache Log4j (CVE-2021-44228)</w:t>
+      </w:r>
+      <w:r>
+        <w:rPr>
+          <w:highlight w:val="yellow"/>
+        </w:rPr>
+        <w:t xml:space="preserve"> — серьёзная уязвимость RCE в популярном журнальном пакете, показавшая масштабный риск зависимости от библиотек. </w:t>
+      </w:r>
+    </w:p>
+    <w:p>
+      <w:pPr>
+        <w:rPr>
+          <w:rStyle w:val="relative"/>
+          <w:highlight w:val="yellow"/>
+        </w:rPr>
+      </w:pPr>
+      <w:r>
+        <w:rPr>
+          <w:highlight w:val="yellow"/>
+        </w:rPr>
+        <w:br/>
+        <w:t xml:space="preserve">— </w:t>
+      </w:r>
+      <w:r>
+        <w:rPr>
+          <w:rStyle w:val="a3"/>
+          <w:highlight w:val="yellow"/>
+        </w:rPr>
+        <w:t>Атака Sunburst (SolarWinds)</w:t>
+      </w:r>
+      <w:r>
+        <w:rPr>
+          <w:highlight w:val="yellow"/>
+        </w:rPr>
+        <w:t xml:space="preserve"> — пример атаки на цепочку поставок, где вредоносная вставка в обновление ПО позволила компрометировать тысячи организаций и государственных учреждений. </w:t>
+      </w:r>
+    </w:p>
+    <w:p>
+      <w:pPr>
+        <w:rPr>
+          <w:highlight w:val="yellow"/>
+        </w:rPr>
+      </w:pPr>
+      <w:r>
+        <w:rPr>
+          <w:highlight w:val="yellow"/>
+        </w:rPr>
+        <w:br/>
+        <w:t xml:space="preserve">— </w:t>
+      </w:r>
+      <w:r>
+        <w:rPr>
+          <w:rStyle w:val="a3"/>
+          <w:highlight w:val="yellow"/>
+        </w:rPr>
+        <w:t>Colonial Pipeline (ransomware)</w:t>
+      </w:r>
+      <w:r>
+        <w:rPr>
+          <w:highlight w:val="yellow"/>
+        </w:rPr>
+        <w:t xml:space="preserve"> — кейс, демонстрирующий экономические и социальные последствия успешной атаки (перебои в снабжении топливом). (см. соответствующий блок статьи).</w:t>
+      </w:r>
+    </w:p>
+    <w:p>
+      <w:pPr>
+        <w:pStyle w:val="a4"/>
+      </w:pPr>
+      <w:r>
+        <w:rPr>
+          <w:highlight w:val="yellow"/>
+        </w:rPr>
+        <w:t xml:space="preserve">Современные угрозы сочетают классические приёмы и новые технологии (ИИ, мультиагентные системы, квантовые риски), поэтому защита веб-приложений должна быть многослойной и адаптивной. Веб-приложения особенно уязвимы, поскольку они работают в открытой сети, обрабатывают чувствительные данные и часто зависят от сторонних компонентов/библиотек — следовательно, акцент на безопасной разработке (secure-by-design), управлении зависимостями и защите цепочек поставок обязателен. Необходимо сочетать защиту на основе ИИ (ИИ-защита) с контролем использования публичных ИИ-сервисов (чтобы не допустить утечек), а также начать подготовку к постквантовой криптографии. Коллективные усилия отрасли, государственно-частное </w:t>
+      </w:r>
+      <w:r>
+        <w:rPr>
+          <w:highlight w:val="yellow"/>
+        </w:rPr>
+        <w:lastRenderedPageBreak/>
+        <w:t>партнёрство и повышение уровня осведомлённости персонала — ключевые элементы устойчивости.</w:t>
+      </w:r>
+      <w:r>
+        <w:t xml:space="preserve"> </w:t>
+      </w:r>
+    </w:p>
+    <w:p>
+      <w:pPr>
+        <w:rPr>
+          <w:rFonts w:ascii="Times New Roman" w:eastAsia="Times New Roman" w:hAnsi="Times New Roman" w:cs="Times New Roman"/>
+          <w:sz w:val="24"/>
+          <w:szCs w:val="24"/>
+          <w:lang w:eastAsia="ru-RU"/>
+        </w:rPr>
+      </w:pPr>
+      <w:r>
+        <w:br w:type="page"/>
+      </w:r>
+    </w:p>
+    <w:p>
+      <w:pPr>
+        <w:pStyle w:val="a4"/>
+        <w:jc w:val="center"/>
+        <w:rPr>
+          <w:rStyle w:val="relative"/>
+        </w:rPr>
+      </w:pPr>
+      <w:r>
+        <w:rPr>
+          <w:rStyle w:val="a3"/>
+          <w:b w:val="0"/>
+          <w:bCs w:val="0"/>
+        </w:rPr>
+        <w:lastRenderedPageBreak/>
+        <w:t>2</w:t>
+      </w:r>
+      <w:r>
+        <w:rPr>
+          <w:rStyle w:val="a3"/>
+          <w:b w:val="0"/>
+          <w:bCs w:val="0"/>
+        </w:rPr>
+        <w:t>.</w:t>
+      </w:r>
+      <w:r>
+        <w:rPr>
+          <w:rStyle w:val="a3"/>
+          <w:b w:val="0"/>
+          <w:bCs w:val="0"/>
+        </w:rPr>
+        <w:t>2</w:t>
       </w:r>
       <w:r>
         <w:rPr>
@@ -432,7 +2077,7 @@
           <w:bCs w:val="0"/>
         </w:rPr>
         <w:lastRenderedPageBreak/>
-        <w:t>2.2 Анализ типовых уязвимостей веб-приложений</w:t>
+        <w:t>2.3 Анализ типовых уязвимостей веб-приложений</w:t>
       </w:r>
     </w:p>
     <w:p>
@@ -541,7 +2186,7 @@
           <w:bCs w:val="0"/>
         </w:rPr>
         <w:lastRenderedPageBreak/>
-        <w:t>2.3 Механизмы обеспечения безопасности веб-приложений</w:t>
+        <w:t>2.4 Механизмы обеспечения безопасности веб-приложений</w:t>
       </w:r>
     </w:p>
     <w:p>
@@ -652,7 +2297,7 @@
           <w:bCs w:val="0"/>
         </w:rPr>
         <w:lastRenderedPageBreak/>
-        <w:t>2.4 Формирование модели комплексной защиты веб-приложения</w:t>
+        <w:t>2.5 Формирование модели комплексной защиты веб-приложения</w:t>
       </w:r>
     </w:p>
     <w:p>
@@ -767,7 +2412,7 @@
           <w:szCs w:val="24"/>
           <w:lang w:eastAsia="ru-RU"/>
         </w:rPr>
-        <w:footnoteReference w:id="1"/>
+        <w:footnoteReference w:id="11"/>
       </w:r>
       <w:r>
         <w:rPr>
@@ -787,7 +2432,7 @@
         <w:rPr>
           <w:vertAlign w:val="superscript"/>
         </w:rPr>
-        <w:footnoteReference w:id="2"/>
+        <w:footnoteReference w:id="12"/>
       </w:r>
       <w:r>
         <w:rPr>
@@ -866,7 +2511,7 @@
         <w:rPr>
           <w:rStyle w:val="a7"/>
         </w:rPr>
-        <w:footnoteReference w:id="3"/>
+        <w:footnoteReference w:id="13"/>
       </w:r>
       <w:r>
         <w:rPr>
@@ -905,7 +2550,7 @@
           <w:szCs w:val="24"/>
           <w:lang w:eastAsia="ru-RU"/>
         </w:rPr>
-        <w:footnoteReference w:id="4"/>
+        <w:footnoteReference w:id="14"/>
       </w:r>
       <w:r>
         <w:rPr>
@@ -1061,7 +2706,7 @@
           <w:szCs w:val="24"/>
           <w:lang w:eastAsia="ru-RU"/>
         </w:rPr>
-        <w:footnoteReference w:id="5"/>
+        <w:footnoteReference w:id="15"/>
       </w:r>
       <w:r>
         <w:rPr>
@@ -2915,7 +4560,19 @@
         <w:t>системе. Вместе с тем данная модель служит основой для практической реализации механизмов защиты, которая будет рассмотрена в следующей главе.</w:t>
       </w:r>
     </w:p>
-    <w:bookmarkEnd w:id="0"/>
+    <w:p>
+      <w:pPr>
+        <w:rPr>
+          <w:rFonts w:ascii="Times New Roman" w:eastAsia="Times New Roman" w:hAnsi="Times New Roman" w:cs="Times New Roman"/>
+          <w:sz w:val="24"/>
+          <w:szCs w:val="24"/>
+          <w:lang w:eastAsia="ru-RU"/>
+        </w:rPr>
+      </w:pPr>
+      <w:r>
+        <w:br w:type="page"/>
+      </w:r>
+    </w:p>
     <w:p/>
     <w:sectPr>
       <w:pgSz w:w="11906" w:h="16838"/>
@@ -2989,11 +4646,391 @@
         <w:t xml:space="preserve"> </w:t>
       </w:r>
       <w:r>
-        <w:t>Охонько, Ф. С. Анализ уязвимостей стандарта Content security Policy с целью повышения защиты веб-сайтов / Ф. С. Охонько // Cifra. Информационные технологии и телекоммуникации. – 2025. – № 1(5). – DOI 10.60797/itech.2025.5.1. – EDN RKCIPV.</w:t>
+        <w:rPr>
+          <w:rFonts w:ascii="Helvetica" w:hAnsi="Helvetica" w:cs="Helvetica"/>
+          <w:color w:val="777777"/>
+          <w:sz w:val="21"/>
+          <w:szCs w:val="21"/>
+          <w:shd w:val="clear" w:color="auto" w:fill="F9F9F9"/>
+        </w:rPr>
+        <w:t>ГОСТ Р 53114-2008</w:t>
       </w:r>
     </w:p>
   </w:footnote>
   <w:footnote w:id="2">
+    <w:p>
+      <w:pPr>
+        <w:pStyle w:val="a5"/>
+      </w:pPr>
+      <w:r>
+        <w:rPr>
+          <w:rStyle w:val="a7"/>
+        </w:rPr>
+        <w:footnoteRef/>
+      </w:r>
+      <w:r>
+        <w:t xml:space="preserve"> </w:t>
+      </w:r>
+      <w:r>
+        <w:t>Магеррамов, З. Т. Классификация угроз информационной безопасности / З. Т. Магеррамов, Х. В. Амирасланов, М. С. Алишов // Фундаментальные и прикладные научные исследования: актуальные вопросы, достижения и инновации : сборник статей LVIII Международной научно-практической конференции, Пенза, 27 июля 2022 года. – Пенза: Наука и Просвещение (ИП Гуляев Г.Ю.), 2022. – С. 101-104. – EDN GBAOJM.</w:t>
+      </w:r>
+    </w:p>
+  </w:footnote>
+  <w:footnote w:id="3">
+    <w:p>
+      <w:pPr>
+        <w:pStyle w:val="a5"/>
+      </w:pPr>
+      <w:r>
+        <w:rPr>
+          <w:rStyle w:val="a7"/>
+        </w:rPr>
+        <w:footnoteRef/>
+      </w:r>
+      <w:r>
+        <w:t xml:space="preserve"> </w:t>
+      </w:r>
+      <w:r>
+        <w:t>https://bdu.fstec.ru/threat-section/threats</w:t>
+      </w:r>
+    </w:p>
+  </w:footnote>
+  <w:footnote w:id="4">
+    <w:p>
+      <w:pPr>
+        <w:pStyle w:val="a5"/>
+      </w:pPr>
+      <w:r>
+        <w:rPr>
+          <w:rStyle w:val="a7"/>
+        </w:rPr>
+        <w:footnoteRef/>
+      </w:r>
+      <w:r>
+        <w:t xml:space="preserve"> </w:t>
+      </w:r>
+      <w:r>
+        <w:t>Ланецкая А. Ю., Александрова Е. Н. СОВРЕМЕННЫЕ УГРОЗЫ ИНФОРМАЦИОННОЙ БЕЗОПАСНОСТИ // Международный журнал гуманитарных и естественных наук. 2022. №7-2. URL: https://cyberleninka.ru/article/n/sovremennye-ugrozy-informatsionnoy-bezopasnosti (дата обращения: 09.12.2025).</w:t>
+      </w:r>
+    </w:p>
+  </w:footnote>
+  <w:footnote w:id="5">
+    <w:p>
+      <w:pPr>
+        <w:pStyle w:val="a5"/>
+      </w:pPr>
+      <w:r>
+        <w:rPr>
+          <w:rStyle w:val="a7"/>
+        </w:rPr>
+        <w:footnoteRef/>
+      </w:r>
+      <w:r>
+        <w:t xml:space="preserve"> </w:t>
+      </w:r>
+      <w:r>
+        <w:t>https://www.kaspersky.ru/resource-center/definitions/what-is-cyber-security</w:t>
+      </w:r>
+    </w:p>
+  </w:footnote>
+  <w:footnote w:id="6">
+    <w:p>
+      <w:pPr>
+        <w:pStyle w:val="a5"/>
+      </w:pPr>
+      <w:r>
+        <w:rPr>
+          <w:rStyle w:val="a7"/>
+        </w:rPr>
+        <w:footnoteRef/>
+      </w:r>
+      <w:r>
+        <w:t xml:space="preserve"> Савельева Елизавета Анатольевна ТЕНДЕНЦИИ КИБЕРПРЕСТУПНОСТИ: АНАЛИЗ ОТЧЕТОВ О ПРОИСШЕСТВИЯХ И УЩЕРБЕ // Экономика и парадигма нового времени. 2025. №5 (38). URL: https://cyberleninka.ru/article/n/tendentsii-kiberprestupnosti-analiz-otchetov-o-proisshestviyah-i-uscherbe (дата обращения: 09.12.2025).</w:t>
+      </w:r>
+    </w:p>
+  </w:footnote>
+  <w:footnote w:id="7">
+    <w:p>
+      <w:pPr>
+        <w:pStyle w:val="a5"/>
+      </w:pPr>
+      <w:r>
+        <w:rPr>
+          <w:rStyle w:val="a7"/>
+        </w:rPr>
+        <w:footnoteRef/>
+      </w:r>
+      <w:r>
+        <w:t xml:space="preserve"> </w:t>
+      </w:r>
+      <w:r>
+        <w:t>Кочесоков Рустам Хажмударович Киберпреступность в России: тенденции и методы борьбы // Пробелы в российском законодательстве. 2023. №5. URL: https://cyberleninka.ru/article/n/kiberprestupnost-v-rossii-tendentsii-i-metody-borby (дата обращения: 09.12.2025).</w:t>
+      </w:r>
+    </w:p>
+  </w:footnote>
+  <w:footnote w:id="8">
+    <w:p>
+      <w:pPr>
+        <w:pStyle w:val="a5"/>
+      </w:pPr>
+      <w:r>
+        <w:rPr>
+          <w:rStyle w:val="a7"/>
+        </w:rPr>
+        <w:footnoteRef/>
+      </w:r>
+      <w:r>
+        <w:t xml:space="preserve"> </w:t>
+      </w:r>
+      <w:r>
+        <w:t>Козаев Н. Ш. КИБЕРПРЕСТУПНОСТЬ В СОВРЕМЕННОМ МИРЕ: ТЕНДЕНЦИИ, ВЫЗОВЫ И СТРАТЕГИИ ПРОТИВОДЕЙСТВИЯ // Гуманитарные, социально-экономические и общественные науки. 2024. №11. URL: https://cyberleninka.ru/article/n/kiberprestupnost-v-sovremennom-mire-tendentsii-vyzovy-i-strategii-protivodeystviya (дата обращения: 09.12.2025).</w:t>
+      </w:r>
+    </w:p>
+  </w:footnote>
+  <w:footnote w:id="9">
+    <w:p>
+      <w:pPr>
+        <w:pStyle w:val="a5"/>
+      </w:pPr>
+      <w:r>
+        <w:rPr>
+          <w:rStyle w:val="a7"/>
+        </w:rPr>
+        <w:footnoteRef/>
+      </w:r>
+      <w:r>
+        <w:t xml:space="preserve"> </w:t>
+      </w:r>
+      <w:r>
+        <w:rPr>
+          <w:rFonts w:ascii="TT3602o00" w:hAnsi="TT3602o00"/>
+          <w:color w:val="000000"/>
+          <w:sz w:val="18"/>
+          <w:szCs w:val="18"/>
+        </w:rPr>
+        <w:t>Карабеков К</w:t>
+      </w:r>
+      <w:r>
+        <w:rPr>
+          <w:rFonts w:ascii="Helvetica" w:hAnsi="Helvetica" w:cs="Helvetica"/>
+          <w:color w:val="000000"/>
+          <w:sz w:val="18"/>
+          <w:szCs w:val="18"/>
+        </w:rPr>
+        <w:t>.</w:t>
+      </w:r>
+      <w:r>
+        <w:rPr>
+          <w:rFonts w:ascii="TT3602o00" w:hAnsi="TT3602o00"/>
+          <w:color w:val="000000"/>
+          <w:sz w:val="18"/>
+          <w:szCs w:val="18"/>
+        </w:rPr>
+        <w:t>О</w:t>
+      </w:r>
+      <w:r>
+        <w:rPr>
+          <w:rFonts w:ascii="Helvetica" w:hAnsi="Helvetica" w:cs="Helvetica"/>
+          <w:color w:val="000000"/>
+          <w:sz w:val="18"/>
+          <w:szCs w:val="18"/>
+        </w:rPr>
+        <w:t xml:space="preserve">. </w:t>
+      </w:r>
+      <w:r>
+        <w:rPr>
+          <w:rFonts w:ascii="TT3602o00" w:hAnsi="TT3602o00"/>
+          <w:color w:val="000000"/>
+          <w:sz w:val="18"/>
+          <w:szCs w:val="18"/>
+        </w:rPr>
+        <w:t xml:space="preserve">Состояние и тенденции киберпреступности в Российской Федерации и Республике Казахстан </w:t>
+      </w:r>
+      <w:r>
+        <w:rPr>
+          <w:rFonts w:ascii="Helvetica" w:hAnsi="Helvetica" w:cs="Helvetica"/>
+          <w:color w:val="000000"/>
+          <w:sz w:val="18"/>
+          <w:szCs w:val="18"/>
+        </w:rPr>
+        <w:t xml:space="preserve">/ </w:t>
+      </w:r>
+      <w:r>
+        <w:rPr>
+          <w:rFonts w:ascii="TT3602o00" w:hAnsi="TT3602o00"/>
+          <w:color w:val="000000"/>
+          <w:sz w:val="18"/>
+          <w:szCs w:val="18"/>
+        </w:rPr>
+        <w:t>К</w:t>
+      </w:r>
+      <w:r>
+        <w:rPr>
+          <w:rFonts w:ascii="Helvetica" w:hAnsi="Helvetica" w:cs="Helvetica"/>
+          <w:color w:val="000000"/>
+          <w:sz w:val="18"/>
+          <w:szCs w:val="18"/>
+        </w:rPr>
+        <w:t>.</w:t>
+      </w:r>
+      <w:r>
+        <w:rPr>
+          <w:rFonts w:ascii="TT3602o00" w:hAnsi="TT3602o00"/>
+          <w:color w:val="000000"/>
+          <w:sz w:val="18"/>
+          <w:szCs w:val="18"/>
+        </w:rPr>
+        <w:t>О</w:t>
+      </w:r>
+      <w:r>
+        <w:rPr>
+          <w:rFonts w:ascii="Helvetica" w:hAnsi="Helvetica" w:cs="Helvetica"/>
+          <w:color w:val="000000"/>
+          <w:sz w:val="18"/>
+          <w:szCs w:val="18"/>
+        </w:rPr>
+        <w:t xml:space="preserve">. </w:t>
+      </w:r>
+      <w:r>
+        <w:rPr>
+          <w:rFonts w:ascii="TT3602o00" w:hAnsi="TT3602o00"/>
+          <w:color w:val="000000"/>
+          <w:sz w:val="18"/>
+          <w:szCs w:val="18"/>
+        </w:rPr>
+        <w:t xml:space="preserve">Карабеков </w:t>
+      </w:r>
+      <w:r>
+        <w:rPr>
+          <w:rFonts w:ascii="Helvetica" w:hAnsi="Helvetica" w:cs="Helvetica"/>
+          <w:color w:val="000000"/>
+          <w:sz w:val="18"/>
+          <w:szCs w:val="18"/>
+        </w:rPr>
+        <w:t xml:space="preserve">// </w:t>
+      </w:r>
+      <w:r>
+        <w:rPr>
+          <w:rFonts w:ascii="TT3602o00" w:hAnsi="TT3602o00"/>
+          <w:color w:val="000000"/>
+          <w:sz w:val="18"/>
+          <w:szCs w:val="18"/>
+        </w:rPr>
+        <w:t>Научный вестник Омской академии МВД России</w:t>
+      </w:r>
+      <w:r>
+        <w:rPr>
+          <w:rFonts w:ascii="Helvetica" w:hAnsi="Helvetica" w:cs="Helvetica"/>
+          <w:color w:val="000000"/>
+          <w:sz w:val="18"/>
+          <w:szCs w:val="18"/>
+        </w:rPr>
+        <w:t xml:space="preserve">. 2024. </w:t>
+      </w:r>
+      <w:r>
+        <w:rPr>
+          <w:rFonts w:ascii="TT3602o00" w:hAnsi="TT3602o00"/>
+          <w:color w:val="000000"/>
+          <w:sz w:val="18"/>
+          <w:szCs w:val="18"/>
+        </w:rPr>
+        <w:t>Т</w:t>
+      </w:r>
+      <w:r>
+        <w:rPr>
+          <w:rFonts w:ascii="Helvetica" w:hAnsi="Helvetica" w:cs="Helvetica"/>
+          <w:color w:val="000000"/>
+          <w:sz w:val="18"/>
+          <w:szCs w:val="18"/>
+        </w:rPr>
+        <w:t xml:space="preserve">. 30. </w:t>
+      </w:r>
+      <w:r>
+        <w:rPr>
+          <w:rFonts w:ascii="TT3602o00" w:hAnsi="TT3602o00"/>
+          <w:color w:val="000000"/>
+          <w:sz w:val="18"/>
+          <w:szCs w:val="18"/>
+        </w:rPr>
+        <w:t xml:space="preserve">№ </w:t>
+      </w:r>
+      <w:r>
+        <w:rPr>
+          <w:rFonts w:ascii="Helvetica" w:hAnsi="Helvetica" w:cs="Helvetica"/>
+          <w:color w:val="000000"/>
+          <w:sz w:val="18"/>
+          <w:szCs w:val="18"/>
+        </w:rPr>
+        <w:t>2(93).</w:t>
+      </w:r>
+      <w:r>
+        <w:rPr>
+          <w:rFonts w:ascii="Helvetica" w:hAnsi="Helvetica" w:cs="Helvetica"/>
+          <w:color w:val="000000"/>
+          <w:sz w:val="18"/>
+          <w:szCs w:val="18"/>
+        </w:rPr>
+        <w:br/>
+      </w:r>
+      <w:r>
+        <w:rPr>
+          <w:rFonts w:ascii="TT3602o00" w:hAnsi="TT3602o00"/>
+          <w:color w:val="000000"/>
+          <w:sz w:val="18"/>
+          <w:szCs w:val="18"/>
+        </w:rPr>
+        <w:t>С</w:t>
+      </w:r>
+      <w:r>
+        <w:rPr>
+          <w:rFonts w:ascii="Helvetica" w:hAnsi="Helvetica" w:cs="Helvetica"/>
+          <w:color w:val="000000"/>
+          <w:sz w:val="18"/>
+          <w:szCs w:val="18"/>
+        </w:rPr>
+        <w:t>. 106–112.</w:t>
+      </w:r>
+    </w:p>
+  </w:footnote>
+  <w:footnote w:id="10">
+    <w:p>
+      <w:pPr>
+        <w:pStyle w:val="a5"/>
+      </w:pPr>
+      <w:r>
+        <w:rPr>
+          <w:rStyle w:val="a7"/>
+        </w:rPr>
+        <w:footnoteRef/>
+      </w:r>
+      <w:r>
+        <w:t xml:space="preserve"> </w:t>
+      </w:r>
+      <w:r>
+        <w:t>Аменицкий, А. В. Актуальные тенденции кибербезопасности / А. В. Аменицкий // Актуальные вопросы науки, технологий и общества : Монография. – Пенза : Наука и Просвещение (ИП Гуляев Г.Ю.), 2025. – С. 92-120. – EDN BVTRQM.</w:t>
+      </w:r>
+    </w:p>
+  </w:footnote>
+  <w:footnote w:id="11">
+    <w:p>
+      <w:pPr>
+        <w:pStyle w:val="a5"/>
+      </w:pPr>
+      <w:r>
+        <w:rPr>
+          <w:rStyle w:val="a7"/>
+        </w:rPr>
+        <w:footnoteRef/>
+      </w:r>
+      <w:r>
+        <w:t xml:space="preserve"> </w:t>
+      </w:r>
+      <w:r>
+        <w:t>Охонько, Ф. С. Анализ уязвимостей стандарта Content security Policy с целью повышения защиты веб-сайтов / Ф. С. Охонько // Cifra. Информационные технологии и телекоммуникации. – 2025. – № 1(5). – DOI 10.60797/itech.2025.5.1. – EDN RKCIPV.</w:t>
+      </w:r>
+    </w:p>
+  </w:footnote>
+  <w:footnote w:id="12">
     <w:p>
       <w:pPr>
         <w:pStyle w:val="a5"/>
@@ -3017,7 +5054,7 @@
       </w:r>
     </w:p>
   </w:footnote>
-  <w:footnote w:id="3">
+  <w:footnote w:id="13">
     <w:p>
       <w:pPr>
         <w:pStyle w:val="a5"/>
@@ -3036,7 +5073,7 @@
       </w:r>
     </w:p>
   </w:footnote>
-  <w:footnote w:id="4">
+  <w:footnote w:id="14">
     <w:p>
       <w:pPr>
         <w:pStyle w:val="a5"/>
@@ -3055,7 +5092,7 @@
       </w:r>
     </w:p>
   </w:footnote>
-  <w:footnote w:id="5">
+  <w:footnote w:id="15">
     <w:p>
       <w:pPr>
         <w:pStyle w:val="a5"/>
@@ -3075,6 +5112,243 @@
     </w:p>
   </w:footnote>
 </w:footnotes>
+</file>
+
+<file path=word/numbering.xml><?xml version="1.0" encoding="utf-8"?>
+<w:numbering xmlns:wpc="http://schemas.microsoft.com/office/word/2010/wordprocessingCanvas" xmlns:cx="http://schemas.microsoft.com/office/drawing/2014/chartex" xmlns:cx1="http://schemas.microsoft.com/office/drawing/2015/9/8/chartex" xmlns:cx2="http://schemas.microsoft.com/office/drawing/2015/10/21/chartex" xmlns:cx3="http://schemas.microsoft.com/office/drawing/2016/5/9/chartex" xmlns:cx4="http://schemas.microsoft.com/office/drawing/2016/5/10/chartex" xmlns:cx5="http://schemas.microsoft.com/office/drawing/2016/5/11/chartex" xmlns:cx6="http://schemas.microsoft.com/office/drawing/2016/5/12/chartex" xmlns:cx7="http://schemas.microsoft.com/office/drawing/2016/5/13/chartex" xmlns:cx8="http://schemas.microsoft.com/office/drawing/2016/5/14/chartex" xmlns:mc="http://schemas.openxmlformats.org/markup-compatibility/2006" xmlns:aink="http://schemas.microsoft.com/office/drawing/2016/ink" xmlns:am3d="http://schemas.microsoft.com/office/drawing/2017/model3d" xmlns:o="urn:schemas-microsoft-com:office:office" xmlns:r="http://schemas.openxmlformats.org/officeDocument/2006/relationships" xmlns:m="http://schemas.openxmlformats.org/officeDocument/2006/math" xmlns:v="urn:schemas-microsoft-com:vml" xmlns:wp14="http://schemas.microsoft.com/office/word/2010/wordprocessingDrawing" xmlns:wp="http://schemas.openxmlformats.org/drawingml/2006/wordprocessingDrawing" xmlns:w10="urn:schemas-microsoft-com:office:word" xmlns:w="http://schemas.openxmlformats.org/wordprocessingml/2006/main" xmlns:w14="http://schemas.microsoft.com/office/word/2010/wordml" xmlns:w15="http://schemas.microsoft.com/office/word/2012/wordml" xmlns:w16cex="http://schemas.microsoft.com/office/word/2018/wordml/cex" xmlns:w16cid="http://schemas.microsoft.com/office/word/2016/wordml/cid" xmlns:w16="http://schemas.microsoft.com/office/word/2018/wordml" xmlns:w16se="http://schemas.microsoft.com/office/word/2015/wordml/symex" xmlns:wpg="http://schemas.microsoft.com/office/word/2010/wordprocessingGroup" xmlns:wpi="http://schemas.microsoft.com/office/word/2010/wordprocessingInk" xmlns:wne="http://schemas.microsoft.com/office/word/2006/wordml" xmlns:wps="http://schemas.microsoft.com/office/word/2010/wordprocessingShape" mc:Ignorable="w14 w15 w16se w16cid w16 w16cex wp14">
+  <w:abstractNum w:abstractNumId="0" w15:restartNumberingAfterBreak="0">
+    <w:nsid w:val="11B62D37"/>
+    <w:multiLevelType w:val="hybridMultilevel"/>
+    <w:tmpl w:val="A1AE0AAA"/>
+    <w:lvl w:ilvl="0" w:tplc="04190001">
+      <w:start w:val="1"/>
+      <w:numFmt w:val="bullet"/>
+      <w:lvlText w:val=""/>
+      <w:lvlJc w:val="left"/>
+      <w:pPr>
+        <w:ind w:left="720" w:hanging="360"/>
+      </w:pPr>
+      <w:rPr>
+        <w:rFonts w:ascii="Symbol" w:hAnsi="Symbol" w:hint="default"/>
+      </w:rPr>
+    </w:lvl>
+    <w:lvl w:ilvl="1" w:tplc="04190003" w:tentative="1">
+      <w:start w:val="1"/>
+      <w:numFmt w:val="bullet"/>
+      <w:lvlText w:val="o"/>
+      <w:lvlJc w:val="left"/>
+      <w:pPr>
+        <w:ind w:left="1440" w:hanging="360"/>
+      </w:pPr>
+      <w:rPr>
+        <w:rFonts w:ascii="Courier New" w:hAnsi="Courier New" w:cs="Courier New" w:hint="default"/>
+      </w:rPr>
+    </w:lvl>
+    <w:lvl w:ilvl="2" w:tplc="04190005" w:tentative="1">
+      <w:start w:val="1"/>
+      <w:numFmt w:val="bullet"/>
+      <w:lvlText w:val=""/>
+      <w:lvlJc w:val="left"/>
+      <w:pPr>
+        <w:ind w:left="2160" w:hanging="360"/>
+      </w:pPr>
+      <w:rPr>
+        <w:rFonts w:ascii="Wingdings" w:hAnsi="Wingdings" w:hint="default"/>
+      </w:rPr>
+    </w:lvl>
+    <w:lvl w:ilvl="3" w:tplc="04190001" w:tentative="1">
+      <w:start w:val="1"/>
+      <w:numFmt w:val="bullet"/>
+      <w:lvlText w:val=""/>
+      <w:lvlJc w:val="left"/>
+      <w:pPr>
+        <w:ind w:left="2880" w:hanging="360"/>
+      </w:pPr>
+      <w:rPr>
+        <w:rFonts w:ascii="Symbol" w:hAnsi="Symbol" w:hint="default"/>
+      </w:rPr>
+    </w:lvl>
+    <w:lvl w:ilvl="4" w:tplc="04190003" w:tentative="1">
+      <w:start w:val="1"/>
+      <w:numFmt w:val="bullet"/>
+      <w:lvlText w:val="o"/>
+      <w:lvlJc w:val="left"/>
+      <w:pPr>
+        <w:ind w:left="3600" w:hanging="360"/>
+      </w:pPr>
+      <w:rPr>
+        <w:rFonts w:ascii="Courier New" w:hAnsi="Courier New" w:cs="Courier New" w:hint="default"/>
+      </w:rPr>
+    </w:lvl>
+    <w:lvl w:ilvl="5" w:tplc="04190005" w:tentative="1">
+      <w:start w:val="1"/>
+      <w:numFmt w:val="bullet"/>
+      <w:lvlText w:val=""/>
+      <w:lvlJc w:val="left"/>
+      <w:pPr>
+        <w:ind w:left="4320" w:hanging="360"/>
+      </w:pPr>
+      <w:rPr>
+        <w:rFonts w:ascii="Wingdings" w:hAnsi="Wingdings" w:hint="default"/>
+      </w:rPr>
+    </w:lvl>
+    <w:lvl w:ilvl="6" w:tplc="04190001" w:tentative="1">
+      <w:start w:val="1"/>
+      <w:numFmt w:val="bullet"/>
+      <w:lvlText w:val=""/>
+      <w:lvlJc w:val="left"/>
+      <w:pPr>
+        <w:ind w:left="5040" w:hanging="360"/>
+      </w:pPr>
+      <w:rPr>
+        <w:rFonts w:ascii="Symbol" w:hAnsi="Symbol" w:hint="default"/>
+      </w:rPr>
+    </w:lvl>
+    <w:lvl w:ilvl="7" w:tplc="04190003" w:tentative="1">
+      <w:start w:val="1"/>
+      <w:numFmt w:val="bullet"/>
+      <w:lvlText w:val="o"/>
+      <w:lvlJc w:val="left"/>
+      <w:pPr>
+        <w:ind w:left="5760" w:hanging="360"/>
+      </w:pPr>
+      <w:rPr>
+        <w:rFonts w:ascii="Courier New" w:hAnsi="Courier New" w:cs="Courier New" w:hint="default"/>
+      </w:rPr>
+    </w:lvl>
+    <w:lvl w:ilvl="8" w:tplc="04190005" w:tentative="1">
+      <w:start w:val="1"/>
+      <w:numFmt w:val="bullet"/>
+      <w:lvlText w:val=""/>
+      <w:lvlJc w:val="left"/>
+      <w:pPr>
+        <w:ind w:left="6480" w:hanging="360"/>
+      </w:pPr>
+      <w:rPr>
+        <w:rFonts w:ascii="Wingdings" w:hAnsi="Wingdings" w:hint="default"/>
+      </w:rPr>
+    </w:lvl>
+  </w:abstractNum>
+  <w:abstractNum w:abstractNumId="1" w15:restartNumberingAfterBreak="0">
+    <w:nsid w:val="20773A41"/>
+    <w:multiLevelType w:val="multilevel"/>
+    <w:tmpl w:val="2B8E5E28"/>
+    <w:lvl w:ilvl="0">
+      <w:start w:val="1"/>
+      <w:numFmt w:val="decimal"/>
+      <w:lvlText w:val="%1."/>
+      <w:lvlJc w:val="left"/>
+      <w:pPr>
+        <w:tabs>
+          <w:tab w:val="num" w:pos="720"/>
+        </w:tabs>
+        <w:ind w:left="720" w:hanging="360"/>
+      </w:pPr>
+    </w:lvl>
+    <w:lvl w:ilvl="1" w:tentative="1">
+      <w:start w:val="1"/>
+      <w:numFmt w:val="decimal"/>
+      <w:lvlText w:val="%2."/>
+      <w:lvlJc w:val="left"/>
+      <w:pPr>
+        <w:tabs>
+          <w:tab w:val="num" w:pos="1440"/>
+        </w:tabs>
+        <w:ind w:left="1440" w:hanging="360"/>
+      </w:pPr>
+    </w:lvl>
+    <w:lvl w:ilvl="2" w:tentative="1">
+      <w:start w:val="1"/>
+      <w:numFmt w:val="decimal"/>
+      <w:lvlText w:val="%3."/>
+      <w:lvlJc w:val="left"/>
+      <w:pPr>
+        <w:tabs>
+          <w:tab w:val="num" w:pos="2160"/>
+        </w:tabs>
+        <w:ind w:left="2160" w:hanging="360"/>
+      </w:pPr>
+    </w:lvl>
+    <w:lvl w:ilvl="3" w:tentative="1">
+      <w:start w:val="1"/>
+      <w:numFmt w:val="decimal"/>
+      <w:lvlText w:val="%4."/>
+      <w:lvlJc w:val="left"/>
+      <w:pPr>
+        <w:tabs>
+          <w:tab w:val="num" w:pos="2880"/>
+        </w:tabs>
+        <w:ind w:left="2880" w:hanging="360"/>
+      </w:pPr>
+    </w:lvl>
+    <w:lvl w:ilvl="4" w:tentative="1">
+      <w:start w:val="1"/>
+      <w:numFmt w:val="decimal"/>
+      <w:lvlText w:val="%5."/>
+      <w:lvlJc w:val="left"/>
+      <w:pPr>
+        <w:tabs>
+          <w:tab w:val="num" w:pos="3600"/>
+        </w:tabs>
+        <w:ind w:left="3600" w:hanging="360"/>
+      </w:pPr>
+    </w:lvl>
+    <w:lvl w:ilvl="5" w:tentative="1">
+      <w:start w:val="1"/>
+      <w:numFmt w:val="decimal"/>
+      <w:lvlText w:val="%6."/>
+      <w:lvlJc w:val="left"/>
+      <w:pPr>
+        <w:tabs>
+          <w:tab w:val="num" w:pos="4320"/>
+        </w:tabs>
+        <w:ind w:left="4320" w:hanging="360"/>
+      </w:pPr>
+    </w:lvl>
+    <w:lvl w:ilvl="6" w:tentative="1">
+      <w:start w:val="1"/>
+      <w:numFmt w:val="decimal"/>
+      <w:lvlText w:val="%7."/>
+      <w:lvlJc w:val="left"/>
+      <w:pPr>
+        <w:tabs>
+          <w:tab w:val="num" w:pos="5040"/>
+        </w:tabs>
+        <w:ind w:left="5040" w:hanging="360"/>
+      </w:pPr>
+    </w:lvl>
+    <w:lvl w:ilvl="7" w:tentative="1">
+      <w:start w:val="1"/>
+      <w:numFmt w:val="decimal"/>
+      <w:lvlText w:val="%8."/>
+      <w:lvlJc w:val="left"/>
+      <w:pPr>
+        <w:tabs>
+          <w:tab w:val="num" w:pos="5760"/>
+        </w:tabs>
+        <w:ind w:left="5760" w:hanging="360"/>
+      </w:pPr>
+    </w:lvl>
+    <w:lvl w:ilvl="8" w:tentative="1">
+      <w:start w:val="1"/>
+      <w:numFmt w:val="decimal"/>
+      <w:lvlText w:val="%9."/>
+      <w:lvlJc w:val="left"/>
+      <w:pPr>
+        <w:tabs>
+          <w:tab w:val="num" w:pos="6480"/>
+        </w:tabs>
+        <w:ind w:left="6480" w:hanging="360"/>
+      </w:pPr>
+    </w:lvl>
+  </w:abstractNum>
+  <w:num w:numId="1">
+    <w:abstractNumId w:val="0"/>
+  </w:num>
+  <w:num w:numId="2">
+    <w:abstractNumId w:val="1"/>
+  </w:num>
+</w:numbering>
 </file>
 
 <file path=word/styles.xml><?xml version="1.0" encoding="utf-8"?>
@@ -3475,7 +5749,7 @@
   <w:style w:type="paragraph" w:default="1" w:styleId="a">
     <w:name w:val="Normal"/>
     <w:qFormat/>
-    <w:rsid w:val="005A44D4"/>
+    <w:rsid w:val="00ED2885"/>
   </w:style>
   <w:style w:type="paragraph" w:styleId="2">
     <w:name w:val="heading 2"/>
@@ -3611,6 +5885,17 @@
     <w:rPr>
       <w:vertAlign w:val="superscript"/>
     </w:rPr>
+  </w:style>
+  <w:style w:type="paragraph" w:styleId="a8">
+    <w:name w:val="List Paragraph"/>
+    <w:basedOn w:val="a"/>
+    <w:uiPriority w:val="34"/>
+    <w:qFormat/>
+    <w:rsid w:val="00ED2885"/>
+    <w:pPr>
+      <w:ind w:left="720"/>
+      <w:contextualSpacing/>
+    </w:pPr>
   </w:style>
 </w:styles>
 </file>
